--- a/KTIP_Audit_Report_v2.docx
+++ b/KTIP_Audit_Report_v2.docx
@@ -1,13 +1,13 @@
 
 <file path=word/document.xml><?xml version="1.0" encoding="utf-8"?>
-<w:document xmlns:w="http://schemas.openxmlformats.org/wordprocessingml/2006/main" xmlns:m="http://schemas.openxmlformats.org/officeDocument/2006/math" xmlns:r="http://schemas.openxmlformats.org/officeDocument/2006/relationships" xmlns:o="urn:schemas-microsoft-com:office:office" xmlns:v="urn:schemas-microsoft-com:vml" xmlns:w10="urn:schemas-microsoft-com:office:word" xmlns:a="http://schemas.openxmlformats.org/drawingml/2006/main" xmlns:pic="http://schemas.openxmlformats.org/drawingml/2006/picture" xmlns:wp="http://schemas.openxmlformats.org/drawingml/2006/wordprocessingDrawing">
+<w:document xmlns:wpc="http://schemas.microsoft.com/office/word/2010/wordprocessingCanvas" xmlns:cx="http://schemas.microsoft.com/office/drawing/2014/chartex" xmlns:cx1="http://schemas.microsoft.com/office/drawing/2015/9/8/chartex" xmlns:cx2="http://schemas.microsoft.com/office/drawing/2015/10/21/chartex" xmlns:cx3="http://schemas.microsoft.com/office/drawing/2016/5/9/chartex" xmlns:cx4="http://schemas.microsoft.com/office/drawing/2016/5/10/chartex" xmlns:cx5="http://schemas.microsoft.com/office/drawing/2016/5/11/chartex" xmlns:cx6="http://schemas.microsoft.com/office/drawing/2016/5/12/chartex" xmlns:cx7="http://schemas.microsoft.com/office/drawing/2016/5/13/chartex" xmlns:cx8="http://schemas.microsoft.com/office/drawing/2016/5/14/chartex" xmlns:mc="http://schemas.openxmlformats.org/markup-compatibility/2006" xmlns:aink="http://schemas.microsoft.com/office/drawing/2016/ink" xmlns:am3d="http://schemas.microsoft.com/office/drawing/2017/model3d" xmlns:o="urn:schemas-microsoft-com:office:office" xmlns:oel="http://schemas.microsoft.com/office/2019/extlst" xmlns:r="http://schemas.openxmlformats.org/officeDocument/2006/relationships" xmlns:m="http://schemas.openxmlformats.org/officeDocument/2006/math" xmlns:v="urn:schemas-microsoft-com:vml" xmlns:wp14="http://schemas.microsoft.com/office/word/2010/wordprocessingDrawing" xmlns:wp="http://schemas.openxmlformats.org/drawingml/2006/wordprocessingDrawing" xmlns:w10="urn:schemas-microsoft-com:office:word" xmlns:w="http://schemas.openxmlformats.org/wordprocessingml/2006/main" xmlns:w14="http://schemas.microsoft.com/office/word/2010/wordml" xmlns:w15="http://schemas.microsoft.com/office/word/2012/wordml" xmlns:w16cex="http://schemas.microsoft.com/office/word/2018/wordml/cex" xmlns:w16cid="http://schemas.microsoft.com/office/word/2016/wordml/cid" xmlns:w16="http://schemas.microsoft.com/office/word/2018/wordml" xmlns:w16du="http://schemas.microsoft.com/office/word/2023/wordml/word16du" xmlns:w16sdtdh="http://schemas.microsoft.com/office/word/2020/wordml/sdtdatahash" xmlns:w16sdtfl="http://schemas.microsoft.com/office/word/2024/wordml/sdtformatlock" xmlns:w16se="http://schemas.microsoft.com/office/word/2015/wordml/symex" xmlns:wpg="http://schemas.microsoft.com/office/word/2010/wordprocessingGroup" xmlns:wpi="http://schemas.microsoft.com/office/word/2010/wordprocessingInk" xmlns:wne="http://schemas.microsoft.com/office/word/2006/wordml" xmlns:wps="http://schemas.microsoft.com/office/word/2010/wordprocessingShape" mc:Ignorable="w14 w15 w16se w16cid w16 w16cex w16sdtdh w16sdtfl w16du wp14">
   <w:body>
     <w:p>
       <w:pPr>
         <w:pStyle w:val="Title"/>
       </w:pPr>
       <w:r>
-        <w:t xml:space="preserve">KTIP Audit — Build Priority Report</w:t>
+        <w:t>KTIP Audit — Build Priority Report</w:t>
       </w:r>
     </w:p>
     <w:p>
@@ -15,16 +15,16 @@
         <w:pStyle w:val="Date"/>
       </w:pPr>
       <w:r>
-        <w:t xml:space="preserve">27 July 2026</w:t>
-      </w:r>
-    </w:p>
-    <w:bookmarkStart w:id="9" w:name="verdict"/>
+        <w:t>27 July 2026</w:t>
+      </w:r>
+    </w:p>
     <w:p>
       <w:pPr>
         <w:pStyle w:val="Heading1"/>
       </w:pPr>
-      <w:r>
-        <w:t xml:space="preserve">Verdict</w:t>
+      <w:bookmarkStart w:id="0" w:name="verdict"/>
+      <w:r>
+        <w:t>Verdict</w:t>
       </w:r>
     </w:p>
     <w:p>
@@ -32,175 +32,200 @@
         <w:pStyle w:val="FirstParagraph"/>
       </w:pPr>
       <w:r>
-        <w:t xml:space="preserve">Audited against Annex A (100 requirements) and the Operational Roadmap. Core platform works: authentication, profiles, projects, forums, events, grants, resources, messaging, admin dashboard. What follows is everything that is broken, missing, or unfinished — ordered by what needs to be built first.</w:t>
+        <w:t>Audited against Annex A (100 requirements) and the Operational Roadmap. Core platform works: authentication, profiles, projects, forums, events, grants, resources, messaging, admin dashboard. What follows is everything that is broken, missing, or unfinished — ordered by what needs to be built first.</w:t>
       </w:r>
     </w:p>
     <w:tbl>
       <w:tblPr>
         <w:tblStyle w:val="Table"/>
-        <w:tblW w:type="auto" w:w="0"/>
-        <w:tblLook w:firstRow="1" w:lastRow="0" w:firstColumn="0" w:lastColumn="0" w:noHBand="0" w:noVBand="0" w:val="0020"/>
+        <w:tblW w:w="0" w:type="auto"/>
+        <w:tblLook w:val="0020" w:firstRow="1" w:lastRow="0" w:firstColumn="0" w:lastColumn="0" w:noHBand="0" w:noVBand="0"/>
       </w:tblPr>
       <w:tblGrid>
-        <w:gridCol w:w="3960"/>
-        <w:gridCol w:w="3960"/>
+        <w:gridCol w:w="4239"/>
+        <w:gridCol w:w="859"/>
       </w:tblGrid>
       <w:tr>
         <w:trPr>
-          <w:tblHeader w:val="on"/>
+          <w:cnfStyle w:val="100000000000" w:firstRow="1" w:lastRow="0" w:firstColumn="0" w:lastColumn="0" w:oddVBand="0" w:evenVBand="0" w:oddHBand="0" w:evenHBand="0" w:firstRowFirstColumn="0" w:firstRowLastColumn="0" w:lastRowFirstColumn="0" w:lastRowLastColumn="0"/>
+          <w:tblHeader/>
         </w:trPr>
         <w:tc>
-          <w:tcPr/>
+          <w:tcPr>
+            <w:tcW w:w="0" w:type="auto"/>
+          </w:tcPr>
           <w:p>
             <w:pPr>
               <w:pStyle w:val="Compact"/>
             </w:pPr>
             <w:r>
-              <w:t xml:space="preserve">Status</w:t>
+              <w:t>Status</w:t>
             </w:r>
           </w:p>
         </w:tc>
         <w:tc>
-          <w:tcPr/>
+          <w:tcPr>
+            <w:tcW w:w="0" w:type="auto"/>
+          </w:tcPr>
           <w:p>
             <w:pPr>
               <w:pStyle w:val="Compact"/>
             </w:pPr>
             <w:r>
-              <w:t xml:space="preserve">Count</w:t>
+              <w:t>Count</w:t>
             </w:r>
           </w:p>
         </w:tc>
       </w:tr>
       <w:tr>
         <w:tc>
-          <w:tcPr/>
+          <w:tcPr>
+            <w:tcW w:w="0" w:type="auto"/>
+          </w:tcPr>
           <w:p>
             <w:pPr>
               <w:pStyle w:val="Compact"/>
             </w:pPr>
             <w:r>
-              <w:t xml:space="preserve">Present</w:t>
+              <w:t>Present</w:t>
             </w:r>
           </w:p>
         </w:tc>
         <w:tc>
-          <w:tcPr/>
+          <w:tcPr>
+            <w:tcW w:w="0" w:type="auto"/>
+          </w:tcPr>
           <w:p>
             <w:pPr>
               <w:pStyle w:val="Compact"/>
             </w:pPr>
             <w:r>
-              <w:t xml:space="preserve">25</w:t>
+              <w:t>25</w:t>
             </w:r>
           </w:p>
         </w:tc>
       </w:tr>
       <w:tr>
         <w:tc>
-          <w:tcPr/>
+          <w:tcPr>
+            <w:tcW w:w="0" w:type="auto"/>
+          </w:tcPr>
           <w:p>
             <w:pPr>
               <w:pStyle w:val="Compact"/>
             </w:pPr>
             <w:r>
-              <w:t xml:space="preserve">Partial</w:t>
+              <w:t>Partial</w:t>
             </w:r>
           </w:p>
         </w:tc>
         <w:tc>
-          <w:tcPr/>
+          <w:tcPr>
+            <w:tcW w:w="0" w:type="auto"/>
+          </w:tcPr>
           <w:p>
             <w:pPr>
               <w:pStyle w:val="Compact"/>
             </w:pPr>
             <w:r>
-              <w:t xml:space="preserve">21</w:t>
+              <w:t>21</w:t>
             </w:r>
           </w:p>
         </w:tc>
       </w:tr>
       <w:tr>
         <w:tc>
-          <w:tcPr/>
+          <w:tcPr>
+            <w:tcW w:w="0" w:type="auto"/>
+          </w:tcPr>
           <w:p>
             <w:pPr>
               <w:pStyle w:val="Compact"/>
             </w:pPr>
             <w:r>
-              <w:t xml:space="preserve">Inherited (Supabase/Vercel provides it)</w:t>
+              <w:t>Inherited (Supabase/Vercel provides it)</w:t>
             </w:r>
           </w:p>
         </w:tc>
         <w:tc>
-          <w:tcPr/>
+          <w:tcPr>
+            <w:tcW w:w="0" w:type="auto"/>
+          </w:tcPr>
           <w:p>
             <w:pPr>
               <w:pStyle w:val="Compact"/>
             </w:pPr>
             <w:r>
-              <w:t xml:space="preserve">12</w:t>
+              <w:t>12</w:t>
             </w:r>
           </w:p>
         </w:tc>
       </w:tr>
       <w:tr>
         <w:tc>
-          <w:tcPr/>
+          <w:tcPr>
+            <w:tcW w:w="0" w:type="auto"/>
+          </w:tcPr>
           <w:p>
             <w:pPr>
               <w:pStyle w:val="Compact"/>
             </w:pPr>
             <w:r>
-              <w:t xml:space="preserve">Unverifiable (no measurement in repo)</w:t>
+              <w:t>Unverifiable (no measurement in repo)</w:t>
             </w:r>
           </w:p>
         </w:tc>
         <w:tc>
-          <w:tcPr/>
+          <w:tcPr>
+            <w:tcW w:w="0" w:type="auto"/>
+          </w:tcPr>
           <w:p>
             <w:pPr>
               <w:pStyle w:val="Compact"/>
             </w:pPr>
             <w:r>
-              <w:t xml:space="preserve">18</w:t>
+              <w:t>18</w:t>
             </w:r>
           </w:p>
         </w:tc>
       </w:tr>
       <w:tr>
         <w:tc>
-          <w:tcPr/>
+          <w:tcPr>
+            <w:tcW w:w="0" w:type="auto"/>
+          </w:tcPr>
           <w:p>
             <w:pPr>
               <w:pStyle w:val="Compact"/>
             </w:pPr>
             <w:r>
-              <w:t xml:space="preserve">Absent</w:t>
+              <w:t>Absent</w:t>
             </w:r>
           </w:p>
         </w:tc>
         <w:tc>
-          <w:tcPr/>
+          <w:tcPr>
+            <w:tcW w:w="0" w:type="auto"/>
+          </w:tcPr>
           <w:p>
             <w:pPr>
               <w:pStyle w:val="Compact"/>
             </w:pPr>
             <w:r>
-              <w:t xml:space="preserve">24</w:t>
+              <w:t>24</w:t>
             </w:r>
           </w:p>
         </w:tc>
       </w:tr>
     </w:tbl>
-    <w:bookmarkEnd w:id="9"/>
-    <w:bookmarkStart w:id="10" w:name="X7d83371e003c6e0cbf7929031b452e60769de33"/>
     <w:p>
       <w:pPr>
         <w:pStyle w:val="Heading1"/>
       </w:pPr>
-      <w:r>
-        <w:t xml:space="preserve">Priority 1 — Broken Now (existing features fail at runtime)</w:t>
+      <w:bookmarkStart w:id="1" w:name="X7d83371e003c6e0cbf7929031b452e60769de33"/>
+      <w:bookmarkEnd w:id="0"/>
+      <w:r>
+        <w:t>Priority 1 — Broken Now (existing features fail at runtime)</w:t>
       </w:r>
     </w:p>
     <w:p>
@@ -208,7 +233,7 @@
         <w:pStyle w:val="FirstParagraph"/>
       </w:pPr>
       <w:r>
-        <w:t xml:space="preserve">These are shipped UI features that error or silently fail today. Smallest effort, biggest payoff.</w:t>
+        <w:t>These are shipped UI features that error or silently fail today. Smallest effort, biggest payoff.</w:t>
       </w:r>
     </w:p>
     <w:p>
@@ -216,22 +241,15 @@
         <w:pStyle w:val="Compact"/>
         <w:numPr>
           <w:ilvl w:val="0"/>
-          <w:numId w:val="1001"/>
-        </w:numPr>
-      </w:pPr>
-      <w:r>
-        <w:rPr>
-          <w:b/>
-          <w:bCs/>
-        </w:rPr>
-        <w:t xml:space="preserve">Create the</w:t>
-      </w:r>
-      <w:r>
-        <w:rPr>
-          <w:b/>
-          <w:bCs/>
-        </w:rPr>
-        <w:t xml:space="preserve"> </w:t>
+          <w:numId w:val="2"/>
+        </w:numPr>
+      </w:pPr>
+      <w:r>
+        <w:rPr>
+          <w:b/>
+          <w:bCs/>
+        </w:rPr>
+        <w:t xml:space="preserve">Create the </w:t>
       </w:r>
       <w:r>
         <w:rPr>
@@ -239,37 +257,24 @@
           <w:b/>
           <w:bCs/>
         </w:rPr>
-        <w:t xml:space="preserve">proposals</w:t>
-      </w:r>
-      <w:r>
-        <w:rPr>
-          <w:b/>
-          <w:bCs/>
-        </w:rPr>
-        <w:t xml:space="preserve"> </w:t>
-      </w:r>
-      <w:r>
-        <w:rPr>
-          <w:b/>
-          <w:bCs/>
-        </w:rPr>
-        <w:t xml:space="preserve">table migration.</w:t>
-      </w:r>
-      <w:r>
-        <w:t xml:space="preserve"> </w:t>
-      </w:r>
-      <w:r>
-        <w:t xml:space="preserve">Entire Proposals feature (4 pages, share links) is dead — no table exists.</w:t>
-      </w:r>
-      <w:r>
-        <w:t xml:space="preserve"> </w:t>
+        <w:t>proposals</w:t>
+      </w:r>
+      <w:r>
+        <w:rPr>
+          <w:b/>
+          <w:bCs/>
+        </w:rPr>
+        <w:t xml:space="preserve"> table migration.</w:t>
+      </w:r>
+      <w:r>
+        <w:t xml:space="preserve"> Entire Proposals feature (4 pages, share links) is dead — no table exists. </w:t>
       </w:r>
       <w:r>
         <w:rPr>
           <w:i/>
           <w:iCs/>
         </w:rPr>
-        <w:t xml:space="preserve">(Project Management)</w:t>
+        <w:t>(Project Management)</w:t>
       </w:r>
     </w:p>
     <w:p>
@@ -277,20 +282,24 @@
         <w:pStyle w:val="Compact"/>
         <w:numPr>
           <w:ilvl w:val="0"/>
-          <w:numId w:val="1001"/>
-        </w:numPr>
-      </w:pPr>
-      <w:r>
-        <w:rPr>
-          <w:b/>
-          <w:bCs/>
-        </w:rPr>
-        <w:t xml:space="preserve">Create</w:t>
-      </w:r>
-      <w:r>
-        <w:rPr>
-          <w:b/>
-          <w:bCs/>
+          <w:numId w:val="2"/>
+        </w:numPr>
+      </w:pPr>
+      <w:proofErr w:type="spellStart"/>
+      <w:r>
+        <w:rPr>
+          <w:b/>
+          <w:bCs/>
+          <w:lang w:val="fr-FR"/>
+        </w:rPr>
+        <w:t>Create</w:t>
+      </w:r>
+      <w:proofErr w:type="spellEnd"/>
+      <w:r>
+        <w:rPr>
+          <w:b/>
+          <w:bCs/>
+          <w:lang w:val="fr-FR"/>
         </w:rPr>
         <w:t xml:space="preserve"> </w:t>
       </w:r>
@@ -299,67 +308,52 @@
           <w:rStyle w:val="VerbatimChar"/>
           <w:b/>
           <w:bCs/>
-        </w:rPr>
-        <w:t xml:space="preserve">documents</w:t>
-      </w:r>
-      <w:r>
-        <w:rPr>
-          <w:b/>
-          <w:bCs/>
+          <w:lang w:val="fr-FR"/>
+        </w:rPr>
+        <w:t>documents</w:t>
+      </w:r>
+      <w:r>
+        <w:rPr>
+          <w:b/>
+          <w:bCs/>
+          <w:lang w:val="fr-FR"/>
+        </w:rPr>
+        <w:t xml:space="preserve"> + </w:t>
+      </w:r>
+      <w:proofErr w:type="spellStart"/>
+      <w:r>
+        <w:rPr>
+          <w:rStyle w:val="VerbatimChar"/>
+          <w:b/>
+          <w:bCs/>
+          <w:lang w:val="fr-FR"/>
+        </w:rPr>
+        <w:t>document_shares</w:t>
+      </w:r>
+      <w:proofErr w:type="spellEnd"/>
+      <w:r>
+        <w:rPr>
+          <w:b/>
+          <w:bCs/>
+          <w:lang w:val="fr-FR"/>
+        </w:rPr>
+        <w:t xml:space="preserve"> table migrations.</w:t>
+      </w:r>
+      <w:r>
+        <w:rPr>
+          <w:lang w:val="fr-FR"/>
         </w:rPr>
         <w:t xml:space="preserve"> </w:t>
       </w:r>
       <w:r>
-        <w:rPr>
-          <w:b/>
-          <w:bCs/>
-        </w:rPr>
-        <w:t xml:space="preserve">+</w:t>
-      </w:r>
-      <w:r>
-        <w:rPr>
-          <w:b/>
-          <w:bCs/>
-        </w:rPr>
-        <w:t xml:space="preserve"> </w:t>
-      </w:r>
-      <w:r>
-        <w:rPr>
-          <w:rStyle w:val="VerbatimChar"/>
-          <w:b/>
-          <w:bCs/>
-        </w:rPr>
-        <w:t xml:space="preserve">document_shares</w:t>
-      </w:r>
-      <w:r>
-        <w:rPr>
-          <w:b/>
-          <w:bCs/>
-        </w:rPr>
-        <w:t xml:space="preserve"> </w:t>
-      </w:r>
-      <w:r>
-        <w:rPr>
-          <w:b/>
-          <w:bCs/>
-        </w:rPr>
-        <w:t xml:space="preserve">table migrations.</w:t>
-      </w:r>
-      <w:r>
-        <w:t xml:space="preserve"> </w:t>
-      </w:r>
-      <w:r>
-        <w:t xml:space="preserve">Collaborative Documents feature is dead.</w:t>
-      </w:r>
-      <w:r>
-        <w:t xml:space="preserve"> </w:t>
+        <w:t xml:space="preserve">Collaborative Documents feature is dead. </w:t>
       </w:r>
       <w:r>
         <w:rPr>
           <w:i/>
           <w:iCs/>
         </w:rPr>
-        <w:t xml:space="preserve">(Project Management / Collaboration)</w:t>
+        <w:t>(Project Management / Collaboration)</w:t>
       </w:r>
     </w:p>
     <w:p>
@@ -367,22 +361,15 @@
         <w:pStyle w:val="Compact"/>
         <w:numPr>
           <w:ilvl w:val="0"/>
-          <w:numId w:val="1001"/>
-        </w:numPr>
-      </w:pPr>
-      <w:r>
-        <w:rPr>
-          <w:b/>
-          <w:bCs/>
-        </w:rPr>
-        <w:t xml:space="preserve">Create missing storage buckets</w:t>
-      </w:r>
-      <w:r>
-        <w:rPr>
-          <w:b/>
-          <w:bCs/>
-        </w:rPr>
-        <w:t xml:space="preserve"> </w:t>
+          <w:numId w:val="2"/>
+        </w:numPr>
+      </w:pPr>
+      <w:r>
+        <w:rPr>
+          <w:b/>
+          <w:bCs/>
+        </w:rPr>
+        <w:t xml:space="preserve">Create missing storage buckets </w:t>
       </w:r>
       <w:r>
         <w:rPr>
@@ -390,28 +377,14 @@
           <w:b/>
           <w:bCs/>
         </w:rPr>
-        <w:t xml:space="preserve">event-assets</w:t>
-      </w:r>
-      <w:r>
-        <w:rPr>
-          <w:b/>
-          <w:bCs/>
-        </w:rPr>
-        <w:t xml:space="preserve"> </w:t>
-      </w:r>
-      <w:r>
-        <w:rPr>
-          <w:b/>
-          <w:bCs/>
-        </w:rPr>
-        <w:t xml:space="preserve">and</w:t>
-      </w:r>
-      <w:r>
-        <w:rPr>
-          <w:b/>
-          <w:bCs/>
-        </w:rPr>
-        <w:t xml:space="preserve"> </w:t>
+        <w:t>event-assets</w:t>
+      </w:r>
+      <w:r>
+        <w:rPr>
+          <w:b/>
+          <w:bCs/>
+        </w:rPr>
+        <w:t xml:space="preserve"> and </w:t>
       </w:r>
       <w:r>
         <w:rPr>
@@ -419,36 +392,24 @@
           <w:b/>
           <w:bCs/>
         </w:rPr>
-        <w:t xml:space="preserve">document-images</w:t>
-      </w:r>
-      <w:r>
-        <w:rPr>
-          <w:b/>
-          <w:bCs/>
-        </w:rPr>
-        <w:t xml:space="preserve">.</w:t>
-      </w:r>
-      <w:r>
-        <w:t xml:space="preserve"> </w:t>
-      </w:r>
-      <w:r>
-        <w:t xml:space="preserve">Speaker photo upload and document image upload fail with</w:t>
-      </w:r>
-      <w:r>
-        <w:t xml:space="preserve"> </w:t>
-      </w:r>
-      <w:r>
-        <w:t xml:space="preserve">“bucket not found.”</w:t>
-      </w:r>
-      <w:r>
-        <w:t xml:space="preserve"> </w:t>
+        <w:t>document-images</w:t>
+      </w:r>
+      <w:r>
+        <w:rPr>
+          <w:b/>
+          <w:bCs/>
+        </w:rPr>
+        <w:t>.</w:t>
+      </w:r>
+      <w:r>
+        <w:t xml:space="preserve"> Speaker photo upload and document image upload fail with “bucket not found.” </w:t>
       </w:r>
       <w:r>
         <w:rPr>
           <w:i/>
           <w:iCs/>
         </w:rPr>
-        <w:t xml:space="preserve">(Events Management)</w:t>
+        <w:t>(Events Management)</w:t>
       </w:r>
     </w:p>
     <w:p>
@@ -456,22 +417,15 @@
         <w:pStyle w:val="Compact"/>
         <w:numPr>
           <w:ilvl w:val="0"/>
-          <w:numId w:val="1001"/>
-        </w:numPr>
-      </w:pPr>
-      <w:r>
-        <w:rPr>
-          <w:b/>
-          <w:bCs/>
-        </w:rPr>
-        <w:t xml:space="preserve">Add DELETE policy on</w:t>
-      </w:r>
-      <w:r>
-        <w:rPr>
-          <w:b/>
-          <w:bCs/>
-        </w:rPr>
-        <w:t xml:space="preserve"> </w:t>
+          <w:numId w:val="2"/>
+        </w:numPr>
+      </w:pPr>
+      <w:r>
+        <w:rPr>
+          <w:b/>
+          <w:bCs/>
+        </w:rPr>
+        <w:t xml:space="preserve">Add DELETE policy on </w:t>
       </w:r>
       <w:r>
         <w:rPr>
@@ -479,43 +433,24 @@
           <w:b/>
           <w:bCs/>
         </w:rPr>
-        <w:t xml:space="preserve">profiles</w:t>
-      </w:r>
-      <w:r>
-        <w:rPr>
-          <w:b/>
-          <w:bCs/>
-        </w:rPr>
-        <w:t xml:space="preserve"> </w:t>
-      </w:r>
-      <w:r>
-        <w:rPr>
-          <w:b/>
-          <w:bCs/>
-        </w:rPr>
-        <w:t xml:space="preserve">+ service-role deletion endpoint for self-service.</w:t>
-      </w:r>
-      <w:r>
-        <w:t xml:space="preserve"> </w:t>
-      </w:r>
-      <w:r>
-        <w:t xml:space="preserve">“Delete my account”</w:t>
-      </w:r>
-      <w:r>
-        <w:t xml:space="preserve"> </w:t>
-      </w:r>
-      <w:r>
-        <w:t xml:space="preserve">currently deletes zero rows and never removes the auth user. Also required for GDPR right-to-deletion.</w:t>
-      </w:r>
-      <w:r>
-        <w:t xml:space="preserve"> </w:t>
+        <w:t>profiles</w:t>
+      </w:r>
+      <w:r>
+        <w:rPr>
+          <w:b/>
+          <w:bCs/>
+        </w:rPr>
+        <w:t xml:space="preserve"> + service-role deletion endpoint for self-service.</w:t>
+      </w:r>
+      <w:r>
+        <w:t xml:space="preserve"> “Delete my account” currently deletes zero rows and never removes the auth user. Also required for GDPR right-to-deletion. </w:t>
       </w:r>
       <w:r>
         <w:rPr>
           <w:i/>
           <w:iCs/>
         </w:rPr>
-        <w:t xml:space="preserve">(Data Protection)</w:t>
+        <w:t>(Data Protection)</w:t>
       </w:r>
     </w:p>
     <w:p>
@@ -523,64 +458,53 @@
         <w:pStyle w:val="Compact"/>
         <w:numPr>
           <w:ilvl w:val="0"/>
-          <w:numId w:val="1001"/>
-        </w:numPr>
-      </w:pPr>
-      <w:r>
-        <w:rPr>
-          <w:b/>
-          <w:bCs/>
-        </w:rPr>
-        <w:t xml:space="preserve">Fix conversations trigger.</w:t>
-      </w:r>
-      <w:r>
-        <w:t xml:space="preserve"> </w:t>
-      </w:r>
-      <w:r>
-        <w:t xml:space="preserve">Make</w:t>
-      </w:r>
-      <w:r>
-        <w:t xml:space="preserve"> </w:t>
+          <w:numId w:val="2"/>
+        </w:numPr>
+      </w:pPr>
+      <w:r>
+        <w:rPr>
+          <w:b/>
+          <w:bCs/>
+        </w:rPr>
+        <w:t>Fix conversations trigger.</w:t>
+      </w:r>
+      <w:r>
+        <w:t xml:space="preserve"> Make </w:t>
       </w:r>
       <w:r>
         <w:rPr>
           <w:rStyle w:val="VerbatimChar"/>
         </w:rPr>
-        <w:t xml:space="preserve">update_conversation_on_message</w:t>
-      </w:r>
-      <w:r>
-        <w:t xml:space="preserve"> </w:t>
-      </w:r>
-      <w:r>
-        <w:t xml:space="preserve">SECURITY DEFINER (or add UPDATE policy) so message lists reorder.</w:t>
-      </w:r>
-      <w:r>
-        <w:t xml:space="preserve"> </w:t>
+        <w:t>update_conversation_on_message</w:t>
+      </w:r>
+      <w:r>
+        <w:t xml:space="preserve"> SECURITY DEFINER (or add UPDATE policy) so message lists reorder. </w:t>
       </w:r>
       <w:r>
         <w:rPr>
           <w:i/>
           <w:iCs/>
         </w:rPr>
-        <w:t xml:space="preserve">(Direct Messaging)</w:t>
-      </w:r>
-    </w:p>
-    <w:bookmarkEnd w:id="10"/>
-    <w:bookmarkStart w:id="11" w:name="Xb30e8d22ae4e87f87a1f854eba8069528a82251"/>
+        <w:t>(Direct Messaging)</w:t>
+      </w:r>
+    </w:p>
     <w:p>
       <w:pPr>
         <w:pStyle w:val="Heading1"/>
       </w:pPr>
-      <w:r>
-        <w:t xml:space="preserve">Priority 2 — Spec Features Missing Entirely (functional gaps)</w:t>
+      <w:bookmarkStart w:id="2" w:name="Xb30e8d22ae4e87f87a1f854eba8069528a82251"/>
+      <w:bookmarkEnd w:id="1"/>
+      <w:r>
+        <w:t>Priority 2 — Spec Features Missing Entirely (functional gaps)</w:t>
       </w:r>
     </w:p>
     <w:p>
       <w:pPr>
         <w:pStyle w:val="FirstParagraph"/>
-      </w:pPr>
-      <w:r>
-        <w:t xml:space="preserve">Ordered by dependency: teams unlock collaboration; the rest are independent.</w:t>
+        <w:ind w:left="360"/>
+      </w:pPr>
+      <w:r>
+        <w:t>Ordered by dependency: teams unlock collaboration; the rest are independent.</w:t>
       </w:r>
     </w:p>
     <w:p>
@@ -588,15 +512,17 @@
         <w:pStyle w:val="Compact"/>
         <w:numPr>
           <w:ilvl w:val="0"/>
-          <w:numId w:val="1002"/>
-        </w:numPr>
-      </w:pPr>
-      <w:r>
-        <w:rPr>
-          <w:b/>
-          <w:bCs/>
-        </w:rPr>
-        <w:t xml:space="preserve">Project Collaboration / team model.</w:t>
+          <w:numId w:val="3"/>
+        </w:numPr>
+        <w:ind w:left="1080"/>
+      </w:pPr>
+      <w:r>
+        <w:rPr>
+          <w:b/>
+          <w:bCs/>
+        </w:rPr>
+        <w:lastRenderedPageBreak/>
+        <w:t>Project Collaboration / team model.</w:t>
       </w:r>
       <w:r>
         <w:t xml:space="preserve"> </w:t>
@@ -605,23 +531,17 @@
         <w:rPr>
           <w:rStyle w:val="VerbatimChar"/>
         </w:rPr>
-        <w:t xml:space="preserve">project_members</w:t>
-      </w:r>
-      <w:r>
-        <w:t xml:space="preserve"> </w:t>
-      </w:r>
-      <w:r>
-        <w:t xml:space="preserve">table, invite flow, in-project roles, team RLS policies. Unlocks three spec items at once (Project Collaboration, Team-based permissions, Team members access project data).</w:t>
-      </w:r>
-      <w:r>
-        <w:t xml:space="preserve"> </w:t>
+        <w:t>project_members</w:t>
+      </w:r>
+      <w:r>
+        <w:t xml:space="preserve"> table, invite flow, in-project roles, team RLS policies. Unlocks three spec items at once (Project Collaboration, Team-based permissions, Team members access project data). </w:t>
       </w:r>
       <w:r>
         <w:rPr>
           <w:i/>
           <w:iCs/>
         </w:rPr>
-        <w:t xml:space="preserve">(Project Management + Database Security)</w:t>
+        <w:t>(Project Management + Database Security)</w:t>
       </w:r>
     </w:p>
     <w:p>
@@ -629,31 +549,26 @@
         <w:pStyle w:val="Compact"/>
         <w:numPr>
           <w:ilvl w:val="0"/>
-          <w:numId w:val="1002"/>
-        </w:numPr>
-      </w:pPr>
-      <w:r>
-        <w:rPr>
-          <w:b/>
-          <w:bCs/>
-        </w:rPr>
-        <w:t xml:space="preserve">Project Engagement completion.</w:t>
-      </w:r>
-      <w:r>
-        <w:t xml:space="preserve"> </w:t>
-      </w:r>
-      <w:r>
-        <w:t xml:space="preserve">Follows and view tracking (likes and comments already work).</w:t>
-      </w:r>
-      <w:r>
-        <w:t xml:space="preserve"> </w:t>
+          <w:numId w:val="3"/>
+        </w:numPr>
+        <w:ind w:left="1080"/>
+      </w:pPr>
+      <w:r>
+        <w:rPr>
+          <w:b/>
+          <w:bCs/>
+        </w:rPr>
+        <w:t>Project Engagement completion.</w:t>
+      </w:r>
+      <w:r>
+        <w:t xml:space="preserve"> Follows and view tracking (likes and comments already work). </w:t>
       </w:r>
       <w:r>
         <w:rPr>
           <w:i/>
           <w:iCs/>
         </w:rPr>
-        <w:t xml:space="preserve">(Project Management)</w:t>
+        <w:t>(Project Management)</w:t>
       </w:r>
     </w:p>
     <w:p>
@@ -661,31 +576,26 @@
         <w:pStyle w:val="Compact"/>
         <w:numPr>
           <w:ilvl w:val="0"/>
-          <w:numId w:val="1002"/>
-        </w:numPr>
-      </w:pPr>
-      <w:r>
-        <w:rPr>
-          <w:b/>
-          <w:bCs/>
-        </w:rPr>
-        <w:t xml:space="preserve">Networking &amp; Connections.</w:t>
-      </w:r>
-      <w:r>
-        <w:t xml:space="preserve"> </w:t>
-      </w:r>
-      <w:r>
-        <w:t xml:space="preserve">Connection/follow relationship model; directory already exists.</w:t>
-      </w:r>
-      <w:r>
-        <w:t xml:space="preserve"> </w:t>
+          <w:numId w:val="3"/>
+        </w:numPr>
+        <w:ind w:left="1080"/>
+      </w:pPr>
+      <w:r>
+        <w:rPr>
+          <w:b/>
+          <w:bCs/>
+        </w:rPr>
+        <w:t>Networking &amp; Connections.</w:t>
+      </w:r>
+      <w:r>
+        <w:t xml:space="preserve"> Connection/follow relationship model; directory already exists. </w:t>
       </w:r>
       <w:r>
         <w:rPr>
           <w:i/>
           <w:iCs/>
         </w:rPr>
-        <w:t xml:space="preserve">(Community Features)</w:t>
+        <w:t>(Community Features)</w:t>
       </w:r>
     </w:p>
     <w:p>
@@ -693,31 +603,26 @@
         <w:pStyle w:val="Compact"/>
         <w:numPr>
           <w:ilvl w:val="0"/>
-          <w:numId w:val="1002"/>
-        </w:numPr>
-      </w:pPr>
-      <w:r>
-        <w:rPr>
-          <w:b/>
-          <w:bCs/>
-        </w:rPr>
-        <w:t xml:space="preserve">Group Messaging UI.</w:t>
-      </w:r>
-      <w:r>
-        <w:t xml:space="preserve"> </w:t>
-      </w:r>
-      <w:r>
-        <w:t xml:space="preserve">Schema already supports N participants; build group create/name/admin screens.</w:t>
-      </w:r>
-      <w:r>
-        <w:t xml:space="preserve"> </w:t>
+          <w:numId w:val="3"/>
+        </w:numPr>
+        <w:ind w:left="1080"/>
+      </w:pPr>
+      <w:r>
+        <w:rPr>
+          <w:b/>
+          <w:bCs/>
+        </w:rPr>
+        <w:t>Group Messaging UI.</w:t>
+      </w:r>
+      <w:r>
+        <w:t xml:space="preserve"> Schema already supports N participants; build group create/name/admin screens. </w:t>
       </w:r>
       <w:r>
         <w:rPr>
           <w:i/>
           <w:iCs/>
         </w:rPr>
-        <w:t xml:space="preserve">(Messaging System)</w:t>
+        <w:t>(Messaging System)</w:t>
       </w:r>
     </w:p>
     <w:p>
@@ -725,46 +630,65 @@
         <w:pStyle w:val="Compact"/>
         <w:numPr>
           <w:ilvl w:val="0"/>
-          <w:numId w:val="1002"/>
-        </w:numPr>
-      </w:pPr>
-      <w:r>
-        <w:rPr>
-          <w:b/>
-          <w:bCs/>
-        </w:rPr>
-        <w:t xml:space="preserve">Verification workflow.</w:t>
-      </w:r>
-      <w:r>
-        <w:t xml:space="preserve"> </w:t>
-      </w:r>
-      <w:r>
-        <w:t xml:space="preserve">Identity/document verification beyond the existing admin</w:t>
-      </w:r>
-      <w:r>
-        <w:t xml:space="preserve"> </w:t>
+          <w:numId w:val="3"/>
+        </w:numPr>
+        <w:ind w:left="1080"/>
+      </w:pPr>
+      <w:r>
+        <w:rPr>
+          <w:b/>
+          <w:bCs/>
+        </w:rPr>
+        <w:t xml:space="preserve">Verification </w:t>
+      </w:r>
+      <w:proofErr w:type="spellStart"/>
+      <w:r>
+        <w:rPr>
+          <w:b/>
+          <w:bCs/>
+        </w:rPr>
+        <w:t>wor</w:t>
+      </w:r>
+      <w:r>
+        <w:rPr>
+          <w:b/>
+          <w:bCs/>
+        </w:rPr>
+        <w:t>n</w:t>
+      </w:r>
+      <w:r>
+        <w:rPr>
+          <w:b/>
+          <w:bCs/>
+        </w:rPr>
+        <w:t>kflow</w:t>
+      </w:r>
+      <w:proofErr w:type="spellEnd"/>
+      <w:r>
+        <w:rPr>
+          <w:b/>
+          <w:bCs/>
+        </w:rPr>
+        <w:t>.</w:t>
+      </w:r>
+      <w:r>
+        <w:t xml:space="preserve"> Identity/document verification beyond the existing admin </w:t>
       </w:r>
       <w:r>
         <w:rPr>
           <w:rStyle w:val="VerbatimChar"/>
         </w:rPr>
-        <w:t xml:space="preserve">is_verified</w:t>
-      </w:r>
-      <w:r>
-        <w:t xml:space="preserve"> </w:t>
-      </w:r>
-      <w:r>
-        <w:t xml:space="preserve">toggle.</w:t>
-      </w:r>
-      <w:r>
-        <w:t xml:space="preserve"> </w:t>
+        <w:t>is_verified</w:t>
+      </w:r>
+      <w:r>
+        <w:t xml:space="preserve"> toggle. </w:t>
       </w:r>
       <w:r>
         <w:rPr>
           <w:i/>
           <w:iCs/>
         </w:rPr>
-        <w:t xml:space="preserve">(User Management)</w:t>
+        <w:t>(User Management)</w:t>
       </w:r>
     </w:p>
     <w:p>
@@ -772,31 +696,26 @@
         <w:pStyle w:val="Compact"/>
         <w:numPr>
           <w:ilvl w:val="0"/>
-          <w:numId w:val="1002"/>
-        </w:numPr>
-      </w:pPr>
-      <w:r>
-        <w:rPr>
-          <w:b/>
-          <w:bCs/>
-        </w:rPr>
-        <w:t xml:space="preserve">Notification preferences table.</w:t>
-      </w:r>
-      <w:r>
-        <w:t xml:space="preserve"> </w:t>
-      </w:r>
-      <w:r>
-        <w:t xml:space="preserve">Currently localStorage-only and enforced nowhere.</w:t>
-      </w:r>
-      <w:r>
-        <w:t xml:space="preserve"> </w:t>
+          <w:numId w:val="3"/>
+        </w:numPr>
+        <w:ind w:left="1080"/>
+      </w:pPr>
+      <w:r>
+        <w:rPr>
+          <w:b/>
+          <w:bCs/>
+        </w:rPr>
+        <w:t>Notification preferences table.</w:t>
+      </w:r>
+      <w:r>
+        <w:t xml:space="preserve"> Currently localStorage-only and enforced nowhere. </w:t>
       </w:r>
       <w:r>
         <w:rPr>
           <w:i/>
           <w:iCs/>
         </w:rPr>
-        <w:t xml:space="preserve">(Notification System)</w:t>
+        <w:t>(Notification System)</w:t>
       </w:r>
     </w:p>
     <w:p>
@@ -804,31 +723,26 @@
         <w:pStyle w:val="Compact"/>
         <w:numPr>
           <w:ilvl w:val="0"/>
-          <w:numId w:val="1002"/>
-        </w:numPr>
-      </w:pPr>
-      <w:r>
-        <w:rPr>
-          <w:b/>
-          <w:bCs/>
-        </w:rPr>
-        <w:t xml:space="preserve">General user feedback channel + FAQ page.</w:t>
-      </w:r>
-      <w:r>
-        <w:t xml:space="preserve"> </w:t>
-      </w:r>
-      <w:r>
-        <w:t xml:space="preserve">Only UAT survey and grievances exist.</w:t>
-      </w:r>
-      <w:r>
-        <w:t xml:space="preserve"> </w:t>
+          <w:numId w:val="3"/>
+        </w:numPr>
+        <w:ind w:left="1080"/>
+      </w:pPr>
+      <w:r>
+        <w:rPr>
+          <w:b/>
+          <w:bCs/>
+        </w:rPr>
+        <w:t>General user feedback channel + FAQ page.</w:t>
+      </w:r>
+      <w:r>
+        <w:t xml:space="preserve"> Only UAT survey and grievances exist. </w:t>
       </w:r>
       <w:r>
         <w:rPr>
           <w:i/>
           <w:iCs/>
         </w:rPr>
-        <w:t xml:space="preserve">(Feedback System / Usability)</w:t>
+        <w:t>(Feedback System / Usability)</w:t>
       </w:r>
     </w:p>
     <w:p>
@@ -836,31 +750,26 @@
         <w:pStyle w:val="Compact"/>
         <w:numPr>
           <w:ilvl w:val="0"/>
-          <w:numId w:val="1002"/>
-        </w:numPr>
-      </w:pPr>
-      <w:r>
-        <w:rPr>
-          <w:b/>
-          <w:bCs/>
-        </w:rPr>
-        <w:t xml:space="preserve">Integration Directory.</w:t>
-      </w:r>
-      <w:r>
-        <w:t xml:space="preserve"> </w:t>
-      </w:r>
-      <w:r>
-        <w:t xml:space="preserve">Nothing built.</w:t>
-      </w:r>
-      <w:r>
-        <w:t xml:space="preserve"> </w:t>
+          <w:numId w:val="3"/>
+        </w:numPr>
+        <w:ind w:left="1080"/>
+      </w:pPr>
+      <w:r>
+        <w:rPr>
+          <w:b/>
+          <w:bCs/>
+        </w:rPr>
+        <w:t>Integration Directory.</w:t>
+      </w:r>
+      <w:r>
+        <w:t xml:space="preserve"> Nothing built. </w:t>
       </w:r>
       <w:r>
         <w:rPr>
           <w:i/>
           <w:iCs/>
         </w:rPr>
-        <w:t xml:space="preserve">(External Integrations)</w:t>
+        <w:t>(External Integrations)</w:t>
       </w:r>
     </w:p>
     <w:p>
@@ -868,73 +777,77 @@
         <w:pStyle w:val="Compact"/>
         <w:numPr>
           <w:ilvl w:val="0"/>
-          <w:numId w:val="1002"/>
-        </w:numPr>
-      </w:pPr>
-      <w:r>
-        <w:rPr>
-          <w:b/>
-          <w:bCs/>
-        </w:rPr>
-        <w:t xml:space="preserve">Achievement Badges.</w:t>
-      </w:r>
-      <w:r>
-        <w:t xml:space="preserve"> </w:t>
-      </w:r>
-      <w:r>
-        <w:t xml:space="preserve">Nothing built — badges table + awarding logic.</w:t>
-      </w:r>
-      <w:r>
-        <w:t xml:space="preserve"> </w:t>
+          <w:numId w:val="3"/>
+        </w:numPr>
+        <w:ind w:left="1080"/>
+      </w:pPr>
+      <w:r>
+        <w:rPr>
+          <w:b/>
+          <w:bCs/>
+        </w:rPr>
+        <w:t>Achievement Badges.</w:t>
+      </w:r>
+      <w:r>
+        <w:t xml:space="preserve"> Nothing built — badges table + awarding logic. </w:t>
       </w:r>
       <w:r>
         <w:rPr>
           <w:i/>
           <w:iCs/>
         </w:rPr>
-        <w:t xml:space="preserve">(Badge &amp; Gamification)</w:t>
+        <w:t>(Badge &amp; Gamification)</w:t>
       </w:r>
     </w:p>
     <w:p>
       <w:pPr>
         <w:pStyle w:val="Compact"/>
-        <w:numPr>
-          <w:ilvl w:val="0"/>
-          <w:numId w:val="1002"/>
-        </w:numPr>
-      </w:pPr>
-      <w:r>
-        <w:rPr>
-          <w:b/>
-          <w:bCs/>
-        </w:rPr>
-        <w:t xml:space="preserve">Onboarding guided tour.</w:t>
-      </w:r>
-      <w:r>
-        <w:t xml:space="preserve"> </w:t>
-      </w:r>
-      <w:r>
-        <w:t xml:space="preserve">Nothing built.</w:t>
-      </w:r>
-      <w:r>
-        <w:t xml:space="preserve"> </w:t>
+      </w:pPr>
+    </w:p>
+    <w:p>
+      <w:pPr>
+        <w:pStyle w:val="Compact"/>
+      </w:pPr>
+    </w:p>
+    <w:p>
+      <w:pPr>
+        <w:pStyle w:val="Compact"/>
+      </w:pPr>
+    </w:p>
+    <w:p>
+      <w:pPr>
+        <w:pStyle w:val="Compact"/>
+        <w:numPr>
+          <w:ilvl w:val="0"/>
+          <w:numId w:val="3"/>
+        </w:numPr>
+      </w:pPr>
+      <w:r>
+        <w:rPr>
+          <w:b/>
+          <w:bCs/>
+        </w:rPr>
+        <w:t>Onboarding guided tour.</w:t>
+      </w:r>
+      <w:r>
+        <w:t xml:space="preserve"> Nothing built. </w:t>
       </w:r>
       <w:r>
         <w:rPr>
           <w:i/>
           <w:iCs/>
         </w:rPr>
-        <w:t xml:space="preserve">(Usability)</w:t>
-      </w:r>
-    </w:p>
-    <w:bookmarkEnd w:id="11"/>
-    <w:bookmarkStart w:id="12" w:name="X05c4b63b67a2f011bf65ddab84b7e093a0de1aa"/>
+        <w:t>(Usability)</w:t>
+      </w:r>
+    </w:p>
     <w:p>
       <w:pPr>
         <w:pStyle w:val="Heading1"/>
       </w:pPr>
-      <w:r>
-        <w:t xml:space="preserve">Priority 3 — Compliance &amp; Legal (blocks public launch)</w:t>
+      <w:bookmarkStart w:id="3" w:name="X05c4b63b67a2f011bf65ddab84b7e093a0de1aa"/>
+      <w:bookmarkEnd w:id="2"/>
+      <w:r>
+        <w:t>Priority 3 — Compliance &amp; Legal (blocks public launch)</w:t>
       </w:r>
     </w:p>
     <w:p>
@@ -942,7 +855,7 @@
         <w:pStyle w:val="FirstParagraph"/>
       </w:pPr>
       <w:r>
-        <w:t xml:space="preserve">All absent today. Content work more than code work; ship together.</w:t>
+        <w:t>All absent today. Content work more than code work; ship together.</w:t>
       </w:r>
     </w:p>
     <w:p>
@@ -950,31 +863,25 @@
         <w:pStyle w:val="Compact"/>
         <w:numPr>
           <w:ilvl w:val="0"/>
-          <w:numId w:val="1003"/>
-        </w:numPr>
-      </w:pPr>
-      <w:r>
-        <w:rPr>
-          <w:b/>
-          <w:bCs/>
-        </w:rPr>
-        <w:t xml:space="preserve">Terms of service, privacy policy, acceptable use, content usage rights pages.</w:t>
-      </w:r>
-      <w:r>
-        <w:t xml:space="preserve"> </w:t>
-      </w:r>
-      <w:r>
-        <w:t xml:space="preserve">Privacy policy is urgent — app already sends user content to OpenAI.</w:t>
-      </w:r>
-      <w:r>
-        <w:t xml:space="preserve"> </w:t>
+          <w:numId w:val="4"/>
+        </w:numPr>
+      </w:pPr>
+      <w:r>
+        <w:rPr>
+          <w:b/>
+          <w:bCs/>
+        </w:rPr>
+        <w:t>Terms of service, privacy policy, acceptable use, content usage rights pages.</w:t>
+      </w:r>
+      <w:r>
+        <w:t xml:space="preserve"> Privacy policy is urgent — app already sends user content to OpenAI. </w:t>
       </w:r>
       <w:r>
         <w:rPr>
           <w:i/>
           <w:iCs/>
         </w:rPr>
-        <w:t xml:space="preserve">(Terms &amp; Conditions)</w:t>
+        <w:t>(Terms &amp; Conditions)</w:t>
       </w:r>
     </w:p>
     <w:p>
@@ -982,15 +889,15 @@
         <w:pStyle w:val="Compact"/>
         <w:numPr>
           <w:ilvl w:val="0"/>
-          <w:numId w:val="1003"/>
-        </w:numPr>
-      </w:pPr>
-      <w:r>
-        <w:rPr>
-          <w:b/>
-          <w:bCs/>
-        </w:rPr>
-        <w:t xml:space="preserve">Cookie consent banner.</w:t>
+          <w:numId w:val="4"/>
+        </w:numPr>
+      </w:pPr>
+      <w:r>
+        <w:rPr>
+          <w:b/>
+          <w:bCs/>
+        </w:rPr>
+        <w:t>Cookie consent banner.</w:t>
       </w:r>
       <w:r>
         <w:t xml:space="preserve"> </w:t>
@@ -1000,113 +907,49 @@
           <w:i/>
           <w:iCs/>
         </w:rPr>
-        <w:t xml:space="preserve">(Data Protection)</w:t>
-      </w:r>
-    </w:p>
-    <w:p>
-      <w:pPr>
-        <w:pStyle w:val="Compact"/>
-        <w:numPr>
-          <w:ilvl w:val="0"/>
-          <w:numId w:val="1003"/>
-        </w:numPr>
-      </w:pPr>
-      <w:r>
-        <w:rPr>
-          <w:b/>
-          <w:bCs/>
-        </w:rPr>
-        <w:t xml:space="preserve">User data export endpoint</w:t>
-      </w:r>
-      <w:r>
-        <w:t xml:space="preserve"> </w:t>
-      </w:r>
-      <w:r>
-        <w:t xml:space="preserve">(GDPR Art. 20).</w:t>
-      </w:r>
-      <w:r>
-        <w:t xml:space="preserve"> </w:t>
-      </w:r>
+        <w:t xml:space="preserve">(Data </w:t>
+      </w:r>
+      <w:proofErr w:type="gramStart"/>
       <w:r>
         <w:rPr>
           <w:i/>
           <w:iCs/>
         </w:rPr>
-        <w:t xml:space="preserve">(Data Protection)</w:t>
-      </w:r>
-    </w:p>
-    <w:p>
-      <w:pPr>
-        <w:pStyle w:val="Compact"/>
-        <w:numPr>
-          <w:ilvl w:val="0"/>
-          <w:numId w:val="1003"/>
-        </w:numPr>
-      </w:pPr>
-      <w:r>
-        <w:rPr>
-          <w:b/>
-          <w:bCs/>
-        </w:rPr>
-        <w:t xml:space="preserve">GDPR documentation and per-field privacy controls.</w:t>
-      </w:r>
-      <w:r>
-        <w:t xml:space="preserve"> </w:t>
-      </w:r>
-      <w:r>
-        <w:t xml:space="preserve">Existing privacy toggles are localStorage-only and enforce nothing.</w:t>
-      </w:r>
-      <w:r>
-        <w:t xml:space="preserve"> </w:t>
+        <w:t>Protection)</w:t>
       </w:r>
       <w:r>
         <w:rPr>
           <w:i/>
           <w:iCs/>
         </w:rPr>
-        <w:t xml:space="preserve">(Data Protection)</w:t>
-      </w:r>
+        <w:t>`</w:t>
+      </w:r>
+      <w:proofErr w:type="gramEnd"/>
     </w:p>
     <w:p>
       <w:pPr>
         <w:pStyle w:val="Compact"/>
         <w:numPr>
           <w:ilvl w:val="0"/>
-          <w:numId w:val="1003"/>
-        </w:numPr>
-      </w:pPr>
-      <w:r>
-        <w:rPr>
-          <w:b/>
-          <w:bCs/>
-        </w:rPr>
-        <w:t xml:space="preserve">IP policy items:</w:t>
-      </w:r>
-      <w:r>
-        <w:t xml:space="preserve"> </w:t>
-      </w:r>
-      <w:r>
-        <w:t xml:space="preserve">UGC ownership terms, branding protection, LICENSE file + third-party attribution, blockchain IP registry (scope or descope explicitly — biggest unknown in the spec).</w:t>
-      </w:r>
-      <w:r>
-        <w:t xml:space="preserve"> </w:t>
+          <w:numId w:val="4"/>
+        </w:numPr>
+      </w:pPr>
+      <w:r>
+        <w:rPr>
+          <w:b/>
+          <w:bCs/>
+        </w:rPr>
+        <w:t>User data export endpoint</w:t>
+      </w:r>
+      <w:r>
+        <w:t xml:space="preserve"> (GDPR Art. 20). </w:t>
       </w:r>
       <w:r>
         <w:rPr>
           <w:i/>
           <w:iCs/>
         </w:rPr>
-        <w:t xml:space="preserve">(Intellectual Property)</w:t>
-      </w:r>
-    </w:p>
-    <w:bookmarkEnd w:id="12"/>
-    <w:bookmarkStart w:id="13" w:name="X6d99a1163293e241a76a959974ef36a97e522b3"/>
-    <w:p>
-      <w:pPr>
-        <w:pStyle w:val="Heading1"/>
-      </w:pPr>
-      <w:r>
-        <w:t xml:space="preserve">Priority 4 — Engineering Health (quality, monitoring, recovery)</w:t>
+        <w:t>(Data Protection)</w:t>
       </w:r>
     </w:p>
     <w:p>
@@ -1114,31 +957,25 @@
         <w:pStyle w:val="Compact"/>
         <w:numPr>
           <w:ilvl w:val="0"/>
-          <w:numId w:val="1004"/>
-        </w:numPr>
-      </w:pPr>
-      <w:r>
-        <w:rPr>
-          <w:b/>
-          <w:bCs/>
-        </w:rPr>
-        <w:t xml:space="preserve">Error tracking</w:t>
-      </w:r>
-      <w:r>
-        <w:t xml:space="preserve"> </w:t>
-      </w:r>
-      <w:r>
-        <w:t xml:space="preserve">(e.g. Sentry — one-line setup) and alerting.</w:t>
-      </w:r>
-      <w:r>
-        <w:t xml:space="preserve"> </w:t>
+          <w:numId w:val="4"/>
+        </w:numPr>
+      </w:pPr>
+      <w:r>
+        <w:rPr>
+          <w:b/>
+          <w:bCs/>
+        </w:rPr>
+        <w:t>GDPR documentation and per-field privacy controls.</w:t>
+      </w:r>
+      <w:r>
+        <w:t xml:space="preserve"> Existing privacy toggles are localStorage-only and enforce nothing. </w:t>
       </w:r>
       <w:r>
         <w:rPr>
           <w:i/>
           <w:iCs/>
         </w:rPr>
-        <w:t xml:space="preserve">(Reliability / Monitoring)</w:t>
+        <w:t>(Data Protection)</w:t>
       </w:r>
     </w:p>
     <w:p>
@@ -1146,31 +983,36 @@
         <w:pStyle w:val="Compact"/>
         <w:numPr>
           <w:ilvl w:val="0"/>
-          <w:numId w:val="1004"/>
-        </w:numPr>
-      </w:pPr>
-      <w:r>
-        <w:rPr>
-          <w:b/>
-          <w:bCs/>
-        </w:rPr>
-        <w:t xml:space="preserve">CI pipeline</w:t>
-      </w:r>
-      <w:r>
-        <w:t xml:space="preserve"> </w:t>
-      </w:r>
-      <w:r>
-        <w:t xml:space="preserve">running tsc, vitest, build; ESLint config (none exists; TS strict already on).</w:t>
-      </w:r>
-      <w:r>
-        <w:t xml:space="preserve"> </w:t>
+          <w:numId w:val="4"/>
+        </w:numPr>
+      </w:pPr>
+      <w:r>
+        <w:rPr>
+          <w:b/>
+          <w:bCs/>
+        </w:rPr>
+        <w:t>IP policy items:</w:t>
+      </w:r>
+      <w:r>
+        <w:t xml:space="preserve"> UGC ownership terms, branding protection, LICENSE file + third-party attribution, blockchain IP registry (scope or descope explicitly — biggest unknown in the spec). </w:t>
       </w:r>
       <w:r>
         <w:rPr>
           <w:i/>
           <w:iCs/>
         </w:rPr>
-        <w:t xml:space="preserve">(Maintainability)</w:t>
+        <w:t>(Intellectual Property)</w:t>
+      </w:r>
+    </w:p>
+    <w:p>
+      <w:pPr>
+        <w:pStyle w:val="Heading1"/>
+      </w:pPr>
+      <w:bookmarkStart w:id="4" w:name="X6d99a1163293e241a76a959974ef36a97e522b3"/>
+      <w:bookmarkEnd w:id="3"/>
+      <w:r>
+        <w:lastRenderedPageBreak/>
+        <w:t>Priority 4 — Engineering Health (quality, monitoring, recovery)</w:t>
       </w:r>
     </w:p>
     <w:p>
@@ -1178,31 +1020,25 @@
         <w:pStyle w:val="Compact"/>
         <w:numPr>
           <w:ilvl w:val="0"/>
-          <w:numId w:val="1004"/>
-        </w:numPr>
-      </w:pPr>
-      <w:r>
-        <w:rPr>
-          <w:b/>
-          <w:bCs/>
-        </w:rPr>
-        <w:t xml:space="preserve">Test coverage.</w:t>
-      </w:r>
-      <w:r>
-        <w:t xml:space="preserve"> </w:t>
-      </w:r>
-      <w:r>
-        <w:t xml:space="preserve">2 test files for the whole app; add component/integration tests.</w:t>
-      </w:r>
-      <w:r>
-        <w:t xml:space="preserve"> </w:t>
+          <w:numId w:val="5"/>
+        </w:numPr>
+      </w:pPr>
+      <w:r>
+        <w:rPr>
+          <w:b/>
+          <w:bCs/>
+        </w:rPr>
+        <w:t>Error tracking</w:t>
+      </w:r>
+      <w:r>
+        <w:t xml:space="preserve"> (e.g. Sentry — one-line setup) and alerting. </w:t>
       </w:r>
       <w:r>
         <w:rPr>
           <w:i/>
           <w:iCs/>
         </w:rPr>
-        <w:t xml:space="preserve">(Maintainability)</w:t>
+        <w:t>(Reliability / Monitoring)</w:t>
       </w:r>
     </w:p>
     <w:p>
@@ -1210,31 +1046,25 @@
         <w:pStyle w:val="Compact"/>
         <w:numPr>
           <w:ilvl w:val="0"/>
-          <w:numId w:val="1004"/>
-        </w:numPr>
-      </w:pPr>
-      <w:r>
-        <w:rPr>
-          <w:b/>
-          <w:bCs/>
-        </w:rPr>
-        <w:t xml:space="preserve">XSS pass on TipTap-stored HTML</w:t>
-      </w:r>
-      <w:r>
-        <w:t xml:space="preserve"> </w:t>
-      </w:r>
-      <w:r>
-        <w:t xml:space="preserve">— no systematic sanitization policy.</w:t>
-      </w:r>
-      <w:r>
-        <w:t xml:space="preserve"> </w:t>
+          <w:numId w:val="5"/>
+        </w:numPr>
+      </w:pPr>
+      <w:r>
+        <w:rPr>
+          <w:b/>
+          <w:bCs/>
+        </w:rPr>
+        <w:t>CI pipeline</w:t>
+      </w:r>
+      <w:r>
+        <w:t xml:space="preserve"> running tsc, vitest, build; ESLint config (none exists; TS strict already on). </w:t>
       </w:r>
       <w:r>
         <w:rPr>
           <w:i/>
           <w:iCs/>
         </w:rPr>
-        <w:t xml:space="preserve">(Security)</w:t>
+        <w:t>(Maintainability)</w:t>
       </w:r>
     </w:p>
     <w:p>
@@ -1242,31 +1072,25 @@
         <w:pStyle w:val="Compact"/>
         <w:numPr>
           <w:ilvl w:val="0"/>
-          <w:numId w:val="1004"/>
-        </w:numPr>
-      </w:pPr>
-      <w:r>
-        <w:rPr>
-          <w:b/>
-          <w:bCs/>
-        </w:rPr>
-        <w:t xml:space="preserve">APM + performance measurement.</w:t>
-      </w:r>
-      <w:r>
-        <w:t xml:space="preserve"> </w:t>
-      </w:r>
-      <w:r>
-        <w:t xml:space="preserve">All targets (&lt;3s load, &lt;500ms API, &lt;2MB bundle, 10K users) are currently unverifiable — nothing is measured.</w:t>
-      </w:r>
-      <w:r>
-        <w:t xml:space="preserve"> </w:t>
+          <w:numId w:val="5"/>
+        </w:numPr>
+      </w:pPr>
+      <w:r>
+        <w:rPr>
+          <w:b/>
+          <w:bCs/>
+        </w:rPr>
+        <w:t>Test coverage.</w:t>
+      </w:r>
+      <w:r>
+        <w:t xml:space="preserve"> 2 test files for the whole app; add component/integration tests. </w:t>
       </w:r>
       <w:r>
         <w:rPr>
           <w:i/>
           <w:iCs/>
         </w:rPr>
-        <w:t xml:space="preserve">(Performance / Scalability)</w:t>
+        <w:t>(Maintainability)</w:t>
       </w:r>
     </w:p>
     <w:p>
@@ -1274,31 +1098,25 @@
         <w:pStyle w:val="Compact"/>
         <w:numPr>
           <w:ilvl w:val="0"/>
-          <w:numId w:val="1004"/>
-        </w:numPr>
-      </w:pPr>
-      <w:r>
-        <w:rPr>
-          <w:b/>
-          <w:bCs/>
-        </w:rPr>
-        <w:t xml:space="preserve">Accessibility audit</w:t>
-      </w:r>
-      <w:r>
-        <w:t xml:space="preserve"> </w:t>
-      </w:r>
-      <w:r>
-        <w:t xml:space="preserve">(axe-core) before claiming WCAG 2.1 AA.</w:t>
-      </w:r>
-      <w:r>
-        <w:t xml:space="preserve"> </w:t>
+          <w:numId w:val="5"/>
+        </w:numPr>
+      </w:pPr>
+      <w:r>
+        <w:rPr>
+          <w:b/>
+          <w:bCs/>
+        </w:rPr>
+        <w:t>XSS pass on TipTap-stored HTML</w:t>
+      </w:r>
+      <w:r>
+        <w:t xml:space="preserve"> — no systematic sanitization policy. </w:t>
       </w:r>
       <w:r>
         <w:rPr>
           <w:i/>
           <w:iCs/>
         </w:rPr>
-        <w:t xml:space="preserve">(UI / Compatibility)</w:t>
+        <w:t>(Security)</w:t>
       </w:r>
     </w:p>
     <w:p>
@@ -1306,31 +1124,25 @@
         <w:pStyle w:val="Compact"/>
         <w:numPr>
           <w:ilvl w:val="0"/>
-          <w:numId w:val="1004"/>
-        </w:numPr>
-      </w:pPr>
-      <w:r>
-        <w:rPr>
-          <w:b/>
-          <w:bCs/>
-        </w:rPr>
-        <w:t xml:space="preserve">Backup &amp; DR documentation:</w:t>
-      </w:r>
-      <w:r>
-        <w:t xml:space="preserve"> </w:t>
-      </w:r>
-      <w:r>
-        <w:t xml:space="preserve">retention, point-in-time recovery, RTO/RPO runbook, storage backup sync.</w:t>
-      </w:r>
-      <w:r>
-        <w:t xml:space="preserve"> </w:t>
+          <w:numId w:val="5"/>
+        </w:numPr>
+      </w:pPr>
+      <w:r>
+        <w:rPr>
+          <w:b/>
+          <w:bCs/>
+        </w:rPr>
+        <w:t>APM + performance measurement.</w:t>
+      </w:r>
+      <w:r>
+        <w:t xml:space="preserve"> All targets (&lt;3s load, &lt;500ms API, &lt;2MB bundle, 10K users) are currently unverifiable — nothing is measured. </w:t>
       </w:r>
       <w:r>
         <w:rPr>
           <w:i/>
           <w:iCs/>
         </w:rPr>
-        <w:t xml:space="preserve">(Reliability / Backup &amp; Recovery)</w:t>
+        <w:t>(Performance / Scalability)</w:t>
       </w:r>
     </w:p>
     <w:p>
@@ -1338,101 +1150,2508 @@
         <w:pStyle w:val="Compact"/>
         <w:numPr>
           <w:ilvl w:val="0"/>
-          <w:numId w:val="1004"/>
-        </w:numPr>
-      </w:pPr>
-      <w:r>
-        <w:rPr>
-          <w:b/>
-          <w:bCs/>
-        </w:rPr>
-        <w:t xml:space="preserve">Security audit cadence</w:t>
-      </w:r>
-      <w:r>
-        <w:t xml:space="preserve"> </w:t>
-      </w:r>
-      <w:r>
-        <w:t xml:space="preserve">+ dependency scanning.</w:t>
-      </w:r>
-      <w:r>
-        <w:t xml:space="preserve"> </w:t>
+          <w:numId w:val="5"/>
+        </w:numPr>
+      </w:pPr>
+      <w:r>
+        <w:rPr>
+          <w:b/>
+          <w:bCs/>
+        </w:rPr>
+        <w:t>Accessibility audit</w:t>
+      </w:r>
+      <w:r>
+        <w:t xml:space="preserve"> (axe-core) before claiming WCAG 2.1 AA. </w:t>
       </w:r>
       <w:r>
         <w:rPr>
           <w:i/>
           <w:iCs/>
         </w:rPr>
-        <w:t xml:space="preserve">(Security)</w:t>
-      </w:r>
-    </w:p>
-    <w:bookmarkEnd w:id="13"/>
-    <w:bookmarkStart w:id="14" w:name="already-done-no-action"/>
-    <w:p>
-      <w:pPr>
-        <w:pStyle w:val="Heading1"/>
-      </w:pPr>
-      <w:r>
-        <w:t xml:space="preserve">Already Done (no action)</w:t>
-      </w:r>
-    </w:p>
-    <w:p>
-      <w:pPr>
-        <w:pStyle w:val="FirstParagraph"/>
-      </w:pPr>
-      <w:r>
-        <w:t xml:space="preserve">Authentication, roles &amp; profiles, project creation/discovery, forums, events (except item 3), grant listings + applications, resource management + discovery, direct messaging (except item 5), admin dashboard, user analytics, help center + AI assistant, RLS on all 27 tables, admin override policies, lazy image loading, responsive design. Inherited from platform: JWT, TLS/AES-256, bcrypt, CSRF, SQL-injection protection, daily backups, horizontal scaling.</w:t>
-      </w:r>
-    </w:p>
-    <w:p>
-      <w:pPr>
-        <w:pStyle w:val="BodyText"/>
-      </w:pPr>
+        <w:t>(UI / Compatibility)</w:t>
+      </w:r>
+    </w:p>
+    <w:p>
+      <w:pPr>
+        <w:pStyle w:val="Compact"/>
+        <w:numPr>
+          <w:ilvl w:val="0"/>
+          <w:numId w:val="5"/>
+        </w:numPr>
+      </w:pPr>
+      <w:r>
+        <w:rPr>
+          <w:b/>
+          <w:bCs/>
+        </w:rPr>
+        <w:t>Backup &amp; DR documentation:</w:t>
+      </w:r>
+      <w:r>
+        <w:t xml:space="preserve"> retention, point-in-time recovery, RTO/RPO runbook, storage backup sync. </w:t>
+      </w:r>
       <w:r>
         <w:rPr>
           <w:i/>
           <w:iCs/>
         </w:rPr>
-        <w:t xml:space="preserve">Full evidence (file:line for each of the 100 requirements) available in the long-form audit on request.</w:t>
-      </w:r>
-    </w:p>
-    <w:bookmarkEnd w:id="14"/>
+        <w:t>(Reliability / Backup &amp; Recovery)</w:t>
+      </w:r>
+    </w:p>
+    <w:p>
+      <w:pPr>
+        <w:pStyle w:val="Compact"/>
+        <w:numPr>
+          <w:ilvl w:val="0"/>
+          <w:numId w:val="5"/>
+        </w:numPr>
+      </w:pPr>
+      <w:r>
+        <w:rPr>
+          <w:b/>
+          <w:bCs/>
+        </w:rPr>
+        <w:t>Security audit cadence</w:t>
+      </w:r>
+      <w:r>
+        <w:t xml:space="preserve"> + dependency scanning. </w:t>
+      </w:r>
+      <w:r>
+        <w:rPr>
+          <w:i/>
+          <w:iCs/>
+        </w:rPr>
+        <w:t>(Security)</w:t>
+      </w:r>
+    </w:p>
+    <w:p>
+      <w:pPr>
+        <w:pStyle w:val="Heading1"/>
+      </w:pPr>
+      <w:bookmarkStart w:id="5" w:name="already-done-no-action"/>
+      <w:bookmarkEnd w:id="4"/>
+      <w:r>
+        <w:t>Already Done (no action)</w:t>
+      </w:r>
+    </w:p>
+    <w:p>
+      <w:pPr>
+        <w:pStyle w:val="FirstParagraph"/>
+      </w:pPr>
+      <w:r>
+        <w:t>Authentication, roles &amp; profiles, project creation/discovery, forums, events (except item 3), grant listings + applications, resource management + discovery, direct messaging (except item 5), admin dashboard, user analytics, help center + AI assistant, RLS on all 27 tables, admin override policies, lazy image loading, responsive design. Inherited from platform: JWT, TLS/AES-256, bcrypt, CSRF, SQL-injection protection, daily backups, horizontal scaling.</w:t>
+      </w:r>
+    </w:p>
+    <w:p>
+      <w:pPr>
+        <w:pStyle w:val="BodyText"/>
+        <w:rPr>
+          <w:i/>
+          <w:iCs/>
+        </w:rPr>
+      </w:pPr>
+      <w:r>
+        <w:rPr>
+          <w:i/>
+          <w:iCs/>
+        </w:rPr>
+        <w:t>Full evidence (</w:t>
+      </w:r>
+      <w:proofErr w:type="gramStart"/>
+      <w:r>
+        <w:rPr>
+          <w:i/>
+          <w:iCs/>
+        </w:rPr>
+        <w:t>file:line</w:t>
+      </w:r>
+      <w:proofErr w:type="gramEnd"/>
+      <w:r>
+        <w:rPr>
+          <w:i/>
+          <w:iCs/>
+        </w:rPr>
+        <w:t xml:space="preserve"> for each of the 100 requirements) available in the long-form audit on request.</w:t>
+      </w:r>
+    </w:p>
+    <w:p>
+      <w:pPr>
+        <w:pStyle w:val="BodyText"/>
+        <w:rPr>
+          <w:i/>
+          <w:iCs/>
+        </w:rPr>
+      </w:pPr>
+    </w:p>
+    <w:p>
+      <w:pPr>
+        <w:pStyle w:val="BodyText"/>
+        <w:rPr>
+          <w:i/>
+          <w:iCs/>
+        </w:rPr>
+      </w:pPr>
+    </w:p>
+    <w:p>
+      <w:pPr>
+        <w:pStyle w:val="BodyText"/>
+        <w:rPr>
+          <w:i/>
+          <w:iCs/>
+        </w:rPr>
+      </w:pPr>
+    </w:p>
+    <w:p>
+      <w:pPr>
+        <w:pStyle w:val="BodyText"/>
+      </w:pPr>
+      <w:r>
+        <w:t>j9O3mba5C5z5RFGd</w:t>
+      </w:r>
+    </w:p>
+    <w:p>
+      <w:pPr>
+        <w:pStyle w:val="BodyText"/>
+      </w:pPr>
+    </w:p>
+    <w:p>
+      <w:pPr>
+        <w:pStyle w:val="BodyText"/>
+      </w:pPr>
+      <w:proofErr w:type="spellStart"/>
+      <w:r>
+        <w:t>ktip</w:t>
+      </w:r>
+      <w:proofErr w:type="spellEnd"/>
+      <w:r>
+        <w:t xml:space="preserve"> test </w:t>
+      </w:r>
+      <w:r>
+        <w:t>database</w:t>
+      </w:r>
+    </w:p>
+    <w:p>
+      <w:pPr>
+        <w:pStyle w:val="BodyText"/>
+      </w:pPr>
+    </w:p>
+    <w:p>
+      <w:pPr>
+        <w:pStyle w:val="BodyText"/>
+      </w:pPr>
+    </w:p>
+    <w:p>
+      <w:pPr>
+        <w:pStyle w:val="BodyText"/>
+      </w:pPr>
+    </w:p>
+    <w:p>
+      <w:pPr>
+        <w:pStyle w:val="BodyText"/>
+      </w:pPr>
+      <w:r>
+        <w:lastRenderedPageBreak/>
+        <w:t xml:space="preserve">all main features </w:t>
+      </w:r>
+      <w:proofErr w:type="gramStart"/>
+      <w:r>
+        <w:t>completes</w:t>
+      </w:r>
+      <w:proofErr w:type="gramEnd"/>
+      <w:r>
+        <w:t>:</w:t>
+      </w:r>
+    </w:p>
+    <w:p>
+      <w:pPr>
+        <w:pStyle w:val="BodyText"/>
+      </w:pPr>
+      <w:r>
+        <w:t xml:space="preserve">missing </w:t>
+      </w:r>
+      <w:proofErr w:type="spellStart"/>
+      <w:r>
+        <w:t>ui</w:t>
+      </w:r>
+      <w:proofErr w:type="spellEnd"/>
+      <w:r>
+        <w:t>/</w:t>
+      </w:r>
+      <w:proofErr w:type="spellStart"/>
+      <w:r>
+        <w:t>ux</w:t>
+      </w:r>
+      <w:proofErr w:type="spellEnd"/>
+    </w:p>
+    <w:p>
+      <w:pPr>
+        <w:pStyle w:val="BodyText"/>
+      </w:pPr>
+    </w:p>
+    <w:p>
+      <w:pPr>
+        <w:pStyle w:val="BodyText"/>
+      </w:pPr>
+    </w:p>
+    <w:p>
+      <w:pPr>
+        <w:pStyle w:val="BodyText"/>
+        <w:rPr>
+          <w:b/>
+          <w:lang w:val="en"/>
+        </w:rPr>
+      </w:pPr>
+      <w:r>
+        <w:rPr>
+          <w:b/>
+          <w:lang w:val="en"/>
+        </w:rPr>
+        <w:t xml:space="preserve">Annex A: List of Technical Specifications of the Production Ready Version of the KTIP </w:t>
+      </w:r>
+    </w:p>
+    <w:p>
+      <w:pPr>
+        <w:pStyle w:val="BodyText"/>
+        <w:rPr>
+          <w:b/>
+          <w:lang w:val="en"/>
+        </w:rPr>
+      </w:pPr>
+    </w:p>
+    <w:p>
+      <w:pPr>
+        <w:pStyle w:val="BodyText"/>
+        <w:numPr>
+          <w:ilvl w:val="0"/>
+          <w:numId w:val="6"/>
+        </w:numPr>
+        <w:rPr>
+          <w:b/>
+          <w:lang w:val="en"/>
+        </w:rPr>
+      </w:pPr>
+      <w:r>
+        <w:rPr>
+          <w:b/>
+          <w:lang w:val="en"/>
+        </w:rPr>
+        <w:t>Functional Feature Specifications</w:t>
+      </w:r>
+    </w:p>
+    <w:p>
+      <w:pPr>
+        <w:pStyle w:val="BodyText"/>
+        <w:numPr>
+          <w:ilvl w:val="1"/>
+          <w:numId w:val="6"/>
+        </w:numPr>
+        <w:rPr>
+          <w:bCs/>
+        </w:rPr>
+      </w:pPr>
+      <w:bookmarkStart w:id="6" w:name="_Toc1181191811"/>
+      <w:r>
+        <w:rPr>
+          <w:bCs/>
+        </w:rPr>
+        <w:t>User Management</w:t>
+      </w:r>
+      <w:bookmarkEnd w:id="6"/>
+    </w:p>
+    <w:p>
+      <w:pPr>
+        <w:pStyle w:val="BodyText"/>
+        <w:numPr>
+          <w:ilvl w:val="2"/>
+          <w:numId w:val="6"/>
+        </w:numPr>
+        <w:rPr>
+          <w:bCs/>
+        </w:rPr>
+      </w:pPr>
+      <w:r>
+        <w:rPr>
+          <w:bCs/>
+        </w:rPr>
+        <w:t>Authentication System</w:t>
+      </w:r>
+    </w:p>
+    <w:p>
+      <w:pPr>
+        <w:pStyle w:val="BodyText"/>
+        <w:numPr>
+          <w:ilvl w:val="2"/>
+          <w:numId w:val="6"/>
+        </w:numPr>
+        <w:rPr>
+          <w:bCs/>
+        </w:rPr>
+      </w:pPr>
+      <w:r>
+        <w:rPr>
+          <w:bCs/>
+        </w:rPr>
+        <w:t xml:space="preserve">User Roles &amp; Profiles </w:t>
+      </w:r>
+    </w:p>
+    <w:p>
+      <w:pPr>
+        <w:pStyle w:val="BodyText"/>
+        <w:numPr>
+          <w:ilvl w:val="2"/>
+          <w:numId w:val="6"/>
+        </w:numPr>
+        <w:rPr>
+          <w:bCs/>
+        </w:rPr>
+      </w:pPr>
+      <w:r>
+        <w:rPr>
+          <w:bCs/>
+        </w:rPr>
+        <w:t xml:space="preserve">Verification System </w:t>
+      </w:r>
+    </w:p>
+    <w:p>
+      <w:pPr>
+        <w:pStyle w:val="BodyText"/>
+        <w:numPr>
+          <w:ilvl w:val="1"/>
+          <w:numId w:val="6"/>
+        </w:numPr>
+        <w:rPr>
+          <w:bCs/>
+        </w:rPr>
+      </w:pPr>
+      <w:bookmarkStart w:id="7" w:name="_Toc1587136996"/>
+      <w:r>
+        <w:rPr>
+          <w:bCs/>
+        </w:rPr>
+        <w:t>Project Management</w:t>
+      </w:r>
+      <w:bookmarkEnd w:id="7"/>
+    </w:p>
+    <w:p>
+      <w:pPr>
+        <w:pStyle w:val="BodyText"/>
+        <w:numPr>
+          <w:ilvl w:val="2"/>
+          <w:numId w:val="6"/>
+        </w:numPr>
+        <w:rPr>
+          <w:bCs/>
+        </w:rPr>
+      </w:pPr>
+      <w:r>
+        <w:rPr>
+          <w:bCs/>
+        </w:rPr>
+        <w:t xml:space="preserve">Project Creation &amp; Discovery </w:t>
+      </w:r>
+      <w:r>
+        <w:t xml:space="preserve"> </w:t>
+      </w:r>
+    </w:p>
+    <w:p>
+      <w:pPr>
+        <w:pStyle w:val="BodyText"/>
+        <w:numPr>
+          <w:ilvl w:val="2"/>
+          <w:numId w:val="6"/>
+        </w:numPr>
+        <w:rPr>
+          <w:bCs/>
+        </w:rPr>
+      </w:pPr>
+      <w:r>
+        <w:rPr>
+          <w:bCs/>
+        </w:rPr>
+        <w:t xml:space="preserve">Project Collaboration </w:t>
+      </w:r>
+    </w:p>
+    <w:p>
+      <w:pPr>
+        <w:pStyle w:val="BodyText"/>
+        <w:numPr>
+          <w:ilvl w:val="2"/>
+          <w:numId w:val="6"/>
+        </w:numPr>
+        <w:rPr>
+          <w:bCs/>
+        </w:rPr>
+      </w:pPr>
+      <w:r>
+        <w:rPr>
+          <w:bCs/>
+        </w:rPr>
+        <w:t xml:space="preserve">Project Engagement </w:t>
+      </w:r>
+    </w:p>
+    <w:p>
+      <w:pPr>
+        <w:pStyle w:val="BodyText"/>
+        <w:numPr>
+          <w:ilvl w:val="1"/>
+          <w:numId w:val="6"/>
+        </w:numPr>
+        <w:rPr>
+          <w:bCs/>
+        </w:rPr>
+      </w:pPr>
+      <w:bookmarkStart w:id="8" w:name="_Toc363532152"/>
+      <w:r>
+        <w:rPr>
+          <w:bCs/>
+        </w:rPr>
+        <w:t>Community Features</w:t>
+      </w:r>
+      <w:bookmarkEnd w:id="8"/>
+    </w:p>
+    <w:p>
+      <w:pPr>
+        <w:pStyle w:val="BodyText"/>
+        <w:numPr>
+          <w:ilvl w:val="2"/>
+          <w:numId w:val="6"/>
+        </w:numPr>
+        <w:rPr>
+          <w:bCs/>
+        </w:rPr>
+      </w:pPr>
+      <w:r>
+        <w:rPr>
+          <w:bCs/>
+        </w:rPr>
+        <w:t xml:space="preserve">Forums &amp; Discussions </w:t>
+      </w:r>
+    </w:p>
+    <w:p>
+      <w:pPr>
+        <w:pStyle w:val="BodyText"/>
+        <w:numPr>
+          <w:ilvl w:val="2"/>
+          <w:numId w:val="6"/>
+        </w:numPr>
+        <w:rPr>
+          <w:bCs/>
+        </w:rPr>
+      </w:pPr>
+      <w:r>
+        <w:rPr>
+          <w:bCs/>
+        </w:rPr>
+        <w:t xml:space="preserve">Events Management </w:t>
+      </w:r>
+    </w:p>
+    <w:p>
+      <w:pPr>
+        <w:pStyle w:val="BodyText"/>
+        <w:numPr>
+          <w:ilvl w:val="2"/>
+          <w:numId w:val="6"/>
+        </w:numPr>
+        <w:rPr>
+          <w:bCs/>
+        </w:rPr>
+      </w:pPr>
+      <w:r>
+        <w:rPr>
+          <w:bCs/>
+        </w:rPr>
+        <w:t xml:space="preserve">Networking &amp; Connections </w:t>
+      </w:r>
+    </w:p>
+    <w:p>
+      <w:pPr>
+        <w:pStyle w:val="BodyText"/>
+        <w:numPr>
+          <w:ilvl w:val="1"/>
+          <w:numId w:val="6"/>
+        </w:numPr>
+        <w:rPr>
+          <w:bCs/>
+        </w:rPr>
+      </w:pPr>
+      <w:bookmarkStart w:id="9" w:name="_Toc1420887600"/>
+      <w:r>
+        <w:rPr>
+          <w:bCs/>
+        </w:rPr>
+        <w:t>Messaging System</w:t>
+      </w:r>
+      <w:bookmarkEnd w:id="9"/>
+      <w:r>
+        <w:rPr>
+          <w:bCs/>
+        </w:rPr>
+        <w:tab/>
+      </w:r>
+    </w:p>
+    <w:p>
+      <w:pPr>
+        <w:pStyle w:val="BodyText"/>
+        <w:numPr>
+          <w:ilvl w:val="2"/>
+          <w:numId w:val="6"/>
+        </w:numPr>
+        <w:rPr>
+          <w:bCs/>
+        </w:rPr>
+      </w:pPr>
+      <w:r>
+        <w:rPr>
+          <w:bCs/>
+        </w:rPr>
+        <w:t xml:space="preserve">Direct Messaging </w:t>
+      </w:r>
+    </w:p>
+    <w:p>
+      <w:pPr>
+        <w:pStyle w:val="BodyText"/>
+        <w:numPr>
+          <w:ilvl w:val="2"/>
+          <w:numId w:val="6"/>
+        </w:numPr>
+        <w:rPr>
+          <w:bCs/>
+        </w:rPr>
+      </w:pPr>
+      <w:r>
+        <w:rPr>
+          <w:bCs/>
+        </w:rPr>
+        <w:t xml:space="preserve">Group Messaging </w:t>
+      </w:r>
+    </w:p>
+    <w:p>
+      <w:pPr>
+        <w:pStyle w:val="BodyText"/>
+        <w:numPr>
+          <w:ilvl w:val="1"/>
+          <w:numId w:val="6"/>
+        </w:numPr>
+        <w:rPr>
+          <w:bCs/>
+        </w:rPr>
+      </w:pPr>
+      <w:bookmarkStart w:id="10" w:name="_Toc538420831"/>
+      <w:r>
+        <w:rPr>
+          <w:bCs/>
+        </w:rPr>
+        <w:t>Grants &amp; Funding</w:t>
+      </w:r>
+      <w:bookmarkEnd w:id="10"/>
+    </w:p>
+    <w:p>
+      <w:pPr>
+        <w:pStyle w:val="BodyText"/>
+        <w:numPr>
+          <w:ilvl w:val="2"/>
+          <w:numId w:val="6"/>
+        </w:numPr>
+        <w:rPr>
+          <w:bCs/>
+        </w:rPr>
+      </w:pPr>
+      <w:bookmarkStart w:id="11" w:name="_Toc223606063"/>
+      <w:r>
+        <w:rPr>
+          <w:bCs/>
+        </w:rPr>
+        <w:t>Grant Listings</w:t>
+      </w:r>
+      <w:bookmarkEnd w:id="11"/>
+    </w:p>
+    <w:p>
+      <w:pPr>
+        <w:pStyle w:val="BodyText"/>
+        <w:numPr>
+          <w:ilvl w:val="2"/>
+          <w:numId w:val="6"/>
+        </w:numPr>
+        <w:rPr>
+          <w:bCs/>
+        </w:rPr>
+      </w:pPr>
+      <w:bookmarkStart w:id="12" w:name="_Toc1309041722"/>
+      <w:r>
+        <w:rPr>
+          <w:bCs/>
+        </w:rPr>
+        <w:t>Grant Applications</w:t>
+      </w:r>
+      <w:bookmarkEnd w:id="12"/>
+    </w:p>
+    <w:p>
+      <w:pPr>
+        <w:pStyle w:val="BodyText"/>
+        <w:numPr>
+          <w:ilvl w:val="1"/>
+          <w:numId w:val="6"/>
+        </w:numPr>
+        <w:rPr>
+          <w:bCs/>
+        </w:rPr>
+      </w:pPr>
+      <w:bookmarkStart w:id="13" w:name="_Toc1597985672"/>
+      <w:r>
+        <w:rPr>
+          <w:bCs/>
+        </w:rPr>
+        <w:t>Resource Repository</w:t>
+      </w:r>
+      <w:bookmarkEnd w:id="13"/>
+    </w:p>
+    <w:p>
+      <w:pPr>
+        <w:pStyle w:val="BodyText"/>
+        <w:numPr>
+          <w:ilvl w:val="2"/>
+          <w:numId w:val="6"/>
+        </w:numPr>
+        <w:rPr>
+          <w:bCs/>
+        </w:rPr>
+      </w:pPr>
+      <w:bookmarkStart w:id="14" w:name="_Toc1400977071"/>
+      <w:r>
+        <w:rPr>
+          <w:bCs/>
+        </w:rPr>
+        <w:t>Resource Management</w:t>
+      </w:r>
+      <w:bookmarkEnd w:id="14"/>
+    </w:p>
+    <w:p>
+      <w:pPr>
+        <w:pStyle w:val="BodyText"/>
+        <w:numPr>
+          <w:ilvl w:val="2"/>
+          <w:numId w:val="6"/>
+        </w:numPr>
+        <w:rPr>
+          <w:bCs/>
+        </w:rPr>
+      </w:pPr>
+      <w:bookmarkStart w:id="15" w:name="_Toc2066828882"/>
+      <w:r>
+        <w:rPr>
+          <w:bCs/>
+        </w:rPr>
+        <w:lastRenderedPageBreak/>
+        <w:t>Resource Discovery</w:t>
+      </w:r>
+      <w:bookmarkEnd w:id="15"/>
+    </w:p>
+    <w:p>
+      <w:pPr>
+        <w:pStyle w:val="BodyText"/>
+        <w:numPr>
+          <w:ilvl w:val="1"/>
+          <w:numId w:val="6"/>
+        </w:numPr>
+        <w:rPr>
+          <w:bCs/>
+        </w:rPr>
+      </w:pPr>
+      <w:bookmarkStart w:id="16" w:name="_Toc579632711"/>
+      <w:r>
+        <w:rPr>
+          <w:bCs/>
+        </w:rPr>
+        <w:t>External Integrations</w:t>
+      </w:r>
+      <w:bookmarkEnd w:id="16"/>
+    </w:p>
+    <w:p>
+      <w:pPr>
+        <w:pStyle w:val="BodyText"/>
+        <w:numPr>
+          <w:ilvl w:val="2"/>
+          <w:numId w:val="6"/>
+        </w:numPr>
+        <w:rPr>
+          <w:bCs/>
+        </w:rPr>
+      </w:pPr>
+      <w:bookmarkStart w:id="17" w:name="_Toc995820046"/>
+      <w:r>
+        <w:rPr>
+          <w:bCs/>
+        </w:rPr>
+        <w:t>Integration Directory</w:t>
+      </w:r>
+      <w:bookmarkEnd w:id="17"/>
+    </w:p>
+    <w:p>
+      <w:pPr>
+        <w:pStyle w:val="BodyText"/>
+        <w:numPr>
+          <w:ilvl w:val="1"/>
+          <w:numId w:val="6"/>
+        </w:numPr>
+        <w:rPr>
+          <w:bCs/>
+        </w:rPr>
+      </w:pPr>
+      <w:bookmarkStart w:id="18" w:name="_Toc921897198"/>
+      <w:r>
+        <w:rPr>
+          <w:bCs/>
+        </w:rPr>
+        <w:t>Notification System</w:t>
+      </w:r>
+      <w:bookmarkEnd w:id="18"/>
+    </w:p>
+    <w:p>
+      <w:pPr>
+        <w:pStyle w:val="BodyText"/>
+        <w:numPr>
+          <w:ilvl w:val="2"/>
+          <w:numId w:val="6"/>
+        </w:numPr>
+        <w:rPr>
+          <w:bCs/>
+        </w:rPr>
+      </w:pPr>
+      <w:bookmarkStart w:id="19" w:name="_Toc219405362"/>
+      <w:r>
+        <w:rPr>
+          <w:bCs/>
+        </w:rPr>
+        <w:t>Notification Management</w:t>
+      </w:r>
+      <w:bookmarkEnd w:id="19"/>
+    </w:p>
+    <w:p>
+      <w:pPr>
+        <w:pStyle w:val="BodyText"/>
+        <w:numPr>
+          <w:ilvl w:val="1"/>
+          <w:numId w:val="6"/>
+        </w:numPr>
+        <w:rPr>
+          <w:bCs/>
+        </w:rPr>
+      </w:pPr>
+      <w:bookmarkStart w:id="20" w:name="_Toc1258397173"/>
+      <w:r>
+        <w:rPr>
+          <w:bCs/>
+        </w:rPr>
+        <w:t>Badge &amp; Gamification System</w:t>
+      </w:r>
+      <w:bookmarkEnd w:id="20"/>
+    </w:p>
+    <w:p>
+      <w:pPr>
+        <w:pStyle w:val="BodyText"/>
+        <w:numPr>
+          <w:ilvl w:val="2"/>
+          <w:numId w:val="6"/>
+        </w:numPr>
+        <w:rPr>
+          <w:bCs/>
+        </w:rPr>
+      </w:pPr>
+      <w:bookmarkStart w:id="21" w:name="_Toc136580022"/>
+      <w:r>
+        <w:rPr>
+          <w:bCs/>
+        </w:rPr>
+        <w:t>Achievement Badges</w:t>
+      </w:r>
+      <w:bookmarkEnd w:id="21"/>
+    </w:p>
+    <w:p>
+      <w:pPr>
+        <w:pStyle w:val="BodyText"/>
+        <w:numPr>
+          <w:ilvl w:val="1"/>
+          <w:numId w:val="6"/>
+        </w:numPr>
+        <w:rPr>
+          <w:bCs/>
+        </w:rPr>
+      </w:pPr>
+      <w:bookmarkStart w:id="22" w:name="_Toc1025356886"/>
+      <w:r>
+        <w:rPr>
+          <w:bCs/>
+        </w:rPr>
+        <w:t>Feedback System</w:t>
+      </w:r>
+      <w:bookmarkEnd w:id="22"/>
+    </w:p>
+    <w:p>
+      <w:pPr>
+        <w:pStyle w:val="BodyText"/>
+        <w:numPr>
+          <w:ilvl w:val="2"/>
+          <w:numId w:val="6"/>
+        </w:numPr>
+        <w:rPr>
+          <w:bCs/>
+        </w:rPr>
+      </w:pPr>
+      <w:bookmarkStart w:id="23" w:name="_Toc1118232842"/>
+      <w:r>
+        <w:rPr>
+          <w:bCs/>
+        </w:rPr>
+        <w:t>User Feedback</w:t>
+      </w:r>
+      <w:bookmarkEnd w:id="23"/>
+    </w:p>
+    <w:p>
+      <w:pPr>
+        <w:pStyle w:val="BodyText"/>
+        <w:numPr>
+          <w:ilvl w:val="2"/>
+          <w:numId w:val="6"/>
+        </w:numPr>
+        <w:rPr>
+          <w:bCs/>
+        </w:rPr>
+      </w:pPr>
+      <w:bookmarkStart w:id="24" w:name="_Toc1948847156"/>
+      <w:r>
+        <w:rPr>
+          <w:bCs/>
+        </w:rPr>
+        <w:t>Admin Dashboard</w:t>
+      </w:r>
+      <w:bookmarkEnd w:id="24"/>
+    </w:p>
+    <w:p>
+      <w:pPr>
+        <w:pStyle w:val="BodyText"/>
+        <w:rPr>
+          <w:b/>
+          <w:bCs/>
+        </w:rPr>
+      </w:pPr>
+    </w:p>
+    <w:p>
+      <w:pPr>
+        <w:pStyle w:val="BodyText"/>
+        <w:numPr>
+          <w:ilvl w:val="0"/>
+          <w:numId w:val="6"/>
+        </w:numPr>
+        <w:rPr>
+          <w:b/>
+          <w:lang w:val="en"/>
+        </w:rPr>
+      </w:pPr>
+      <w:r>
+        <w:rPr>
+          <w:b/>
+          <w:lang w:val="en"/>
+        </w:rPr>
+        <w:t>User Interface Specifications</w:t>
+      </w:r>
+    </w:p>
+    <w:p>
+      <w:pPr>
+        <w:pStyle w:val="BodyText"/>
+        <w:numPr>
+          <w:ilvl w:val="2"/>
+          <w:numId w:val="6"/>
+        </w:numPr>
+        <w:rPr>
+          <w:lang w:val="en"/>
+        </w:rPr>
+      </w:pPr>
+      <w:r>
+        <w:rPr>
+          <w:lang w:val="en"/>
+        </w:rPr>
+        <w:t>Design Principles</w:t>
+      </w:r>
+    </w:p>
+    <w:p>
+      <w:pPr>
+        <w:pStyle w:val="BodyText"/>
+        <w:numPr>
+          <w:ilvl w:val="0"/>
+          <w:numId w:val="7"/>
+        </w:numPr>
+        <w:rPr>
+          <w:lang w:val="en"/>
+        </w:rPr>
+      </w:pPr>
+      <w:r>
+        <w:rPr>
+          <w:lang w:val="en"/>
+        </w:rPr>
+        <w:t>Mobile-first responsive design</w:t>
+      </w:r>
+    </w:p>
+    <w:p>
+      <w:pPr>
+        <w:pStyle w:val="BodyText"/>
+        <w:numPr>
+          <w:ilvl w:val="0"/>
+          <w:numId w:val="7"/>
+        </w:numPr>
+        <w:rPr>
+          <w:lang w:val="en"/>
+        </w:rPr>
+      </w:pPr>
+      <w:r>
+        <w:rPr>
+          <w:lang w:val="en"/>
+        </w:rPr>
+        <w:t>Intuitive navigation</w:t>
+      </w:r>
+    </w:p>
+    <w:p>
+      <w:pPr>
+        <w:pStyle w:val="BodyText"/>
+        <w:numPr>
+          <w:ilvl w:val="0"/>
+          <w:numId w:val="7"/>
+        </w:numPr>
+        <w:rPr>
+          <w:lang w:val="en"/>
+        </w:rPr>
+      </w:pPr>
+      <w:r>
+        <w:rPr>
+          <w:lang w:val="en"/>
+        </w:rPr>
+        <w:t>Accessible to all users (WCAG 2.1 AA)</w:t>
+      </w:r>
+    </w:p>
+    <w:p>
+      <w:pPr>
+        <w:pStyle w:val="BodyText"/>
+        <w:numPr>
+          <w:ilvl w:val="0"/>
+          <w:numId w:val="7"/>
+        </w:numPr>
+        <w:rPr>
+          <w:lang w:val="en"/>
+        </w:rPr>
+      </w:pPr>
+      <w:r>
+        <w:rPr>
+          <w:lang w:val="en"/>
+        </w:rPr>
+        <w:t>Fast loading times (&lt;3s)</w:t>
+      </w:r>
+    </w:p>
+    <w:p>
+      <w:pPr>
+        <w:pStyle w:val="BodyText"/>
+        <w:numPr>
+          <w:ilvl w:val="0"/>
+          <w:numId w:val="7"/>
+        </w:numPr>
+        <w:rPr>
+          <w:lang w:val="en"/>
+        </w:rPr>
+      </w:pPr>
+      <w:r>
+        <w:rPr>
+          <w:lang w:val="en"/>
+        </w:rPr>
+        <w:t>Clear visual hierarchy</w:t>
+      </w:r>
+    </w:p>
+    <w:p>
+      <w:pPr>
+        <w:pStyle w:val="BodyText"/>
+        <w:numPr>
+          <w:ilvl w:val="0"/>
+          <w:numId w:val="7"/>
+        </w:numPr>
+        <w:rPr>
+          <w:lang w:val="en"/>
+        </w:rPr>
+      </w:pPr>
+      <w:r>
+        <w:rPr>
+          <w:lang w:val="en"/>
+        </w:rPr>
+        <w:t>Consistent branding</w:t>
+      </w:r>
+    </w:p>
+    <w:p>
+      <w:pPr>
+        <w:pStyle w:val="BodyText"/>
+        <w:rPr>
+          <w:lang w:val="en"/>
+        </w:rPr>
+      </w:pPr>
+    </w:p>
+    <w:p>
+      <w:pPr>
+        <w:pStyle w:val="BodyText"/>
+        <w:numPr>
+          <w:ilvl w:val="0"/>
+          <w:numId w:val="6"/>
+        </w:numPr>
+        <w:rPr>
+          <w:b/>
+          <w:lang w:val="en"/>
+        </w:rPr>
+      </w:pPr>
+      <w:r>
+        <w:rPr>
+          <w:b/>
+          <w:lang w:val="en"/>
+        </w:rPr>
+        <w:t>Database Security</w:t>
+      </w:r>
+    </w:p>
+    <w:p>
+      <w:pPr>
+        <w:pStyle w:val="BodyText"/>
+        <w:numPr>
+          <w:ilvl w:val="1"/>
+          <w:numId w:val="6"/>
+        </w:numPr>
+        <w:rPr>
+          <w:lang w:val="en"/>
+        </w:rPr>
+      </w:pPr>
+      <w:bookmarkStart w:id="25" w:name="_Toc19777290"/>
+      <w:r>
+        <w:rPr>
+          <w:lang w:val="en"/>
+        </w:rPr>
+        <w:t xml:space="preserve"> Security Implementation</w:t>
+      </w:r>
+      <w:bookmarkEnd w:id="25"/>
+    </w:p>
+    <w:p>
+      <w:pPr>
+        <w:pStyle w:val="BodyText"/>
+        <w:numPr>
+          <w:ilvl w:val="2"/>
+          <w:numId w:val="6"/>
+        </w:numPr>
+        <w:rPr>
+          <w:lang w:val="en"/>
+        </w:rPr>
+      </w:pPr>
+      <w:bookmarkStart w:id="26" w:name="_Toc1749827106"/>
+      <w:r>
+        <w:rPr>
+          <w:lang w:val="en"/>
+        </w:rPr>
+        <w:t>Row Level Security (RLS)</w:t>
+      </w:r>
+      <w:bookmarkEnd w:id="26"/>
+    </w:p>
+    <w:p>
+      <w:pPr>
+        <w:pStyle w:val="BodyText"/>
+        <w:numPr>
+          <w:ilvl w:val="0"/>
+          <w:numId w:val="8"/>
+        </w:numPr>
+      </w:pPr>
+      <w:r>
+        <w:t>All tables have RLS enabled</w:t>
+      </w:r>
+    </w:p>
+    <w:p>
+      <w:pPr>
+        <w:pStyle w:val="BodyText"/>
+        <w:numPr>
+          <w:ilvl w:val="0"/>
+          <w:numId w:val="8"/>
+        </w:numPr>
+      </w:pPr>
+      <w:r>
+        <w:t>Policy-based access control</w:t>
+      </w:r>
+    </w:p>
+    <w:p>
+      <w:pPr>
+        <w:pStyle w:val="BodyText"/>
+        <w:numPr>
+          <w:ilvl w:val="0"/>
+          <w:numId w:val="8"/>
+        </w:numPr>
+      </w:pPr>
+      <w:r>
+        <w:t>User-scoped data access</w:t>
+      </w:r>
+    </w:p>
+    <w:p>
+      <w:pPr>
+        <w:pStyle w:val="BodyText"/>
+        <w:numPr>
+          <w:ilvl w:val="0"/>
+          <w:numId w:val="8"/>
+        </w:numPr>
+      </w:pPr>
+      <w:r>
+        <w:t>Team-based permissions</w:t>
+      </w:r>
+    </w:p>
+    <w:p>
+      <w:pPr>
+        <w:pStyle w:val="BodyText"/>
+        <w:numPr>
+          <w:ilvl w:val="0"/>
+          <w:numId w:val="8"/>
+        </w:numPr>
+      </w:pPr>
+      <w:r>
+        <w:lastRenderedPageBreak/>
+        <w:t>Admin override capabilities</w:t>
+      </w:r>
+    </w:p>
+    <w:p>
+      <w:pPr>
+        <w:pStyle w:val="BodyText"/>
+        <w:numPr>
+          <w:ilvl w:val="2"/>
+          <w:numId w:val="6"/>
+        </w:numPr>
+        <w:rPr>
+          <w:lang w:val="en"/>
+        </w:rPr>
+      </w:pPr>
+      <w:bookmarkStart w:id="27" w:name="_Toc1414041115"/>
+      <w:r>
+        <w:rPr>
+          <w:lang w:val="en"/>
+        </w:rPr>
+        <w:t>Security Policies</w:t>
+      </w:r>
+      <w:bookmarkEnd w:id="27"/>
+    </w:p>
+    <w:p>
+      <w:pPr>
+        <w:pStyle w:val="BodyText"/>
+        <w:numPr>
+          <w:ilvl w:val="0"/>
+          <w:numId w:val="9"/>
+        </w:numPr>
+      </w:pPr>
+      <w:r>
+        <w:t>Users can view own data</w:t>
+      </w:r>
+    </w:p>
+    <w:p>
+      <w:pPr>
+        <w:pStyle w:val="BodyText"/>
+        <w:numPr>
+          <w:ilvl w:val="0"/>
+          <w:numId w:val="9"/>
+        </w:numPr>
+      </w:pPr>
+      <w:r>
+        <w:t>Public data visible to authenticated users</w:t>
+      </w:r>
+    </w:p>
+    <w:p>
+      <w:pPr>
+        <w:pStyle w:val="BodyText"/>
+        <w:numPr>
+          <w:ilvl w:val="0"/>
+          <w:numId w:val="9"/>
+        </w:numPr>
+      </w:pPr>
+      <w:r>
+        <w:t>Team members access project data</w:t>
+      </w:r>
+    </w:p>
+    <w:p>
+      <w:pPr>
+        <w:pStyle w:val="BodyText"/>
+        <w:numPr>
+          <w:ilvl w:val="0"/>
+          <w:numId w:val="9"/>
+        </w:numPr>
+        <w:rPr>
+          <w:lang w:val="en"/>
+        </w:rPr>
+      </w:pPr>
+      <w:r>
+        <w:t>Admin users have elevated permissions</w:t>
+      </w:r>
+    </w:p>
+    <w:p>
+      <w:pPr>
+        <w:pStyle w:val="BodyText"/>
+        <w:numPr>
+          <w:ilvl w:val="0"/>
+          <w:numId w:val="9"/>
+        </w:numPr>
+        <w:rPr>
+          <w:lang w:val="en"/>
+        </w:rPr>
+      </w:pPr>
+      <w:r>
+        <w:t>Visibility controls respected</w:t>
+      </w:r>
+    </w:p>
+    <w:p>
+      <w:pPr>
+        <w:pStyle w:val="BodyText"/>
+        <w:rPr>
+          <w:lang w:val="en"/>
+        </w:rPr>
+      </w:pPr>
+    </w:p>
+    <w:p>
+      <w:pPr>
+        <w:pStyle w:val="BodyText"/>
+        <w:numPr>
+          <w:ilvl w:val="0"/>
+          <w:numId w:val="6"/>
+        </w:numPr>
+        <w:rPr>
+          <w:b/>
+          <w:lang w:val="en"/>
+        </w:rPr>
+      </w:pPr>
+      <w:bookmarkStart w:id="28" w:name="_Toc290288837"/>
+      <w:r>
+        <w:rPr>
+          <w:b/>
+          <w:lang w:val="en"/>
+        </w:rPr>
+        <w:t>NON-FUNCTIONAL REQUIREMENTS</w:t>
+      </w:r>
+      <w:bookmarkEnd w:id="28"/>
+    </w:p>
+    <w:p>
+      <w:pPr>
+        <w:pStyle w:val="BodyText"/>
+        <w:numPr>
+          <w:ilvl w:val="1"/>
+          <w:numId w:val="6"/>
+        </w:numPr>
+        <w:rPr>
+          <w:b/>
+          <w:bCs/>
+        </w:rPr>
+      </w:pPr>
+      <w:bookmarkStart w:id="29" w:name="_Toc1456472401"/>
+      <w:r>
+        <w:rPr>
+          <w:b/>
+          <w:bCs/>
+        </w:rPr>
+        <w:t>Performance</w:t>
+      </w:r>
+      <w:bookmarkEnd w:id="29"/>
+    </w:p>
+    <w:p>
+      <w:pPr>
+        <w:pStyle w:val="BodyText"/>
+        <w:numPr>
+          <w:ilvl w:val="0"/>
+          <w:numId w:val="9"/>
+        </w:numPr>
+      </w:pPr>
+      <w:r>
+        <w:t>Page Load Time: &lt;3 seconds on 4G connection</w:t>
+      </w:r>
+    </w:p>
+    <w:p>
+      <w:pPr>
+        <w:pStyle w:val="BodyText"/>
+        <w:numPr>
+          <w:ilvl w:val="0"/>
+          <w:numId w:val="9"/>
+        </w:numPr>
+      </w:pPr>
+      <w:r>
+        <w:t>API Response Time: &lt;500ms for 95th percentile</w:t>
+      </w:r>
+    </w:p>
+    <w:p>
+      <w:pPr>
+        <w:pStyle w:val="BodyText"/>
+        <w:numPr>
+          <w:ilvl w:val="0"/>
+          <w:numId w:val="9"/>
+        </w:numPr>
+      </w:pPr>
+      <w:r>
+        <w:t>Database Query Time: &lt;200ms average</w:t>
+      </w:r>
+    </w:p>
+    <w:p>
+      <w:pPr>
+        <w:pStyle w:val="BodyText"/>
+        <w:numPr>
+          <w:ilvl w:val="0"/>
+          <w:numId w:val="9"/>
+        </w:numPr>
+      </w:pPr>
+      <w:r>
+        <w:t>Real-time Updates: &lt;1 second latency</w:t>
+      </w:r>
+    </w:p>
+    <w:p>
+      <w:pPr>
+        <w:pStyle w:val="BodyText"/>
+        <w:numPr>
+          <w:ilvl w:val="0"/>
+          <w:numId w:val="9"/>
+        </w:numPr>
+      </w:pPr>
+      <w:r>
+        <w:t>Image Loading: Progressive/lazy loading</w:t>
+      </w:r>
+    </w:p>
+    <w:p>
+      <w:pPr>
+        <w:pStyle w:val="BodyText"/>
+        <w:numPr>
+          <w:ilvl w:val="0"/>
+          <w:numId w:val="9"/>
+        </w:numPr>
+      </w:pPr>
+      <w:r>
+        <w:t>Bundle Size: &lt;2MB total JavaScript</w:t>
+      </w:r>
+    </w:p>
+    <w:p>
+      <w:pPr>
+        <w:pStyle w:val="BodyText"/>
+        <w:numPr>
+          <w:ilvl w:val="1"/>
+          <w:numId w:val="6"/>
+        </w:numPr>
+        <w:rPr>
+          <w:b/>
+          <w:bCs/>
+        </w:rPr>
+      </w:pPr>
+      <w:bookmarkStart w:id="30" w:name="_Toc207538598"/>
+      <w:r>
+        <w:rPr>
+          <w:b/>
+          <w:bCs/>
+        </w:rPr>
+        <w:t>Scalability</w:t>
+      </w:r>
+      <w:bookmarkEnd w:id="30"/>
+    </w:p>
+    <w:p>
+      <w:pPr>
+        <w:pStyle w:val="BodyText"/>
+        <w:numPr>
+          <w:ilvl w:val="0"/>
+          <w:numId w:val="9"/>
+        </w:numPr>
+      </w:pPr>
+      <w:r>
+        <w:t>Support 10,000+ concurrent users</w:t>
+      </w:r>
+    </w:p>
+    <w:p>
+      <w:pPr>
+        <w:pStyle w:val="BodyText"/>
+        <w:numPr>
+          <w:ilvl w:val="0"/>
+          <w:numId w:val="9"/>
+        </w:numPr>
+      </w:pPr>
+      <w:r>
+        <w:t>Handle 100,000+ projects</w:t>
+      </w:r>
+    </w:p>
+    <w:p>
+      <w:pPr>
+        <w:pStyle w:val="BodyText"/>
+        <w:numPr>
+          <w:ilvl w:val="0"/>
+          <w:numId w:val="9"/>
+        </w:numPr>
+      </w:pPr>
+      <w:r>
+        <w:t>Store 1TB+ of media/documents</w:t>
+      </w:r>
+    </w:p>
+    <w:p>
+      <w:pPr>
+        <w:pStyle w:val="BodyText"/>
+        <w:numPr>
+          <w:ilvl w:val="0"/>
+          <w:numId w:val="9"/>
+        </w:numPr>
+      </w:pPr>
+      <w:r>
+        <w:t>Process 1M+ database queries/day</w:t>
+      </w:r>
+    </w:p>
+    <w:p>
+      <w:pPr>
+        <w:pStyle w:val="BodyText"/>
+        <w:numPr>
+          <w:ilvl w:val="0"/>
+          <w:numId w:val="9"/>
+        </w:numPr>
+      </w:pPr>
+      <w:r>
+        <w:t>Horizontal scaling capability</w:t>
+      </w:r>
+    </w:p>
+    <w:p>
+      <w:pPr>
+        <w:pStyle w:val="BodyText"/>
+        <w:numPr>
+          <w:ilvl w:val="1"/>
+          <w:numId w:val="6"/>
+        </w:numPr>
+        <w:rPr>
+          <w:b/>
+          <w:bCs/>
+        </w:rPr>
+      </w:pPr>
+      <w:bookmarkStart w:id="31" w:name="_Toc1526882066"/>
+      <w:r>
+        <w:rPr>
+          <w:b/>
+          <w:bCs/>
+        </w:rPr>
+        <w:t>Security</w:t>
+      </w:r>
+      <w:bookmarkEnd w:id="31"/>
+    </w:p>
+    <w:p>
+      <w:pPr>
+        <w:pStyle w:val="BodyText"/>
+        <w:numPr>
+          <w:ilvl w:val="0"/>
+          <w:numId w:val="9"/>
+        </w:numPr>
+      </w:pPr>
+      <w:r>
+        <w:t>Authentication: JWT-based with expiry</w:t>
+      </w:r>
+    </w:p>
+    <w:p>
+      <w:pPr>
+        <w:pStyle w:val="BodyText"/>
+        <w:numPr>
+          <w:ilvl w:val="0"/>
+          <w:numId w:val="9"/>
+        </w:numPr>
+      </w:pPr>
+      <w:r>
+        <w:t>Data Encryption: SSL/TLS in transit, AES-256 at rest</w:t>
+      </w:r>
+    </w:p>
+    <w:p>
+      <w:pPr>
+        <w:pStyle w:val="BodyText"/>
+        <w:numPr>
+          <w:ilvl w:val="0"/>
+          <w:numId w:val="9"/>
+        </w:numPr>
+      </w:pPr>
+      <w:r>
+        <w:t xml:space="preserve">Password Storage: </w:t>
+      </w:r>
+      <w:proofErr w:type="spellStart"/>
+      <w:r>
+        <w:t>Bcrypt</w:t>
+      </w:r>
+      <w:proofErr w:type="spellEnd"/>
+      <w:r>
+        <w:t xml:space="preserve"> hashing</w:t>
+      </w:r>
+    </w:p>
+    <w:p>
+      <w:pPr>
+        <w:pStyle w:val="BodyText"/>
+        <w:numPr>
+          <w:ilvl w:val="0"/>
+          <w:numId w:val="9"/>
+        </w:numPr>
+      </w:pPr>
+      <w:r>
+        <w:t>XSS Protection: Input sanitization</w:t>
+      </w:r>
+    </w:p>
+    <w:p>
+      <w:pPr>
+        <w:pStyle w:val="BodyText"/>
+        <w:numPr>
+          <w:ilvl w:val="0"/>
+          <w:numId w:val="9"/>
+        </w:numPr>
+      </w:pPr>
+      <w:r>
+        <w:lastRenderedPageBreak/>
+        <w:t>CSRF Protection: Token-based validation</w:t>
+      </w:r>
+    </w:p>
+    <w:p>
+      <w:pPr>
+        <w:pStyle w:val="BodyText"/>
+        <w:numPr>
+          <w:ilvl w:val="0"/>
+          <w:numId w:val="9"/>
+        </w:numPr>
+      </w:pPr>
+      <w:r>
+        <w:t>SQL Injection: Parameterized queries</w:t>
+      </w:r>
+    </w:p>
+    <w:p>
+      <w:pPr>
+        <w:pStyle w:val="BodyText"/>
+        <w:numPr>
+          <w:ilvl w:val="0"/>
+          <w:numId w:val="9"/>
+        </w:numPr>
+      </w:pPr>
+      <w:r>
+        <w:t>RLS: Database-level access control</w:t>
+      </w:r>
+    </w:p>
+    <w:p>
+      <w:pPr>
+        <w:pStyle w:val="BodyText"/>
+        <w:numPr>
+          <w:ilvl w:val="0"/>
+          <w:numId w:val="9"/>
+        </w:numPr>
+      </w:pPr>
+      <w:r>
+        <w:t>Regular Security Audits</w:t>
+      </w:r>
+    </w:p>
+    <w:p>
+      <w:pPr>
+        <w:pStyle w:val="BodyText"/>
+        <w:numPr>
+          <w:ilvl w:val="1"/>
+          <w:numId w:val="6"/>
+        </w:numPr>
+        <w:rPr>
+          <w:b/>
+          <w:bCs/>
+        </w:rPr>
+      </w:pPr>
+      <w:bookmarkStart w:id="32" w:name="_Toc1201182903"/>
+      <w:r>
+        <w:rPr>
+          <w:b/>
+          <w:bCs/>
+        </w:rPr>
+        <w:t>Reliability</w:t>
+      </w:r>
+      <w:bookmarkEnd w:id="32"/>
+    </w:p>
+    <w:p>
+      <w:pPr>
+        <w:pStyle w:val="BodyText"/>
+        <w:numPr>
+          <w:ilvl w:val="0"/>
+          <w:numId w:val="9"/>
+        </w:numPr>
+      </w:pPr>
+      <w:r>
+        <w:t>Uptime: 99.9% availability target</w:t>
+      </w:r>
+    </w:p>
+    <w:p>
+      <w:pPr>
+        <w:pStyle w:val="BodyText"/>
+        <w:numPr>
+          <w:ilvl w:val="0"/>
+          <w:numId w:val="9"/>
+        </w:numPr>
+      </w:pPr>
+      <w:r>
+        <w:t>Backup: Daily automated backups</w:t>
+      </w:r>
+    </w:p>
+    <w:p>
+      <w:pPr>
+        <w:pStyle w:val="BodyText"/>
+        <w:numPr>
+          <w:ilvl w:val="0"/>
+          <w:numId w:val="9"/>
+        </w:numPr>
+      </w:pPr>
+      <w:r>
+        <w:t>Recovery: 4-hour recovery time objective (RTO)</w:t>
+      </w:r>
+    </w:p>
+    <w:p>
+      <w:pPr>
+        <w:pStyle w:val="BodyText"/>
+        <w:numPr>
+          <w:ilvl w:val="0"/>
+          <w:numId w:val="9"/>
+        </w:numPr>
+      </w:pPr>
+      <w:r>
+        <w:t>Data Loss: 1-hour recovery point objective (RPO)</w:t>
+      </w:r>
+    </w:p>
+    <w:p>
+      <w:pPr>
+        <w:pStyle w:val="BodyText"/>
+        <w:numPr>
+          <w:ilvl w:val="0"/>
+          <w:numId w:val="9"/>
+        </w:numPr>
+      </w:pPr>
+      <w:r>
+        <w:t>Monitoring: 24/7 system monitoring</w:t>
+      </w:r>
+    </w:p>
+    <w:p>
+      <w:pPr>
+        <w:pStyle w:val="BodyText"/>
+        <w:numPr>
+          <w:ilvl w:val="0"/>
+          <w:numId w:val="9"/>
+        </w:numPr>
+      </w:pPr>
+      <w:r>
+        <w:t>Error Tracking: Automated error logging</w:t>
+      </w:r>
+    </w:p>
+    <w:p>
+      <w:pPr>
+        <w:pStyle w:val="BodyText"/>
+        <w:numPr>
+          <w:ilvl w:val="1"/>
+          <w:numId w:val="6"/>
+        </w:numPr>
+        <w:rPr>
+          <w:b/>
+          <w:bCs/>
+        </w:rPr>
+      </w:pPr>
+      <w:bookmarkStart w:id="33" w:name="_Toc112517230"/>
+      <w:r>
+        <w:rPr>
+          <w:b/>
+          <w:bCs/>
+        </w:rPr>
+        <w:t>Compatibility</w:t>
+      </w:r>
+      <w:bookmarkEnd w:id="33"/>
+    </w:p>
+    <w:p>
+      <w:pPr>
+        <w:pStyle w:val="BodyText"/>
+        <w:numPr>
+          <w:ilvl w:val="0"/>
+          <w:numId w:val="9"/>
+        </w:numPr>
+      </w:pPr>
+      <w:r>
+        <w:t>Browsers: Chrome, Firefox, Safari, Edge (latest 2 versions)</w:t>
+      </w:r>
+    </w:p>
+    <w:p>
+      <w:pPr>
+        <w:pStyle w:val="BodyText"/>
+        <w:numPr>
+          <w:ilvl w:val="0"/>
+          <w:numId w:val="9"/>
+        </w:numPr>
+      </w:pPr>
+      <w:r>
+        <w:t>Mobile: iOS 14+, Android 10+</w:t>
+      </w:r>
+    </w:p>
+    <w:p>
+      <w:pPr>
+        <w:pStyle w:val="BodyText"/>
+        <w:numPr>
+          <w:ilvl w:val="0"/>
+          <w:numId w:val="9"/>
+        </w:numPr>
+      </w:pPr>
+      <w:r>
+        <w:t>Screen Sizes: 320px - 2560px width</w:t>
+      </w:r>
+    </w:p>
+    <w:p>
+      <w:pPr>
+        <w:pStyle w:val="BodyText"/>
+        <w:numPr>
+          <w:ilvl w:val="0"/>
+          <w:numId w:val="9"/>
+        </w:numPr>
+      </w:pPr>
+      <w:r>
+        <w:t>Accessibility: WCAG 2.1 AA compliance</w:t>
+      </w:r>
+    </w:p>
+    <w:p>
+      <w:pPr>
+        <w:pStyle w:val="BodyText"/>
+        <w:numPr>
+          <w:ilvl w:val="1"/>
+          <w:numId w:val="6"/>
+        </w:numPr>
+        <w:rPr>
+          <w:b/>
+          <w:bCs/>
+        </w:rPr>
+      </w:pPr>
+      <w:bookmarkStart w:id="34" w:name="_Toc1097790199"/>
+      <w:r>
+        <w:rPr>
+          <w:b/>
+          <w:bCs/>
+        </w:rPr>
+        <w:t>Maintainability</w:t>
+      </w:r>
+      <w:bookmarkEnd w:id="34"/>
+    </w:p>
+    <w:p>
+      <w:pPr>
+        <w:pStyle w:val="BodyText"/>
+        <w:numPr>
+          <w:ilvl w:val="0"/>
+          <w:numId w:val="9"/>
+        </w:numPr>
+        <w:rPr>
+          <w:lang w:val="fr-FR"/>
+        </w:rPr>
+      </w:pPr>
+      <w:r>
+        <w:rPr>
+          <w:lang w:val="fr-FR"/>
+        </w:rPr>
+        <w:t xml:space="preserve">Code </w:t>
+      </w:r>
+      <w:proofErr w:type="spellStart"/>
+      <w:proofErr w:type="gramStart"/>
+      <w:r>
+        <w:rPr>
+          <w:lang w:val="fr-FR"/>
+        </w:rPr>
+        <w:t>Quality</w:t>
+      </w:r>
+      <w:proofErr w:type="spellEnd"/>
+      <w:r>
+        <w:rPr>
+          <w:lang w:val="fr-FR"/>
+        </w:rPr>
+        <w:t>:</w:t>
+      </w:r>
+      <w:proofErr w:type="gramEnd"/>
+      <w:r>
+        <w:rPr>
+          <w:lang w:val="fr-FR"/>
+        </w:rPr>
+        <w:t xml:space="preserve"> </w:t>
+      </w:r>
+      <w:proofErr w:type="spellStart"/>
+      <w:r>
+        <w:rPr>
+          <w:lang w:val="fr-FR"/>
+        </w:rPr>
+        <w:t>ESLint</w:t>
+      </w:r>
+      <w:proofErr w:type="spellEnd"/>
+      <w:r>
+        <w:rPr>
+          <w:lang w:val="fr-FR"/>
+        </w:rPr>
+        <w:t>/</w:t>
+      </w:r>
+      <w:proofErr w:type="spellStart"/>
+      <w:r>
+        <w:rPr>
+          <w:lang w:val="fr-FR"/>
+        </w:rPr>
+        <w:t>TypeScript</w:t>
+      </w:r>
+      <w:proofErr w:type="spellEnd"/>
+      <w:r>
+        <w:rPr>
+          <w:lang w:val="fr-FR"/>
+        </w:rPr>
+        <w:t xml:space="preserve"> strict mode</w:t>
+      </w:r>
+    </w:p>
+    <w:p>
+      <w:pPr>
+        <w:pStyle w:val="BodyText"/>
+        <w:numPr>
+          <w:ilvl w:val="0"/>
+          <w:numId w:val="9"/>
+        </w:numPr>
+        <w:rPr>
+          <w:lang w:val="fr-FR"/>
+        </w:rPr>
+      </w:pPr>
+      <w:proofErr w:type="gramStart"/>
+      <w:r>
+        <w:rPr>
+          <w:lang w:val="fr-FR"/>
+        </w:rPr>
+        <w:t>Documentation:</w:t>
+      </w:r>
+      <w:proofErr w:type="gramEnd"/>
+      <w:r>
+        <w:rPr>
+          <w:lang w:val="fr-FR"/>
+        </w:rPr>
+        <w:t xml:space="preserve"> </w:t>
+      </w:r>
+      <w:proofErr w:type="spellStart"/>
+      <w:r>
+        <w:rPr>
+          <w:lang w:val="fr-FR"/>
+        </w:rPr>
+        <w:t>Inline</w:t>
+      </w:r>
+      <w:proofErr w:type="spellEnd"/>
+      <w:r>
+        <w:rPr>
+          <w:lang w:val="fr-FR"/>
+        </w:rPr>
+        <w:t xml:space="preserve"> code </w:t>
+      </w:r>
+      <w:proofErr w:type="spellStart"/>
+      <w:r>
+        <w:rPr>
+          <w:lang w:val="fr-FR"/>
+        </w:rPr>
+        <w:t>comments</w:t>
+      </w:r>
+      <w:proofErr w:type="spellEnd"/>
+      <w:r>
+        <w:rPr>
+          <w:lang w:val="fr-FR"/>
+        </w:rPr>
+        <w:t>, README files</w:t>
+      </w:r>
+    </w:p>
+    <w:p>
+      <w:pPr>
+        <w:pStyle w:val="BodyText"/>
+        <w:numPr>
+          <w:ilvl w:val="0"/>
+          <w:numId w:val="9"/>
+        </w:numPr>
+      </w:pPr>
+      <w:r>
+        <w:t>Version Control: Git with feature branch workflow</w:t>
+      </w:r>
+    </w:p>
+    <w:p>
+      <w:pPr>
+        <w:pStyle w:val="BodyText"/>
+        <w:numPr>
+          <w:ilvl w:val="0"/>
+          <w:numId w:val="9"/>
+        </w:numPr>
+      </w:pPr>
+      <w:r>
+        <w:t>Testing: Unit and integration tests</w:t>
+      </w:r>
+    </w:p>
+    <w:p>
+      <w:pPr>
+        <w:pStyle w:val="BodyText"/>
+        <w:numPr>
+          <w:ilvl w:val="0"/>
+          <w:numId w:val="9"/>
+        </w:numPr>
+      </w:pPr>
+      <w:r>
+        <w:t>CI/CD: Automated build and deployment</w:t>
+      </w:r>
+    </w:p>
+    <w:p>
+      <w:pPr>
+        <w:pStyle w:val="BodyText"/>
+        <w:numPr>
+          <w:ilvl w:val="1"/>
+          <w:numId w:val="6"/>
+        </w:numPr>
+        <w:rPr>
+          <w:b/>
+          <w:bCs/>
+        </w:rPr>
+      </w:pPr>
+      <w:bookmarkStart w:id="35" w:name="_Toc1024514192"/>
+      <w:r>
+        <w:rPr>
+          <w:b/>
+          <w:bCs/>
+        </w:rPr>
+        <w:t>Usability</w:t>
+      </w:r>
+      <w:bookmarkEnd w:id="35"/>
+    </w:p>
+    <w:p>
+      <w:pPr>
+        <w:pStyle w:val="BodyText"/>
+        <w:numPr>
+          <w:ilvl w:val="0"/>
+          <w:numId w:val="9"/>
+        </w:numPr>
+      </w:pPr>
+      <w:r>
+        <w:t>Learning Curve: &lt;15 minutes for basic tasks</w:t>
+      </w:r>
+    </w:p>
+    <w:p>
+      <w:pPr>
+        <w:pStyle w:val="BodyText"/>
+        <w:numPr>
+          <w:ilvl w:val="0"/>
+          <w:numId w:val="9"/>
+        </w:numPr>
+      </w:pPr>
+      <w:r>
+        <w:t>Task Success Rate: &gt;90% for core workflows</w:t>
+      </w:r>
+    </w:p>
+    <w:p>
+      <w:pPr>
+        <w:pStyle w:val="BodyText"/>
+        <w:numPr>
+          <w:ilvl w:val="0"/>
+          <w:numId w:val="9"/>
+        </w:numPr>
+      </w:pPr>
+      <w:r>
+        <w:t>Help Documentation: Comprehensive help pages</w:t>
+      </w:r>
+    </w:p>
+    <w:p>
+      <w:pPr>
+        <w:pStyle w:val="BodyText"/>
+        <w:numPr>
+          <w:ilvl w:val="0"/>
+          <w:numId w:val="9"/>
+        </w:numPr>
+      </w:pPr>
+      <w:r>
+        <w:t>User Support: Feedback system and FAQs</w:t>
+      </w:r>
+    </w:p>
+    <w:p>
+      <w:pPr>
+        <w:pStyle w:val="BodyText"/>
+        <w:numPr>
+          <w:ilvl w:val="0"/>
+          <w:numId w:val="9"/>
+        </w:numPr>
+      </w:pPr>
+      <w:r>
+        <w:lastRenderedPageBreak/>
+        <w:t>Onboarding: Guided tour for new users</w:t>
+      </w:r>
+    </w:p>
+    <w:p>
+      <w:pPr>
+        <w:pStyle w:val="BodyText"/>
+        <w:numPr>
+          <w:ilvl w:val="1"/>
+          <w:numId w:val="6"/>
+        </w:numPr>
+        <w:rPr>
+          <w:b/>
+          <w:bCs/>
+        </w:rPr>
+      </w:pPr>
+      <w:bookmarkStart w:id="36" w:name="_Toc705111367"/>
+      <w:r>
+        <w:rPr>
+          <w:b/>
+          <w:bCs/>
+        </w:rPr>
+        <w:t>Monitoring &amp; Analytics</w:t>
+      </w:r>
+      <w:bookmarkEnd w:id="36"/>
+    </w:p>
+    <w:p>
+      <w:pPr>
+        <w:pStyle w:val="BodyText"/>
+        <w:numPr>
+          <w:ilvl w:val="0"/>
+          <w:numId w:val="9"/>
+        </w:numPr>
+      </w:pPr>
+      <w:r>
+        <w:t>Application performance monitoring</w:t>
+      </w:r>
+    </w:p>
+    <w:p>
+      <w:pPr>
+        <w:pStyle w:val="BodyText"/>
+        <w:numPr>
+          <w:ilvl w:val="0"/>
+          <w:numId w:val="9"/>
+        </w:numPr>
+      </w:pPr>
+      <w:r>
+        <w:t>Database query performance</w:t>
+      </w:r>
+    </w:p>
+    <w:p>
+      <w:pPr>
+        <w:pStyle w:val="BodyText"/>
+        <w:numPr>
+          <w:ilvl w:val="0"/>
+          <w:numId w:val="9"/>
+        </w:numPr>
+      </w:pPr>
+      <w:r>
+        <w:t>User analytics and behavior</w:t>
+      </w:r>
+    </w:p>
+    <w:p>
+      <w:pPr>
+        <w:pStyle w:val="BodyText"/>
+        <w:numPr>
+          <w:ilvl w:val="0"/>
+          <w:numId w:val="9"/>
+        </w:numPr>
+      </w:pPr>
+      <w:r>
+        <w:t>Error tracking and alerting</w:t>
+      </w:r>
+    </w:p>
+    <w:p>
+      <w:pPr>
+        <w:pStyle w:val="BodyText"/>
+        <w:numPr>
+          <w:ilvl w:val="0"/>
+          <w:numId w:val="9"/>
+        </w:numPr>
+      </w:pPr>
+      <w:r>
+        <w:t>Resource usage monitoring</w:t>
+      </w:r>
+    </w:p>
+    <w:p>
+      <w:pPr>
+        <w:pStyle w:val="BodyText"/>
+        <w:numPr>
+          <w:ilvl w:val="1"/>
+          <w:numId w:val="6"/>
+        </w:numPr>
+        <w:rPr>
+          <w:b/>
+          <w:bCs/>
+        </w:rPr>
+      </w:pPr>
+      <w:bookmarkStart w:id="37" w:name="_Toc162845498"/>
+      <w:r>
+        <w:rPr>
+          <w:b/>
+          <w:bCs/>
+        </w:rPr>
+        <w:t>Backup &amp; Recovery</w:t>
+      </w:r>
+      <w:bookmarkEnd w:id="37"/>
+      <w:r>
+        <w:rPr>
+          <w:b/>
+          <w:bCs/>
+        </w:rPr>
+        <w:tab/>
+      </w:r>
+    </w:p>
+    <w:p>
+      <w:pPr>
+        <w:pStyle w:val="BodyText"/>
+        <w:numPr>
+          <w:ilvl w:val="0"/>
+          <w:numId w:val="9"/>
+        </w:numPr>
+      </w:pPr>
+      <w:r>
+        <w:t>Automated daily database backups</w:t>
+      </w:r>
+    </w:p>
+    <w:p>
+      <w:pPr>
+        <w:pStyle w:val="BodyText"/>
+        <w:numPr>
+          <w:ilvl w:val="0"/>
+          <w:numId w:val="9"/>
+        </w:numPr>
+      </w:pPr>
+      <w:r>
+        <w:t>30-day backup retention</w:t>
+      </w:r>
+    </w:p>
+    <w:p>
+      <w:pPr>
+        <w:pStyle w:val="BodyText"/>
+        <w:numPr>
+          <w:ilvl w:val="0"/>
+          <w:numId w:val="9"/>
+        </w:numPr>
+      </w:pPr>
+      <w:r>
+        <w:t>Point-in-time recovery capability</w:t>
+      </w:r>
+    </w:p>
+    <w:p>
+      <w:pPr>
+        <w:pStyle w:val="BodyText"/>
+        <w:numPr>
+          <w:ilvl w:val="0"/>
+          <w:numId w:val="9"/>
+        </w:numPr>
+      </w:pPr>
+      <w:r>
+        <w:t>Storage backup synchronization</w:t>
+      </w:r>
+    </w:p>
+    <w:p>
+      <w:pPr>
+        <w:pStyle w:val="BodyText"/>
+        <w:numPr>
+          <w:ilvl w:val="0"/>
+          <w:numId w:val="9"/>
+        </w:numPr>
+      </w:pPr>
+      <w:r>
+        <w:t>Disaster recovery procedures</w:t>
+      </w:r>
+    </w:p>
+    <w:p>
+      <w:pPr>
+        <w:pStyle w:val="BodyText"/>
+        <w:rPr>
+          <w:lang w:val="en"/>
+        </w:rPr>
+      </w:pPr>
+    </w:p>
+    <w:p>
+      <w:pPr>
+        <w:pStyle w:val="BodyText"/>
+        <w:numPr>
+          <w:ilvl w:val="0"/>
+          <w:numId w:val="6"/>
+        </w:numPr>
+        <w:rPr>
+          <w:b/>
+          <w:lang w:val="en"/>
+        </w:rPr>
+      </w:pPr>
+      <w:bookmarkStart w:id="38" w:name="_Toc1811656107"/>
+      <w:r>
+        <w:rPr>
+          <w:b/>
+          <w:lang w:val="en"/>
+        </w:rPr>
+        <w:t>COMPLIANCE &amp; LEGAL</w:t>
+      </w:r>
+      <w:bookmarkEnd w:id="38"/>
+    </w:p>
+    <w:p>
+      <w:pPr>
+        <w:pStyle w:val="BodyText"/>
+        <w:numPr>
+          <w:ilvl w:val="1"/>
+          <w:numId w:val="6"/>
+        </w:numPr>
+        <w:rPr>
+          <w:b/>
+          <w:lang w:val="en"/>
+        </w:rPr>
+      </w:pPr>
+      <w:r>
+        <w:rPr>
+          <w:b/>
+          <w:lang w:val="en"/>
+        </w:rPr>
+        <w:t>Data Protection</w:t>
+      </w:r>
+    </w:p>
+    <w:p>
+      <w:pPr>
+        <w:pStyle w:val="BodyText"/>
+        <w:numPr>
+          <w:ilvl w:val="0"/>
+          <w:numId w:val="9"/>
+        </w:numPr>
+      </w:pPr>
+      <w:r>
+        <w:t>GDPR compliance</w:t>
+      </w:r>
+    </w:p>
+    <w:p>
+      <w:pPr>
+        <w:pStyle w:val="BodyText"/>
+        <w:numPr>
+          <w:ilvl w:val="0"/>
+          <w:numId w:val="9"/>
+        </w:numPr>
+      </w:pPr>
+      <w:r>
+        <w:t>User data privacy controls</w:t>
+      </w:r>
+    </w:p>
+    <w:p>
+      <w:pPr>
+        <w:pStyle w:val="BodyText"/>
+        <w:numPr>
+          <w:ilvl w:val="0"/>
+          <w:numId w:val="9"/>
+        </w:numPr>
+      </w:pPr>
+      <w:r>
+        <w:t>Right to data deletion</w:t>
+      </w:r>
+    </w:p>
+    <w:p>
+      <w:pPr>
+        <w:pStyle w:val="BodyText"/>
+        <w:numPr>
+          <w:ilvl w:val="0"/>
+          <w:numId w:val="9"/>
+        </w:numPr>
+      </w:pPr>
+      <w:r>
+        <w:t>Data export functionality</w:t>
+      </w:r>
+    </w:p>
+    <w:p>
+      <w:pPr>
+        <w:pStyle w:val="BodyText"/>
+        <w:numPr>
+          <w:ilvl w:val="0"/>
+          <w:numId w:val="9"/>
+        </w:numPr>
+      </w:pPr>
+      <w:r>
+        <w:t>Cookie consent management</w:t>
+      </w:r>
+    </w:p>
+    <w:p>
+      <w:pPr>
+        <w:pStyle w:val="BodyText"/>
+        <w:numPr>
+          <w:ilvl w:val="1"/>
+          <w:numId w:val="6"/>
+        </w:numPr>
+        <w:rPr>
+          <w:b/>
+          <w:lang w:val="en"/>
+        </w:rPr>
+      </w:pPr>
+      <w:bookmarkStart w:id="39" w:name="_Toc1846176301"/>
+      <w:r>
+        <w:rPr>
+          <w:b/>
+          <w:lang w:val="en"/>
+        </w:rPr>
+        <w:t>Terms &amp; Conditions</w:t>
+      </w:r>
+      <w:bookmarkEnd w:id="39"/>
+    </w:p>
+    <w:p>
+      <w:pPr>
+        <w:pStyle w:val="BodyText"/>
+        <w:numPr>
+          <w:ilvl w:val="0"/>
+          <w:numId w:val="9"/>
+        </w:numPr>
+      </w:pPr>
+      <w:r>
+        <w:t>User terms of service</w:t>
+      </w:r>
+    </w:p>
+    <w:p>
+      <w:pPr>
+        <w:pStyle w:val="BodyText"/>
+        <w:numPr>
+          <w:ilvl w:val="0"/>
+          <w:numId w:val="9"/>
+        </w:numPr>
+      </w:pPr>
+      <w:r>
+        <w:t>Privacy policy</w:t>
+      </w:r>
+    </w:p>
+    <w:p>
+      <w:pPr>
+        <w:pStyle w:val="BodyText"/>
+        <w:numPr>
+          <w:ilvl w:val="0"/>
+          <w:numId w:val="9"/>
+        </w:numPr>
+      </w:pPr>
+      <w:r>
+        <w:t>Content usage rights</w:t>
+      </w:r>
+    </w:p>
+    <w:p>
+      <w:pPr>
+        <w:pStyle w:val="BodyText"/>
+        <w:numPr>
+          <w:ilvl w:val="0"/>
+          <w:numId w:val="9"/>
+        </w:numPr>
+      </w:pPr>
+      <w:r>
+        <w:t>Acceptable use policy</w:t>
+      </w:r>
+    </w:p>
+    <w:p>
+      <w:pPr>
+        <w:pStyle w:val="BodyText"/>
+        <w:numPr>
+          <w:ilvl w:val="0"/>
+          <w:numId w:val="9"/>
+        </w:numPr>
+      </w:pPr>
+      <w:r>
+        <w:t>Dispute resolution</w:t>
+      </w:r>
+    </w:p>
+    <w:p>
+      <w:pPr>
+        <w:pStyle w:val="BodyText"/>
+        <w:numPr>
+          <w:ilvl w:val="0"/>
+          <w:numId w:val="9"/>
+        </w:numPr>
+      </w:pPr>
+      <w:r>
+        <w:lastRenderedPageBreak/>
+        <w:t>Intellectual Property Policy</w:t>
+      </w:r>
+    </w:p>
+    <w:p>
+      <w:pPr>
+        <w:pStyle w:val="BodyText"/>
+        <w:numPr>
+          <w:ilvl w:val="1"/>
+          <w:numId w:val="6"/>
+        </w:numPr>
+        <w:rPr>
+          <w:b/>
+          <w:lang w:val="en"/>
+        </w:rPr>
+      </w:pPr>
+      <w:bookmarkStart w:id="40" w:name="_Toc1197788244"/>
+      <w:r>
+        <w:rPr>
+          <w:b/>
+          <w:lang w:val="en"/>
+        </w:rPr>
+        <w:t>Intellectual Property</w:t>
+      </w:r>
+      <w:bookmarkEnd w:id="40"/>
+      <w:r>
+        <w:rPr>
+          <w:b/>
+          <w:lang w:val="en"/>
+        </w:rPr>
+        <w:tab/>
+      </w:r>
+    </w:p>
+    <w:p>
+      <w:pPr>
+        <w:pStyle w:val="BodyText"/>
+        <w:numPr>
+          <w:ilvl w:val="0"/>
+          <w:numId w:val="9"/>
+        </w:numPr>
+      </w:pPr>
+      <w:r>
+        <w:t>Blockchain-based IP registry</w:t>
+      </w:r>
+    </w:p>
+    <w:p>
+      <w:pPr>
+        <w:pStyle w:val="BodyText"/>
+        <w:numPr>
+          <w:ilvl w:val="0"/>
+          <w:numId w:val="9"/>
+        </w:numPr>
+      </w:pPr>
+      <w:r>
+        <w:t>User-generated content ownership</w:t>
+      </w:r>
+    </w:p>
+    <w:p>
+      <w:pPr>
+        <w:pStyle w:val="BodyText"/>
+        <w:numPr>
+          <w:ilvl w:val="0"/>
+          <w:numId w:val="9"/>
+        </w:numPr>
+      </w:pPr>
+      <w:r>
+        <w:t>Platform branding protection</w:t>
+      </w:r>
+    </w:p>
+    <w:p>
+      <w:pPr>
+        <w:pStyle w:val="BodyText"/>
+        <w:numPr>
+          <w:ilvl w:val="0"/>
+          <w:numId w:val="9"/>
+        </w:numPr>
+      </w:pPr>
+      <w:r>
+        <w:t>Open-source license compliance</w:t>
+      </w:r>
+    </w:p>
+    <w:p>
+      <w:pPr>
+        <w:pStyle w:val="BodyText"/>
+        <w:numPr>
+          <w:ilvl w:val="0"/>
+          <w:numId w:val="9"/>
+        </w:numPr>
+      </w:pPr>
+      <w:r>
+        <w:t>Third-party attribution</w:t>
+      </w:r>
+    </w:p>
+    <w:p>
+      <w:pPr>
+        <w:pStyle w:val="BodyText"/>
+        <w:rPr>
+          <w:lang w:val="en"/>
+        </w:rPr>
+      </w:pPr>
+    </w:p>
+    <w:bookmarkEnd w:id="5"/>
+    <w:p>
+      <w:pPr>
+        <w:pStyle w:val="BodyText"/>
+      </w:pPr>
+    </w:p>
     <w:sectPr>
       <w:footnotePr>
         <w:numRestart w:val="eachSect"/>
       </w:footnotePr>
+      <w:pgSz w:w="12240" w:h="15840"/>
+      <w:pgMar w:top="1417" w:right="1417" w:bottom="1417" w:left="1417" w:header="720" w:footer="720" w:gutter="0"/>
+      <w:cols w:space="720"/>
     </w:sectPr>
   </w:body>
 </w:document>
 </file>
 
-<file path=word/comments.xml><?xml version="1.0" encoding="utf-8"?>
-<w:comments xmlns:w="http://schemas.openxmlformats.org/wordprocessingml/2006/main" xmlns:m="http://schemas.openxmlformats.org/officeDocument/2006/math" xmlns:r="http://schemas.openxmlformats.org/officeDocument/2006/relationships" xmlns:o="urn:schemas-microsoft-com:office:office" xmlns:v="urn:schemas-microsoft-com:vml" xmlns:w10="urn:schemas-microsoft-com:office:word" xmlns:a="http://schemas.openxmlformats.org/drawingml/2006/main" xmlns:pic="http://schemas.openxmlformats.org/drawingml/2006/picture" xmlns:wp="http://schemas.openxmlformats.org/drawingml/2006/wordprocessingDrawing"/>
-</file>
-
-<file path=word/footnotes.xml><?xml version="1.0" encoding="utf-8"?>
-<w:footnotes xmlns:w="http://schemas.openxmlformats.org/wordprocessingml/2006/main" xmlns:m="http://schemas.openxmlformats.org/officeDocument/2006/math" xmlns:r="http://schemas.openxmlformats.org/officeDocument/2006/relationships" xmlns:o="urn:schemas-microsoft-com:office:office" xmlns:v="urn:schemas-microsoft-com:vml" xmlns:w10="urn:schemas-microsoft-com:office:word" xmlns:a="http://schemas.openxmlformats.org/drawingml/2006/main" xmlns:pic="http://schemas.openxmlformats.org/drawingml/2006/picture" xmlns:wp="http://schemas.openxmlformats.org/drawingml/2006/wordprocessingDrawing">
-  <w:footnote w:type="continuationSeparator" w:id="0">
-    <w:p>
-      <w:r>
-        <w:continuationSeparator/>
-      </w:r>
-    </w:p>
-  </w:footnote>
-  <w:footnote w:type="separator" w:id="-1">
-    <w:p>
-      <w:r>
-        <w:separator/>
-      </w:r>
-    </w:p>
-  </w:footnote>
-</w:footnotes>
-</file>
-
 <file path=word/numbering.xml><?xml version="1.0" encoding="utf-8"?>
-<w:numbering xmlns:w="http://schemas.openxmlformats.org/wordprocessingml/2006/main">
-  <w:abstractNum w:abstractNumId="990">
+<w:numbering xmlns:wpc="http://schemas.microsoft.com/office/word/2010/wordprocessingCanvas" xmlns:cx="http://schemas.microsoft.com/office/drawing/2014/chartex" xmlns:cx1="http://schemas.microsoft.com/office/drawing/2015/9/8/chartex" xmlns:cx2="http://schemas.microsoft.com/office/drawing/2015/10/21/chartex" xmlns:cx3="http://schemas.microsoft.com/office/drawing/2016/5/9/chartex" xmlns:cx4="http://schemas.microsoft.com/office/drawing/2016/5/10/chartex" xmlns:cx5="http://schemas.microsoft.com/office/drawing/2016/5/11/chartex" xmlns:cx6="http://schemas.microsoft.com/office/drawing/2016/5/12/chartex" xmlns:cx7="http://schemas.microsoft.com/office/drawing/2016/5/13/chartex" xmlns:cx8="http://schemas.microsoft.com/office/drawing/2016/5/14/chartex" xmlns:mc="http://schemas.openxmlformats.org/markup-compatibility/2006" xmlns:aink="http://schemas.microsoft.com/office/drawing/2016/ink" xmlns:am3d="http://schemas.microsoft.com/office/drawing/2017/model3d" xmlns:o="urn:schemas-microsoft-com:office:office" xmlns:oel="http://schemas.microsoft.com/office/2019/extlst" xmlns:r="http://schemas.openxmlformats.org/officeDocument/2006/relationships" xmlns:m="http://schemas.openxmlformats.org/officeDocument/2006/math" xmlns:v="urn:schemas-microsoft-com:vml" xmlns:wp14="http://schemas.microsoft.com/office/word/2010/wordprocessingDrawing" xmlns:wp="http://schemas.openxmlformats.org/drawingml/2006/wordprocessingDrawing" xmlns:w10="urn:schemas-microsoft-com:office:word" xmlns:w="http://schemas.openxmlformats.org/wordprocessingml/2006/main" xmlns:w14="http://schemas.microsoft.com/office/word/2010/wordml" xmlns:w15="http://schemas.microsoft.com/office/word/2012/wordml" xmlns:w16cex="http://schemas.microsoft.com/office/word/2018/wordml/cex" xmlns:w16cid="http://schemas.microsoft.com/office/word/2016/wordml/cid" xmlns:w16="http://schemas.microsoft.com/office/word/2018/wordml" xmlns:w16du="http://schemas.microsoft.com/office/word/2023/wordml/word16du" xmlns:w16sdtdh="http://schemas.microsoft.com/office/word/2020/wordml/sdtdatahash" xmlns:w16sdtfl="http://schemas.microsoft.com/office/word/2024/wordml/sdtformatlock" xmlns:w16se="http://schemas.microsoft.com/office/word/2015/wordml/symex" xmlns:wpg="http://schemas.microsoft.com/office/word/2010/wordprocessingGroup" xmlns:wpi="http://schemas.microsoft.com/office/word/2010/wordprocessingInk" xmlns:wne="http://schemas.microsoft.com/office/word/2006/wordml" xmlns:wps="http://schemas.microsoft.com/office/word/2010/wordprocessingShape" mc:Ignorable="w14 w15 w16se w16cid w16 w16cex w16sdtdh w16sdtfl w16du wp14">
+  <w:abstractNum w:abstractNumId="0" w15:restartNumberingAfterBreak="0">
     <w:nsid w:val="0000A990"/>
     <w:multiLevelType w:val="multilevel"/>
+    <w:tmpl w:val="A8C06450"/>
     <w:lvl w:ilvl="0">
       <w:numFmt w:val="bullet"/>
       <w:lvlText w:val=" "/>
@@ -1506,9 +3725,10 @@
       </w:pPr>
     </w:lvl>
   </w:abstractNum>
-  <w:abstractNum w:abstractNumId="99411">
+  <w:abstractNum w:abstractNumId="1" w15:restartNumberingAfterBreak="0">
     <w:nsid w:val="00A99411"/>
     <w:multiLevelType w:val="multilevel"/>
+    <w:tmpl w:val="312E0192"/>
     <w:lvl w:ilvl="0">
       <w:start w:val="1"/>
       <w:numFmt w:val="decimal"/>
@@ -1591,9 +3811,10 @@
       </w:pPr>
     </w:lvl>
   </w:abstractNum>
-  <w:abstractNum w:abstractNumId="99416">
+  <w:abstractNum w:abstractNumId="2" w15:restartNumberingAfterBreak="0">
     <w:nsid w:val="00A99416"/>
     <w:multiLevelType w:val="multilevel"/>
+    <w:tmpl w:val="66A8B5FA"/>
     <w:lvl w:ilvl="0">
       <w:start w:val="6"/>
       <w:numFmt w:val="decimal"/>
@@ -1676,9 +3897,123 @@
       </w:pPr>
     </w:lvl>
   </w:abstractNum>
-  <w:abstractNum w:abstractNumId="994116">
+  <w:abstractNum w:abstractNumId="3" w15:restartNumberingAfterBreak="0">
+    <w:nsid w:val="08C7C833"/>
+    <w:multiLevelType w:val="hybridMultilevel"/>
+    <w:tmpl w:val="776A7D1E"/>
+    <w:lvl w:ilvl="0" w:tplc="73723726">
+      <w:start w:val="1"/>
+      <w:numFmt w:val="bullet"/>
+      <w:lvlText w:val=""/>
+      <w:lvlJc w:val="left"/>
+      <w:pPr>
+        <w:ind w:left="720" w:hanging="360"/>
+      </w:pPr>
+      <w:rPr>
+        <w:rFonts w:ascii="Symbol" w:hAnsi="Symbol" w:hint="default"/>
+      </w:rPr>
+    </w:lvl>
+    <w:lvl w:ilvl="1" w:tplc="3F309E88">
+      <w:start w:val="1"/>
+      <w:numFmt w:val="bullet"/>
+      <w:lvlText w:val="o"/>
+      <w:lvlJc w:val="left"/>
+      <w:pPr>
+        <w:ind w:left="1440" w:hanging="360"/>
+      </w:pPr>
+      <w:rPr>
+        <w:rFonts w:ascii="Courier New" w:hAnsi="Courier New" w:cs="Times New Roman" w:hint="default"/>
+      </w:rPr>
+    </w:lvl>
+    <w:lvl w:ilvl="2" w:tplc="2EBC580E">
+      <w:start w:val="1"/>
+      <w:numFmt w:val="bullet"/>
+      <w:lvlText w:val=""/>
+      <w:lvlJc w:val="left"/>
+      <w:pPr>
+        <w:ind w:left="2160" w:hanging="360"/>
+      </w:pPr>
+      <w:rPr>
+        <w:rFonts w:ascii="Wingdings" w:hAnsi="Wingdings" w:hint="default"/>
+      </w:rPr>
+    </w:lvl>
+    <w:lvl w:ilvl="3" w:tplc="85465590">
+      <w:start w:val="1"/>
+      <w:numFmt w:val="bullet"/>
+      <w:lvlText w:val=""/>
+      <w:lvlJc w:val="left"/>
+      <w:pPr>
+        <w:ind w:left="2880" w:hanging="360"/>
+      </w:pPr>
+      <w:rPr>
+        <w:rFonts w:ascii="Symbol" w:hAnsi="Symbol" w:hint="default"/>
+      </w:rPr>
+    </w:lvl>
+    <w:lvl w:ilvl="4" w:tplc="05F4C222">
+      <w:start w:val="1"/>
+      <w:numFmt w:val="bullet"/>
+      <w:lvlText w:val="o"/>
+      <w:lvlJc w:val="left"/>
+      <w:pPr>
+        <w:ind w:left="3600" w:hanging="360"/>
+      </w:pPr>
+      <w:rPr>
+        <w:rFonts w:ascii="Courier New" w:hAnsi="Courier New" w:cs="Times New Roman" w:hint="default"/>
+      </w:rPr>
+    </w:lvl>
+    <w:lvl w:ilvl="5" w:tplc="4CBEA24C">
+      <w:start w:val="1"/>
+      <w:numFmt w:val="bullet"/>
+      <w:lvlText w:val=""/>
+      <w:lvlJc w:val="left"/>
+      <w:pPr>
+        <w:ind w:left="4320" w:hanging="360"/>
+      </w:pPr>
+      <w:rPr>
+        <w:rFonts w:ascii="Wingdings" w:hAnsi="Wingdings" w:hint="default"/>
+      </w:rPr>
+    </w:lvl>
+    <w:lvl w:ilvl="6" w:tplc="B3FECAE0">
+      <w:start w:val="1"/>
+      <w:numFmt w:val="bullet"/>
+      <w:lvlText w:val=""/>
+      <w:lvlJc w:val="left"/>
+      <w:pPr>
+        <w:ind w:left="5040" w:hanging="360"/>
+      </w:pPr>
+      <w:rPr>
+        <w:rFonts w:ascii="Symbol" w:hAnsi="Symbol" w:hint="default"/>
+      </w:rPr>
+    </w:lvl>
+    <w:lvl w:ilvl="7" w:tplc="A064BFAC">
+      <w:start w:val="1"/>
+      <w:numFmt w:val="bullet"/>
+      <w:lvlText w:val="o"/>
+      <w:lvlJc w:val="left"/>
+      <w:pPr>
+        <w:ind w:left="5760" w:hanging="360"/>
+      </w:pPr>
+      <w:rPr>
+        <w:rFonts w:ascii="Courier New" w:hAnsi="Courier New" w:cs="Times New Roman" w:hint="default"/>
+      </w:rPr>
+    </w:lvl>
+    <w:lvl w:ilvl="8" w:tplc="9B78E448">
+      <w:start w:val="1"/>
+      <w:numFmt w:val="bullet"/>
+      <w:lvlText w:val=""/>
+      <w:lvlJc w:val="left"/>
+      <w:pPr>
+        <w:ind w:left="6480" w:hanging="360"/>
+      </w:pPr>
+      <w:rPr>
+        <w:rFonts w:ascii="Wingdings" w:hAnsi="Wingdings" w:hint="default"/>
+      </w:rPr>
+    </w:lvl>
+  </w:abstractNum>
+  <w:abstractNum w:abstractNumId="4" w15:restartNumberingAfterBreak="0">
     <w:nsid w:val="0A994116"/>
     <w:multiLevelType w:val="multilevel"/>
+    <w:tmpl w:val="A15E1C42"/>
     <w:lvl w:ilvl="0">
       <w:start w:val="16"/>
       <w:numFmt w:val="decimal"/>
@@ -1761,9 +4096,10 @@
       </w:pPr>
     </w:lvl>
   </w:abstractNum>
-  <w:abstractNum w:abstractNumId="994121">
+  <w:abstractNum w:abstractNumId="5" w15:restartNumberingAfterBreak="0">
     <w:nsid w:val="0A994121"/>
     <w:multiLevelType w:val="multilevel"/>
+    <w:tmpl w:val="A6DE2FFC"/>
     <w:lvl w:ilvl="0">
       <w:start w:val="21"/>
       <w:numFmt w:val="decimal"/>
@@ -1846,11 +4182,323 @@
       </w:pPr>
     </w:lvl>
   </w:abstractNum>
-  <w:num w:numId="1000">
-    <w:abstractNumId w:val="990"/>
+  <w:abstractNum w:abstractNumId="6" w15:restartNumberingAfterBreak="0">
+    <w:nsid w:val="1287330F"/>
+    <w:multiLevelType w:val="hybridMultilevel"/>
+    <w:tmpl w:val="0BA2B588"/>
+    <w:lvl w:ilvl="0" w:tplc="D318CDA2">
+      <w:start w:val="1"/>
+      <w:numFmt w:val="bullet"/>
+      <w:lvlText w:val=""/>
+      <w:lvlJc w:val="left"/>
+      <w:pPr>
+        <w:ind w:left="720" w:hanging="360"/>
+      </w:pPr>
+      <w:rPr>
+        <w:rFonts w:ascii="Symbol" w:hAnsi="Symbol" w:hint="default"/>
+      </w:rPr>
+    </w:lvl>
+    <w:lvl w:ilvl="1" w:tplc="461C35F6">
+      <w:start w:val="1"/>
+      <w:numFmt w:val="bullet"/>
+      <w:lvlText w:val="o"/>
+      <w:lvlJc w:val="left"/>
+      <w:pPr>
+        <w:ind w:left="1440" w:hanging="360"/>
+      </w:pPr>
+      <w:rPr>
+        <w:rFonts w:ascii="Courier New" w:hAnsi="Courier New" w:cs="Times New Roman" w:hint="default"/>
+      </w:rPr>
+    </w:lvl>
+    <w:lvl w:ilvl="2" w:tplc="7AB28C02">
+      <w:start w:val="1"/>
+      <w:numFmt w:val="bullet"/>
+      <w:lvlText w:val=""/>
+      <w:lvlJc w:val="left"/>
+      <w:pPr>
+        <w:ind w:left="2160" w:hanging="360"/>
+      </w:pPr>
+      <w:rPr>
+        <w:rFonts w:ascii="Wingdings" w:hAnsi="Wingdings" w:hint="default"/>
+      </w:rPr>
+    </w:lvl>
+    <w:lvl w:ilvl="3" w:tplc="A06E2454">
+      <w:start w:val="1"/>
+      <w:numFmt w:val="bullet"/>
+      <w:lvlText w:val=""/>
+      <w:lvlJc w:val="left"/>
+      <w:pPr>
+        <w:ind w:left="2880" w:hanging="360"/>
+      </w:pPr>
+      <w:rPr>
+        <w:rFonts w:ascii="Symbol" w:hAnsi="Symbol" w:hint="default"/>
+      </w:rPr>
+    </w:lvl>
+    <w:lvl w:ilvl="4" w:tplc="2042D30C">
+      <w:start w:val="1"/>
+      <w:numFmt w:val="bullet"/>
+      <w:lvlText w:val="o"/>
+      <w:lvlJc w:val="left"/>
+      <w:pPr>
+        <w:ind w:left="3600" w:hanging="360"/>
+      </w:pPr>
+      <w:rPr>
+        <w:rFonts w:ascii="Courier New" w:hAnsi="Courier New" w:cs="Times New Roman" w:hint="default"/>
+      </w:rPr>
+    </w:lvl>
+    <w:lvl w:ilvl="5" w:tplc="FD5407B6">
+      <w:start w:val="1"/>
+      <w:numFmt w:val="bullet"/>
+      <w:lvlText w:val=""/>
+      <w:lvlJc w:val="left"/>
+      <w:pPr>
+        <w:ind w:left="4320" w:hanging="360"/>
+      </w:pPr>
+      <w:rPr>
+        <w:rFonts w:ascii="Wingdings" w:hAnsi="Wingdings" w:hint="default"/>
+      </w:rPr>
+    </w:lvl>
+    <w:lvl w:ilvl="6" w:tplc="5096ECFA">
+      <w:start w:val="1"/>
+      <w:numFmt w:val="bullet"/>
+      <w:lvlText w:val=""/>
+      <w:lvlJc w:val="left"/>
+      <w:pPr>
+        <w:ind w:left="5040" w:hanging="360"/>
+      </w:pPr>
+      <w:rPr>
+        <w:rFonts w:ascii="Symbol" w:hAnsi="Symbol" w:hint="default"/>
+      </w:rPr>
+    </w:lvl>
+    <w:lvl w:ilvl="7" w:tplc="CC100E76">
+      <w:start w:val="1"/>
+      <w:numFmt w:val="bullet"/>
+      <w:lvlText w:val="o"/>
+      <w:lvlJc w:val="left"/>
+      <w:pPr>
+        <w:ind w:left="5760" w:hanging="360"/>
+      </w:pPr>
+      <w:rPr>
+        <w:rFonts w:ascii="Courier New" w:hAnsi="Courier New" w:cs="Times New Roman" w:hint="default"/>
+      </w:rPr>
+    </w:lvl>
+    <w:lvl w:ilvl="8" w:tplc="4A6A474A">
+      <w:start w:val="1"/>
+      <w:numFmt w:val="bullet"/>
+      <w:lvlText w:val=""/>
+      <w:lvlJc w:val="left"/>
+      <w:pPr>
+        <w:ind w:left="6480" w:hanging="360"/>
+      </w:pPr>
+      <w:rPr>
+        <w:rFonts w:ascii="Wingdings" w:hAnsi="Wingdings" w:hint="default"/>
+      </w:rPr>
+    </w:lvl>
+  </w:abstractNum>
+  <w:abstractNum w:abstractNumId="7" w15:restartNumberingAfterBreak="0">
+    <w:nsid w:val="246D31BD"/>
+    <w:multiLevelType w:val="hybridMultilevel"/>
+    <w:tmpl w:val="1DFA8464"/>
+    <w:lvl w:ilvl="0" w:tplc="78BEAADA">
+      <w:start w:val="6"/>
+      <w:numFmt w:val="bullet"/>
+      <w:lvlText w:val="•"/>
+      <w:lvlJc w:val="left"/>
+      <w:pPr>
+        <w:ind w:left="1443" w:hanging="450"/>
+      </w:pPr>
+      <w:rPr>
+        <w:rFonts w:ascii="Calibri" w:eastAsia="Calibri" w:hAnsi="Calibri" w:cs="Calibri" w:hint="default"/>
+      </w:rPr>
+    </w:lvl>
+    <w:lvl w:ilvl="1" w:tplc="08090003">
+      <w:start w:val="1"/>
+      <w:numFmt w:val="bullet"/>
+      <w:lvlText w:val="o"/>
+      <w:lvlJc w:val="left"/>
+      <w:pPr>
+        <w:ind w:left="2073" w:hanging="360"/>
+      </w:pPr>
+      <w:rPr>
+        <w:rFonts w:ascii="Courier New" w:hAnsi="Courier New" w:cs="Courier New" w:hint="default"/>
+      </w:rPr>
+    </w:lvl>
+    <w:lvl w:ilvl="2" w:tplc="08090005">
+      <w:start w:val="1"/>
+      <w:numFmt w:val="bullet"/>
+      <w:lvlText w:val=""/>
+      <w:lvlJc w:val="left"/>
+      <w:pPr>
+        <w:ind w:left="2793" w:hanging="360"/>
+      </w:pPr>
+      <w:rPr>
+        <w:rFonts w:ascii="Wingdings" w:hAnsi="Wingdings" w:hint="default"/>
+      </w:rPr>
+    </w:lvl>
+    <w:lvl w:ilvl="3" w:tplc="08090001">
+      <w:start w:val="1"/>
+      <w:numFmt w:val="bullet"/>
+      <w:lvlText w:val=""/>
+      <w:lvlJc w:val="left"/>
+      <w:pPr>
+        <w:ind w:left="3513" w:hanging="360"/>
+      </w:pPr>
+      <w:rPr>
+        <w:rFonts w:ascii="Symbol" w:hAnsi="Symbol" w:hint="default"/>
+      </w:rPr>
+    </w:lvl>
+    <w:lvl w:ilvl="4" w:tplc="08090003">
+      <w:start w:val="1"/>
+      <w:numFmt w:val="bullet"/>
+      <w:lvlText w:val="o"/>
+      <w:lvlJc w:val="left"/>
+      <w:pPr>
+        <w:ind w:left="4233" w:hanging="360"/>
+      </w:pPr>
+      <w:rPr>
+        <w:rFonts w:ascii="Courier New" w:hAnsi="Courier New" w:cs="Courier New" w:hint="default"/>
+      </w:rPr>
+    </w:lvl>
+    <w:lvl w:ilvl="5" w:tplc="08090005">
+      <w:start w:val="1"/>
+      <w:numFmt w:val="bullet"/>
+      <w:lvlText w:val=""/>
+      <w:lvlJc w:val="left"/>
+      <w:pPr>
+        <w:ind w:left="4953" w:hanging="360"/>
+      </w:pPr>
+      <w:rPr>
+        <w:rFonts w:ascii="Wingdings" w:hAnsi="Wingdings" w:hint="default"/>
+      </w:rPr>
+    </w:lvl>
+    <w:lvl w:ilvl="6" w:tplc="08090001">
+      <w:start w:val="1"/>
+      <w:numFmt w:val="bullet"/>
+      <w:lvlText w:val=""/>
+      <w:lvlJc w:val="left"/>
+      <w:pPr>
+        <w:ind w:left="5673" w:hanging="360"/>
+      </w:pPr>
+      <w:rPr>
+        <w:rFonts w:ascii="Symbol" w:hAnsi="Symbol" w:hint="default"/>
+      </w:rPr>
+    </w:lvl>
+    <w:lvl w:ilvl="7" w:tplc="08090003">
+      <w:start w:val="1"/>
+      <w:numFmt w:val="bullet"/>
+      <w:lvlText w:val="o"/>
+      <w:lvlJc w:val="left"/>
+      <w:pPr>
+        <w:ind w:left="6393" w:hanging="360"/>
+      </w:pPr>
+      <w:rPr>
+        <w:rFonts w:ascii="Courier New" w:hAnsi="Courier New" w:cs="Courier New" w:hint="default"/>
+      </w:rPr>
+    </w:lvl>
+    <w:lvl w:ilvl="8" w:tplc="08090005">
+      <w:start w:val="1"/>
+      <w:numFmt w:val="bullet"/>
+      <w:lvlText w:val=""/>
+      <w:lvlJc w:val="left"/>
+      <w:pPr>
+        <w:ind w:left="7113" w:hanging="360"/>
+      </w:pPr>
+      <w:rPr>
+        <w:rFonts w:ascii="Wingdings" w:hAnsi="Wingdings" w:hint="default"/>
+      </w:rPr>
+    </w:lvl>
+  </w:abstractNum>
+  <w:abstractNum w:abstractNumId="8" w15:restartNumberingAfterBreak="0">
+    <w:nsid w:val="564F5E1B"/>
+    <w:multiLevelType w:val="multilevel"/>
+    <w:tmpl w:val="0809001F"/>
+    <w:lvl w:ilvl="0">
+      <w:start w:val="1"/>
+      <w:numFmt w:val="decimal"/>
+      <w:lvlText w:val="%1."/>
+      <w:lvlJc w:val="left"/>
+      <w:pPr>
+        <w:ind w:left="360" w:hanging="360"/>
+      </w:pPr>
+    </w:lvl>
+    <w:lvl w:ilvl="1">
+      <w:start w:val="1"/>
+      <w:numFmt w:val="decimal"/>
+      <w:lvlText w:val="%1.%2."/>
+      <w:lvlJc w:val="left"/>
+      <w:pPr>
+        <w:ind w:left="792" w:hanging="432"/>
+      </w:pPr>
+    </w:lvl>
+    <w:lvl w:ilvl="2">
+      <w:start w:val="1"/>
+      <w:numFmt w:val="decimal"/>
+      <w:lvlText w:val="%1.%2.%3."/>
+      <w:lvlJc w:val="left"/>
+      <w:pPr>
+        <w:ind w:left="1224" w:hanging="504"/>
+      </w:pPr>
+    </w:lvl>
+    <w:lvl w:ilvl="3">
+      <w:start w:val="1"/>
+      <w:numFmt w:val="decimal"/>
+      <w:lvlText w:val="%1.%2.%3.%4."/>
+      <w:lvlJc w:val="left"/>
+      <w:pPr>
+        <w:ind w:left="1728" w:hanging="648"/>
+      </w:pPr>
+    </w:lvl>
+    <w:lvl w:ilvl="4">
+      <w:start w:val="1"/>
+      <w:numFmt w:val="decimal"/>
+      <w:lvlText w:val="%1.%2.%3.%4.%5."/>
+      <w:lvlJc w:val="left"/>
+      <w:pPr>
+        <w:ind w:left="2232" w:hanging="792"/>
+      </w:pPr>
+    </w:lvl>
+    <w:lvl w:ilvl="5">
+      <w:start w:val="1"/>
+      <w:numFmt w:val="decimal"/>
+      <w:lvlText w:val="%1.%2.%3.%4.%5.%6."/>
+      <w:lvlJc w:val="left"/>
+      <w:pPr>
+        <w:ind w:left="2736" w:hanging="936"/>
+      </w:pPr>
+    </w:lvl>
+    <w:lvl w:ilvl="6">
+      <w:start w:val="1"/>
+      <w:numFmt w:val="decimal"/>
+      <w:lvlText w:val="%1.%2.%3.%4.%5.%6.%7."/>
+      <w:lvlJc w:val="left"/>
+      <w:pPr>
+        <w:ind w:left="3240" w:hanging="1080"/>
+      </w:pPr>
+    </w:lvl>
+    <w:lvl w:ilvl="7">
+      <w:start w:val="1"/>
+      <w:numFmt w:val="decimal"/>
+      <w:lvlText w:val="%1.%2.%3.%4.%5.%6.%7.%8."/>
+      <w:lvlJc w:val="left"/>
+      <w:pPr>
+        <w:ind w:left="3744" w:hanging="1224"/>
+      </w:pPr>
+    </w:lvl>
+    <w:lvl w:ilvl="8">
+      <w:start w:val="1"/>
+      <w:numFmt w:val="decimal"/>
+      <w:lvlText w:val="%1.%2.%3.%4.%5.%6.%7.%8.%9."/>
+      <w:lvlJc w:val="left"/>
+      <w:pPr>
+        <w:ind w:left="4320" w:hanging="1440"/>
+      </w:pPr>
+    </w:lvl>
+  </w:abstractNum>
+  <w:num w:numId="1" w16cid:durableId="1098597112">
+    <w:abstractNumId w:val="0"/>
   </w:num>
-  <w:num w:numId="1001">
-    <w:abstractNumId w:val="99411"/>
+  <w:num w:numId="2" w16cid:durableId="661784930">
+    <w:abstractNumId w:val="1"/>
     <w:lvlOverride w:ilvl="0">
       <w:startOverride w:val="1"/>
     </w:lvlOverride>
@@ -1879,8 +4527,8 @@
       <w:startOverride w:val="1"/>
     </w:lvlOverride>
   </w:num>
-  <w:num w:numId="1002">
-    <w:abstractNumId w:val="99416"/>
+  <w:num w:numId="3" w16cid:durableId="868295523">
+    <w:abstractNumId w:val="2"/>
     <w:lvlOverride w:ilvl="0">
       <w:startOverride w:val="6"/>
     </w:lvlOverride>
@@ -1909,8 +4557,8 @@
       <w:startOverride w:val="6"/>
     </w:lvlOverride>
   </w:num>
-  <w:num w:numId="1003">
-    <w:abstractNumId w:val="994116"/>
+  <w:num w:numId="4" w16cid:durableId="1718775045">
+    <w:abstractNumId w:val="4"/>
     <w:lvlOverride w:ilvl="0">
       <w:startOverride w:val="16"/>
     </w:lvlOverride>
@@ -1939,8 +4587,8 @@
       <w:startOverride w:val="16"/>
     </w:lvlOverride>
   </w:num>
-  <w:num w:numId="1004">
-    <w:abstractNumId w:val="994121"/>
+  <w:num w:numId="5" w16cid:durableId="1834877360">
+    <w:abstractNumId w:val="5"/>
     <w:lvlOverride w:ilvl="0">
       <w:startOverride w:val="21"/>
     </w:lvlOverride>
@@ -1969,18 +4617,84 @@
       <w:startOverride w:val="21"/>
     </w:lvlOverride>
   </w:num>
+  <w:num w:numId="6" w16cid:durableId="42488773">
+    <w:abstractNumId w:val="8"/>
+    <w:lvlOverride w:ilvl="0">
+      <w:startOverride w:val="1"/>
+    </w:lvlOverride>
+    <w:lvlOverride w:ilvl="1">
+      <w:startOverride w:val="1"/>
+    </w:lvlOverride>
+    <w:lvlOverride w:ilvl="2">
+      <w:startOverride w:val="1"/>
+    </w:lvlOverride>
+    <w:lvlOverride w:ilvl="3">
+      <w:startOverride w:val="1"/>
+    </w:lvlOverride>
+    <w:lvlOverride w:ilvl="4">
+      <w:startOverride w:val="1"/>
+    </w:lvlOverride>
+    <w:lvlOverride w:ilvl="5">
+      <w:startOverride w:val="1"/>
+    </w:lvlOverride>
+    <w:lvlOverride w:ilvl="6">
+      <w:startOverride w:val="1"/>
+    </w:lvlOverride>
+    <w:lvlOverride w:ilvl="7">
+      <w:startOverride w:val="1"/>
+    </w:lvlOverride>
+    <w:lvlOverride w:ilvl="8">
+      <w:startOverride w:val="1"/>
+    </w:lvlOverride>
+  </w:num>
+  <w:num w:numId="7" w16cid:durableId="1568490430">
+    <w:abstractNumId w:val="7"/>
+    <w:lvlOverride w:ilvl="0"/>
+    <w:lvlOverride w:ilvl="1"/>
+    <w:lvlOverride w:ilvl="2"/>
+    <w:lvlOverride w:ilvl="3"/>
+    <w:lvlOverride w:ilvl="4"/>
+    <w:lvlOverride w:ilvl="5"/>
+    <w:lvlOverride w:ilvl="6"/>
+    <w:lvlOverride w:ilvl="7"/>
+    <w:lvlOverride w:ilvl="8"/>
+  </w:num>
+  <w:num w:numId="8" w16cid:durableId="1190341918">
+    <w:abstractNumId w:val="3"/>
+    <w:lvlOverride w:ilvl="0"/>
+    <w:lvlOverride w:ilvl="1"/>
+    <w:lvlOverride w:ilvl="2"/>
+    <w:lvlOverride w:ilvl="3"/>
+    <w:lvlOverride w:ilvl="4"/>
+    <w:lvlOverride w:ilvl="5"/>
+    <w:lvlOverride w:ilvl="6"/>
+    <w:lvlOverride w:ilvl="7"/>
+    <w:lvlOverride w:ilvl="8"/>
+  </w:num>
+  <w:num w:numId="9" w16cid:durableId="1412386863">
+    <w:abstractNumId w:val="6"/>
+    <w:lvlOverride w:ilvl="0"/>
+    <w:lvlOverride w:ilvl="1"/>
+    <w:lvlOverride w:ilvl="2"/>
+    <w:lvlOverride w:ilvl="3"/>
+    <w:lvlOverride w:ilvl="4"/>
+    <w:lvlOverride w:ilvl="5"/>
+    <w:lvlOverride w:ilvl="6"/>
+    <w:lvlOverride w:ilvl="7"/>
+    <w:lvlOverride w:ilvl="8"/>
+  </w:num>
 </w:numbering>
 </file>
 
 <file path=word/styles.xml><?xml version="1.0" encoding="utf-8"?>
-<w:styles xmlns:r="http://schemas.openxmlformats.org/officeDocument/2006/relationships" xmlns:w="http://schemas.openxmlformats.org/wordprocessingml/2006/main">
+<w:styles xmlns:mc="http://schemas.openxmlformats.org/markup-compatibility/2006" xmlns:r="http://schemas.openxmlformats.org/officeDocument/2006/relationships" xmlns:w="http://schemas.openxmlformats.org/wordprocessingml/2006/main" xmlns:w14="http://schemas.microsoft.com/office/word/2010/wordml" xmlns:w15="http://schemas.microsoft.com/office/word/2012/wordml" xmlns:w16cex="http://schemas.microsoft.com/office/word/2018/wordml/cex" xmlns:w16cid="http://schemas.microsoft.com/office/word/2016/wordml/cid" xmlns:w16="http://schemas.microsoft.com/office/word/2018/wordml" xmlns:w16du="http://schemas.microsoft.com/office/word/2023/wordml/word16du" xmlns:w16sdtdh="http://schemas.microsoft.com/office/word/2020/wordml/sdtdatahash" xmlns:w16sdtfl="http://schemas.microsoft.com/office/word/2024/wordml/sdtformatlock" xmlns:w16se="http://schemas.microsoft.com/office/word/2015/wordml/symex" mc:Ignorable="w14 w15 w16se w16cid w16 w16cex w16sdtdh w16sdtfl w16du">
   <w:docDefaults>
     <w:rPrDefault>
       <w:rPr>
-        <w:rFonts w:asciiTheme="minorHAnsi" w:cstheme="minorBidi" w:eastAsiaTheme="minorEastAsia" w:hAnsiTheme="minorHAnsi"/>
+        <w:rFonts w:asciiTheme="minorHAnsi" w:eastAsiaTheme="minorEastAsia" w:hAnsiTheme="minorHAnsi" w:cstheme="minorBidi"/>
         <w:sz w:val="24"/>
         <w:szCs w:val="24"/>
-        <w:lang w:bidi="ar-SA" w:eastAsia="zh-CN" w:val="en-US"/>
+        <w:lang w:val="en-US" w:eastAsia="zh-CN" w:bidi="ar-SA"/>
       </w:rPr>
     </w:rPrDefault>
     <w:pPrDefault>
@@ -1989,168 +4703,255 @@
       </w:pPr>
     </w:pPrDefault>
   </w:docDefaults>
-  <w:latentStyles w:count="276" w:defLockedState="0" w:defQFormat="0" w:defSemiHidden="0" w:defUIPriority="0" w:defUnhideWhenUsed="0"/>
-  <w:style w:default="1" w:styleId="Normal" w:type="paragraph">
+  <w:latentStyles w:defLockedState="0" w:defUIPriority="0" w:defSemiHidden="0" w:defUnhideWhenUsed="0" w:defQFormat="0" w:count="376">
+    <w:lsdException w:name="Normal Table" w:semiHidden="1" w:unhideWhenUsed="1"/>
+    <w:lsdException w:name="Table Simple 1" w:semiHidden="1" w:unhideWhenUsed="1"/>
+    <w:lsdException w:name="Table Simple 2" w:semiHidden="1" w:unhideWhenUsed="1"/>
+    <w:lsdException w:name="Table Simple 3" w:semiHidden="1" w:unhideWhenUsed="1"/>
+    <w:lsdException w:name="Table Classic 1" w:semiHidden="1" w:unhideWhenUsed="1"/>
+    <w:lsdException w:name="Table Classic 2" w:semiHidden="1" w:unhideWhenUsed="1"/>
+    <w:lsdException w:name="Table Classic 3" w:semiHidden="1" w:unhideWhenUsed="1"/>
+    <w:lsdException w:name="Table Classic 4" w:semiHidden="1" w:unhideWhenUsed="1"/>
+    <w:lsdException w:name="Table Colorful 1" w:semiHidden="1" w:unhideWhenUsed="1"/>
+    <w:lsdException w:name="Table Colorful 2" w:semiHidden="1" w:unhideWhenUsed="1"/>
+    <w:lsdException w:name="Table Colorful 3" w:semiHidden="1" w:unhideWhenUsed="1"/>
+    <w:lsdException w:name="Table Columns 1" w:semiHidden="1" w:unhideWhenUsed="1"/>
+    <w:lsdException w:name="Table Columns 2" w:semiHidden="1" w:unhideWhenUsed="1"/>
+    <w:lsdException w:name="Table Columns 3" w:semiHidden="1" w:unhideWhenUsed="1"/>
+    <w:lsdException w:name="Table Columns 4" w:semiHidden="1" w:unhideWhenUsed="1"/>
+    <w:lsdException w:name="Table Columns 5" w:semiHidden="1" w:unhideWhenUsed="1"/>
+    <w:lsdException w:name="Table Grid 1" w:semiHidden="1" w:unhideWhenUsed="1"/>
+    <w:lsdException w:name="Table Grid 2" w:semiHidden="1" w:unhideWhenUsed="1"/>
+    <w:lsdException w:name="Table Grid 3" w:semiHidden="1" w:unhideWhenUsed="1"/>
+    <w:lsdException w:name="Table Grid 4" w:semiHidden="1" w:unhideWhenUsed="1"/>
+    <w:lsdException w:name="Table Grid 5" w:semiHidden="1" w:unhideWhenUsed="1"/>
+    <w:lsdException w:name="Table Grid 6" w:semiHidden="1" w:unhideWhenUsed="1"/>
+    <w:lsdException w:name="Table Grid 7" w:semiHidden="1" w:unhideWhenUsed="1"/>
+    <w:lsdException w:name="Table Grid 8" w:semiHidden="1" w:unhideWhenUsed="1"/>
+    <w:lsdException w:name="Table List 1" w:semiHidden="1" w:unhideWhenUsed="1"/>
+    <w:lsdException w:name="Table List 2" w:semiHidden="1" w:unhideWhenUsed="1"/>
+    <w:lsdException w:name="Table List 3" w:semiHidden="1" w:unhideWhenUsed="1"/>
+    <w:lsdException w:name="Table List 4" w:semiHidden="1" w:unhideWhenUsed="1"/>
+    <w:lsdException w:name="Table List 5" w:semiHidden="1" w:unhideWhenUsed="1"/>
+    <w:lsdException w:name="Table List 6" w:semiHidden="1" w:unhideWhenUsed="1"/>
+    <w:lsdException w:name="Table List 7" w:semiHidden="1" w:unhideWhenUsed="1"/>
+    <w:lsdException w:name="Table List 8" w:semiHidden="1" w:unhideWhenUsed="1"/>
+    <w:lsdException w:name="Table 3D effects 1" w:semiHidden="1" w:unhideWhenUsed="1"/>
+    <w:lsdException w:name="Table 3D effects 2" w:semiHidden="1" w:unhideWhenUsed="1"/>
+    <w:lsdException w:name="Table 3D effects 3" w:semiHidden="1" w:unhideWhenUsed="1"/>
+    <w:lsdException w:name="Table Contemporary" w:semiHidden="1" w:unhideWhenUsed="1"/>
+    <w:lsdException w:name="Table Elegant" w:semiHidden="1" w:unhideWhenUsed="1"/>
+    <w:lsdException w:name="Table Professional" w:semiHidden="1" w:unhideWhenUsed="1"/>
+    <w:lsdException w:name="Table Subtle 1" w:semiHidden="1" w:unhideWhenUsed="1"/>
+    <w:lsdException w:name="Table Subtle 2" w:semiHidden="1" w:unhideWhenUsed="1"/>
+    <w:lsdException w:name="Table Web 1" w:semiHidden="1" w:unhideWhenUsed="1"/>
+    <w:lsdException w:name="Table Web 2" w:semiHidden="1" w:unhideWhenUsed="1"/>
+    <w:lsdException w:name="Table Web 3" w:semiHidden="1" w:unhideWhenUsed="1"/>
+    <w:lsdException w:name="Table Theme" w:semiHidden="1" w:unhideWhenUsed="1"/>
+    <w:lsdException w:name="Light Shading"/>
+    <w:lsdException w:name="Light List"/>
+    <w:lsdException w:name="Light Grid"/>
+    <w:lsdException w:name="Medium Shading 1"/>
+    <w:lsdException w:name="Medium Shading 2"/>
+    <w:lsdException w:name="Medium List 1"/>
+    <w:lsdException w:name="Medium List 2"/>
+    <w:lsdException w:name="Medium Grid 1"/>
+    <w:lsdException w:name="Medium Grid 2"/>
+    <w:lsdException w:name="Medium Grid 3"/>
+    <w:lsdException w:name="Dark List"/>
+    <w:lsdException w:name="Colorful Shading"/>
+    <w:lsdException w:name="Colorful List"/>
+    <w:lsdException w:name="Colorful Grid"/>
+    <w:lsdException w:name="Light Shading Accent 1"/>
+    <w:lsdException w:name="Light List Accent 1"/>
+    <w:lsdException w:name="Light Grid Accent 1"/>
+    <w:lsdException w:name="Medium Shading 1 Accent 1"/>
+    <w:lsdException w:name="Medium Shading 2 Accent 1"/>
+    <w:lsdException w:name="Medium List 1 Accent 1"/>
+    <w:lsdException w:name="Medium List 2 Accent 1"/>
+    <w:lsdException w:name="Medium Grid 1 Accent 1"/>
+    <w:lsdException w:name="Medium Grid 2 Accent 1"/>
+    <w:lsdException w:name="Medium Grid 3 Accent 1"/>
+    <w:lsdException w:name="Dark List Accent 1"/>
+    <w:lsdException w:name="Colorful Shading Accent 1"/>
+    <w:lsdException w:name="Colorful List Accent 1"/>
+    <w:lsdException w:name="Colorful Grid Accent 1"/>
+    <w:lsdException w:name="Light Shading Accent 2"/>
+    <w:lsdException w:name="Light List Accent 2"/>
+    <w:lsdException w:name="Light Grid Accent 2"/>
+    <w:lsdException w:name="Medium Shading 1 Accent 2"/>
+    <w:lsdException w:name="Medium Shading 2 Accent 2"/>
+    <w:lsdException w:name="Medium List 1 Accent 2"/>
+    <w:lsdException w:name="Medium List 2 Accent 2"/>
+    <w:lsdException w:name="Medium Grid 1 Accent 2"/>
+    <w:lsdException w:name="Medium Grid 2 Accent 2"/>
+    <w:lsdException w:name="Medium Grid 3 Accent 2"/>
+    <w:lsdException w:name="Dark List Accent 2"/>
+    <w:lsdException w:name="Colorful Shading Accent 2"/>
+    <w:lsdException w:name="Colorful List Accent 2"/>
+    <w:lsdException w:name="Colorful Grid Accent 2"/>
+    <w:lsdException w:name="Light Shading Accent 3"/>
+    <w:lsdException w:name="Light List Accent 3"/>
+    <w:lsdException w:name="Light Grid Accent 3"/>
+    <w:lsdException w:name="Medium Shading 1 Accent 3"/>
+    <w:lsdException w:name="Medium Shading 2 Accent 3"/>
+    <w:lsdException w:name="Medium List 1 Accent 3"/>
+    <w:lsdException w:name="Medium List 2 Accent 3"/>
+    <w:lsdException w:name="Medium Grid 1 Accent 3"/>
+    <w:lsdException w:name="Medium Grid 2 Accent 3"/>
+    <w:lsdException w:name="Medium Grid 3 Accent 3"/>
+    <w:lsdException w:name="Dark List Accent 3"/>
+    <w:lsdException w:name="Colorful Shading Accent 3"/>
+    <w:lsdException w:name="Colorful List Accent 3"/>
+    <w:lsdException w:name="Colorful Grid Accent 3"/>
+    <w:lsdException w:name="Light Shading Accent 4"/>
+    <w:lsdException w:name="Light List Accent 4"/>
+    <w:lsdException w:name="Light Grid Accent 4"/>
+    <w:lsdException w:name="Medium Shading 1 Accent 4"/>
+    <w:lsdException w:name="Medium Shading 2 Accent 4"/>
+    <w:lsdException w:name="Medium List 1 Accent 4"/>
+    <w:lsdException w:name="Medium List 2 Accent 4"/>
+    <w:lsdException w:name="Medium Grid 1 Accent 4"/>
+    <w:lsdException w:name="Medium Grid 2 Accent 4"/>
+    <w:lsdException w:name="Medium Grid 3 Accent 4"/>
+    <w:lsdException w:name="Dark List Accent 4"/>
+    <w:lsdException w:name="Colorful Shading Accent 4"/>
+    <w:lsdException w:name="Colorful List Accent 4"/>
+    <w:lsdException w:name="Colorful Grid Accent 4"/>
+    <w:lsdException w:name="Light Shading Accent 5"/>
+    <w:lsdException w:name="Light List Accent 5"/>
+    <w:lsdException w:name="Light Grid Accent 5"/>
+    <w:lsdException w:name="Medium Shading 1 Accent 5"/>
+    <w:lsdException w:name="Medium Shading 2 Accent 5"/>
+    <w:lsdException w:name="Medium List 1 Accent 5"/>
+    <w:lsdException w:name="Medium List 2 Accent 5"/>
+    <w:lsdException w:name="Medium Grid 1 Accent 5"/>
+    <w:lsdException w:name="Medium Grid 2 Accent 5"/>
+    <w:lsdException w:name="Medium Grid 3 Accent 5"/>
+    <w:lsdException w:name="Dark List Accent 5"/>
+    <w:lsdException w:name="Colorful Shading Accent 5"/>
+    <w:lsdException w:name="Colorful List Accent 5"/>
+    <w:lsdException w:name="Colorful Grid Accent 5"/>
+    <w:lsdException w:name="Light Shading Accent 6"/>
+    <w:lsdException w:name="Light List Accent 6"/>
+    <w:lsdException w:name="Light Grid Accent 6"/>
+    <w:lsdException w:name="Medium Shading 1 Accent 6"/>
+    <w:lsdException w:name="Medium Shading 2 Accent 6"/>
+    <w:lsdException w:name="Medium List 1 Accent 6"/>
+    <w:lsdException w:name="Medium List 2 Accent 6"/>
+    <w:lsdException w:name="Medium Grid 1 Accent 6"/>
+    <w:lsdException w:name="Medium Grid 2 Accent 6"/>
+    <w:lsdException w:name="Medium Grid 3 Accent 6"/>
+    <w:lsdException w:name="Dark List Accent 6"/>
+    <w:lsdException w:name="Colorful Shading Accent 6"/>
+    <w:lsdException w:name="Colorful List Accent 6"/>
+    <w:lsdException w:name="Colorful Grid Accent 6"/>
+    <w:lsdException w:name="Grid Table 4" w:uiPriority="49"/>
+    <w:lsdException w:name="Grid Table 5 Dark" w:uiPriority="50"/>
+    <w:lsdException w:name="Grid Table 6 Colorful" w:uiPriority="51"/>
+    <w:lsdException w:name="Grid Table 7 Colorful" w:uiPriority="52"/>
+    <w:lsdException w:name="Grid Table 1 Light Accent 1" w:uiPriority="46"/>
+    <w:lsdException w:name="Grid Table 2 Accent 1" w:uiPriority="47"/>
+    <w:lsdException w:name="Grid Table 3 Accent 1" w:uiPriority="48"/>
+    <w:lsdException w:name="Grid Table 4 Accent 1" w:uiPriority="49"/>
+    <w:lsdException w:name="Grid Table 5 Dark Accent 1" w:uiPriority="50"/>
+    <w:lsdException w:name="Grid Table 6 Colorful Accent 1" w:uiPriority="51"/>
+    <w:lsdException w:name="Grid Table 7 Colorful Accent 1" w:uiPriority="52"/>
+    <w:lsdException w:name="Grid Table 1 Light Accent 2" w:uiPriority="46"/>
+    <w:lsdException w:name="Grid Table 2 Accent 2" w:uiPriority="47"/>
+    <w:lsdException w:name="Grid Table 3 Accent 2" w:uiPriority="48"/>
+    <w:lsdException w:name="Grid Table 4 Accent 2" w:uiPriority="49"/>
+    <w:lsdException w:name="Grid Table 5 Dark Accent 2" w:uiPriority="50"/>
+    <w:lsdException w:name="Grid Table 6 Colorful Accent 2" w:uiPriority="51"/>
+    <w:lsdException w:name="Grid Table 7 Colorful Accent 2" w:uiPriority="52"/>
+    <w:lsdException w:name="Grid Table 1 Light Accent 3" w:uiPriority="46"/>
+    <w:lsdException w:name="Grid Table 2 Accent 3" w:uiPriority="47"/>
+    <w:lsdException w:name="Grid Table 3 Accent 3" w:uiPriority="48"/>
+    <w:lsdException w:name="Grid Table 4 Accent 3" w:uiPriority="49"/>
+    <w:lsdException w:name="Grid Table 5 Dark Accent 3" w:uiPriority="50"/>
+    <w:lsdException w:name="Grid Table 6 Colorful Accent 3" w:uiPriority="51"/>
+    <w:lsdException w:name="Grid Table 7 Colorful Accent 3" w:uiPriority="52"/>
+    <w:lsdException w:name="Grid Table 1 Light Accent 4" w:uiPriority="46"/>
+    <w:lsdException w:name="Grid Table 2 Accent 4" w:uiPriority="47"/>
+    <w:lsdException w:name="Grid Table 3 Accent 4" w:uiPriority="48"/>
+    <w:lsdException w:name="Grid Table 4 Accent 4" w:uiPriority="49"/>
+    <w:lsdException w:name="Grid Table 5 Dark Accent 4" w:uiPriority="50"/>
+    <w:lsdException w:name="Grid Table 6 Colorful Accent 4" w:uiPriority="51"/>
+    <w:lsdException w:name="Grid Table 7 Colorful Accent 4" w:uiPriority="52"/>
+    <w:lsdException w:name="Grid Table 1 Light Accent 5" w:uiPriority="46"/>
+    <w:lsdException w:name="Grid Table 2 Accent 5" w:uiPriority="47"/>
+    <w:lsdException w:name="Grid Table 3 Accent 5" w:uiPriority="48"/>
+    <w:lsdException w:name="Grid Table 4 Accent 5" w:uiPriority="49"/>
+    <w:lsdException w:name="Grid Table 5 Dark Accent 5" w:uiPriority="50"/>
+    <w:lsdException w:name="Grid Table 6 Colorful Accent 5" w:uiPriority="51"/>
+    <w:lsdException w:name="Grid Table 7 Colorful Accent 5" w:uiPriority="52"/>
+    <w:lsdException w:name="Grid Table 1 Light Accent 6" w:uiPriority="46"/>
+    <w:lsdException w:name="Grid Table 2 Accent 6" w:uiPriority="47"/>
+    <w:lsdException w:name="Grid Table 3 Accent 6" w:uiPriority="48"/>
+    <w:lsdException w:name="Grid Table 4 Accent 6" w:uiPriority="49"/>
+    <w:lsdException w:name="Grid Table 5 Dark Accent 6" w:uiPriority="50"/>
+    <w:lsdException w:name="Grid Table 6 Colorful Accent 6" w:uiPriority="51"/>
+    <w:lsdException w:name="Grid Table 7 Colorful Accent 6" w:uiPriority="52"/>
+    <w:lsdException w:name="List Table 1 Light" w:uiPriority="46"/>
+    <w:lsdException w:name="List Table 2" w:uiPriority="47"/>
+    <w:lsdException w:name="List Table 3" w:uiPriority="48"/>
+    <w:lsdException w:name="List Table 4" w:uiPriority="49"/>
+    <w:lsdException w:name="List Table 5 Dark" w:uiPriority="50"/>
+    <w:lsdException w:name="List Table 6 Colorful" w:uiPriority="51"/>
+    <w:lsdException w:name="List Table 7 Colorful" w:uiPriority="52"/>
+    <w:lsdException w:name="List Table 1 Light Accent 1" w:uiPriority="46"/>
+    <w:lsdException w:name="List Table 2 Accent 1" w:uiPriority="47"/>
+    <w:lsdException w:name="List Table 3 Accent 1" w:uiPriority="48"/>
+    <w:lsdException w:name="List Table 4 Accent 1" w:uiPriority="49"/>
+    <w:lsdException w:name="List Table 5 Dark Accent 1" w:uiPriority="50"/>
+    <w:lsdException w:name="List Table 6 Colorful Accent 1" w:uiPriority="51"/>
+    <w:lsdException w:name="List Table 7 Colorful Accent 1" w:uiPriority="52"/>
+    <w:lsdException w:name="List Table 1 Light Accent 2" w:uiPriority="46"/>
+    <w:lsdException w:name="List Table 2 Accent 2" w:uiPriority="47"/>
+    <w:lsdException w:name="List Table 3 Accent 2" w:uiPriority="48"/>
+    <w:lsdException w:name="List Table 4 Accent 2" w:uiPriority="49"/>
+    <w:lsdException w:name="List Table 5 Dark Accent 2" w:uiPriority="50"/>
+    <w:lsdException w:name="List Table 6 Colorful Accent 2" w:uiPriority="51"/>
+    <w:lsdException w:name="List Table 7 Colorful Accent 2" w:uiPriority="52"/>
+    <w:lsdException w:name="List Table 1 Light Accent 3" w:uiPriority="46"/>
+    <w:lsdException w:name="List Table 2 Accent 3" w:uiPriority="47"/>
+    <w:lsdException w:name="List Table 3 Accent 3" w:uiPriority="48"/>
+    <w:lsdException w:name="List Table 4 Accent 3" w:uiPriority="49"/>
+    <w:lsdException w:name="List Table 5 Dark Accent 3" w:uiPriority="50"/>
+    <w:lsdException w:name="List Table 6 Colorful Accent 3" w:uiPriority="51"/>
+    <w:lsdException w:name="List Table 7 Colorful Accent 3" w:uiPriority="52"/>
+    <w:lsdException w:name="List Table 1 Light Accent 4" w:uiPriority="46"/>
+    <w:lsdException w:name="List Table 2 Accent 4" w:uiPriority="47"/>
+    <w:lsdException w:name="List Table 3 Accent 4" w:uiPriority="48"/>
+    <w:lsdException w:name="List Table 4 Accent 4" w:uiPriority="49"/>
+    <w:lsdException w:name="List Table 5 Dark Accent 4" w:uiPriority="50"/>
+    <w:lsdException w:name="List Table 6 Colorful Accent 4" w:uiPriority="51"/>
+    <w:lsdException w:name="List Table 7 Colorful Accent 4" w:uiPriority="52"/>
+    <w:lsdException w:name="List Table 1 Light Accent 5" w:uiPriority="46"/>
+    <w:lsdException w:name="List Table 2 Accent 5" w:uiPriority="47"/>
+    <w:lsdException w:name="List Table 3 Accent 5" w:uiPriority="48"/>
+    <w:lsdException w:name="List Table 4 Accent 5" w:uiPriority="49"/>
+    <w:lsdException w:name="List Table 5 Dark Accent 5" w:uiPriority="50"/>
+    <w:lsdException w:name="List Table 6 Colorful Accent 5" w:uiPriority="51"/>
+    <w:lsdException w:name="List Table 7 Colorful Accent 5" w:uiPriority="52"/>
+    <w:lsdException w:name="List Table 1 Light Accent 6" w:uiPriority="46"/>
+    <w:lsdException w:name="List Table 2 Accent 6" w:uiPriority="47"/>
+    <w:lsdException w:name="List Table 3 Accent 6" w:uiPriority="48"/>
+    <w:lsdException w:name="List Table 4 Accent 6" w:uiPriority="49"/>
+    <w:lsdException w:name="List Table 5 Dark Accent 6" w:uiPriority="50"/>
+    <w:lsdException w:name="List Table 6 Colorful Accent 6" w:uiPriority="51"/>
+    <w:lsdException w:name="List Table 7 Colorful Accent 6" w:uiPriority="52"/>
+    <w:lsdException w:name="Mention" w:semiHidden="1" w:uiPriority="99" w:unhideWhenUsed="1"/>
+    <w:lsdException w:name="Smart Hyperlink" w:semiHidden="1" w:uiPriority="99" w:unhideWhenUsed="1"/>
+    <w:lsdException w:name="Hashtag" w:semiHidden="1" w:uiPriority="99" w:unhideWhenUsed="1"/>
+    <w:lsdException w:name="Unresolved Mention" w:semiHidden="1" w:uiPriority="99" w:unhideWhenUsed="1"/>
+    <w:lsdException w:name="Smart Link" w:semiHidden="1" w:uiPriority="99" w:unhideWhenUsed="1"/>
+  </w:latentStyles>
+  <w:style w:type="paragraph" w:default="1" w:styleId="Normal">
     <w:name w:val="Normal"/>
     <w:qFormat/>
   </w:style>
-  <w:style w:styleId="BodyText" w:type="paragraph">
-    <w:name w:val="Body Text"/>
-    <w:basedOn w:val="Normal"/>
-    <w:link w:val="BodyTextChar"/>
-    <w:qFormat/>
-    <w:pPr>
-      <w:spacing w:after="180" w:before="180"/>
-    </w:pPr>
-  </w:style>
-  <w:style w:customStyle="1" w:styleId="FirstParagraph" w:type="paragraph">
-    <w:name w:val="First Paragraph"/>
-    <w:basedOn w:val="BodyText"/>
-    <w:next w:val="BodyText"/>
-    <w:qFormat/>
-  </w:style>
-  <w:style w:customStyle="1" w:styleId="Compact" w:type="paragraph">
-    <w:name w:val="Compact"/>
-    <w:basedOn w:val="BodyText"/>
-    <w:qFormat/>
-    <w:pPr>
-      <w:spacing w:after="36" w:before="36"/>
-    </w:pPr>
-  </w:style>
-  <w:style w:styleId="Title" w:type="paragraph">
-    <w:name w:val="Title"/>
-    <w:basedOn w:val="Normal"/>
-    <w:next w:val="BodyText"/>
-    <w:link w:val="TitleChar"/>
-    <w:uiPriority w:val="10"/>
-    <w:qFormat/>
-    <w:rsid w:val="00A10FD9"/>
-    <w:pPr>
-      <w:spacing w:after="80" w:line="240" w:lineRule="auto"/>
-      <w:contextualSpacing/>
-      <w:jc w:val="center"/>
-    </w:pPr>
-    <w:rPr>
-      <w:rFonts w:asciiTheme="majorHAnsi" w:cstheme="majorBidi" w:eastAsiaTheme="majorEastAsia" w:hAnsiTheme="majorHAnsi"/>
-      <w:sz w:val="56"/>
-      <w:szCs w:val="56"/>
-    </w:rPr>
-  </w:style>
-  <w:style w:customStyle="1" w:styleId="TitleChar" w:type="character">
-    <w:name w:val="Title Char"/>
-    <w:basedOn w:val="DefaultParagraphFont"/>
-    <w:link w:val="Title"/>
-    <w:uiPriority w:val="10"/>
-    <w:rsid w:val="00A10FD9"/>
-    <w:rPr>
-      <w:rFonts w:asciiTheme="majorHAnsi" w:cstheme="majorBidi" w:eastAsiaTheme="majorEastAsia" w:hAnsiTheme="majorHAnsi"/>
-      <w:sz w:val="56"/>
-      <w:szCs w:val="56"/>
-    </w:rPr>
-  </w:style>
-  <w:style w:styleId="Subtitle" w:type="paragraph">
-    <w:name w:val="Subtitle"/>
-    <w:basedOn w:val="Title"/>
-    <w:next w:val="BodyText"/>
-    <w:link w:val="SubtitleChar"/>
-    <w:uiPriority w:val="11"/>
-    <w:qFormat/>
-    <w:rsid w:val="00A10FD9"/>
-    <w:pPr>
-      <w:numPr>
-        <w:ilvl w:val="1"/>
-      </w:numPr>
-    </w:pPr>
-    <w:rPr>
-      <w:rFonts w:cstheme="majorBidi" w:eastAsiaTheme="majorEastAsia"/>
-      <w:spacing w:val="15"/>
-      <w:sz w:val="28"/>
-      <w:szCs w:val="28"/>
-    </w:rPr>
-  </w:style>
-  <w:style w:customStyle="1" w:styleId="SubtitleChar" w:type="character">
-    <w:name w:val="Subtitle Char"/>
-    <w:basedOn w:val="DefaultParagraphFont"/>
-    <w:link w:val="Subtitle"/>
-    <w:uiPriority w:val="11"/>
-    <w:rsid w:val="00A10FD9"/>
-    <w:rPr>
-      <w:rFonts w:cstheme="majorBidi" w:eastAsiaTheme="majorEastAsia"/>
-      <w:color w:themeColor="text1" w:themeTint="A6" w:val="595959"/>
-      <w:spacing w:val="15"/>
-      <w:sz w:val="28"/>
-      <w:szCs w:val="28"/>
-    </w:rPr>
-  </w:style>
-  <w:style w:customStyle="1" w:styleId="Author" w:type="paragraph">
-    <w:name w:val="Author"/>
-    <w:basedOn w:val="Title"/>
-    <w:next w:val="BodyText"/>
-    <w:qFormat/>
-    <w:pPr>
-      <w:keepNext/>
-      <w:keepLines/>
-    </w:pPr>
-    <w:rPr>
-      <w:sz w:val="24"/>
-      <w:szCs w:val="24"/>
-    </w:rPr>
-  </w:style>
-  <w:style w:styleId="Date" w:type="paragraph">
-    <w:name w:val="Date"/>
-    <w:basedOn w:val="Title"/>
-    <w:next w:val="BodyText"/>
-    <w:qFormat/>
-    <w:pPr>
-      <w:keepNext/>
-      <w:keepLines/>
-    </w:pPr>
-    <w:rPr>
-      <w:sz w:val="24"/>
-      <w:szCs w:val="24"/>
-    </w:rPr>
-  </w:style>
-  <w:style w:customStyle="1" w:styleId="AbstractTitle" w:type="paragraph">
-    <w:name w:val="Abstract Title"/>
-    <w:basedOn w:val="Normal"/>
-    <w:next w:val="Abstract"/>
-    <w:qFormat/>
-    <w:pPr>
-      <w:keepNext/>
-      <w:keepLines/>
-      <w:spacing w:after="0" w:before="300"/>
-      <w:jc w:val="center"/>
-    </w:pPr>
-    <w:rPr>
-      <w:b/>
-      <w:sz w:val="20"/>
-      <w:szCs w:val="20"/>
-    </w:rPr>
-  </w:style>
-  <w:style w:customStyle="1" w:styleId="Abstract" w:type="paragraph">
-    <w:name w:val="Abstract"/>
-    <w:basedOn w:val="Normal"/>
-    <w:next w:val="BodyText"/>
-    <w:qFormat/>
-    <w:pPr>
-      <w:keepNext/>
-      <w:keepLines/>
-      <w:spacing w:after="300" w:before="100"/>
-    </w:pPr>
-    <w:rPr>
-      <w:sz w:val="20"/>
-      <w:szCs w:val="20"/>
-    </w:rPr>
-  </w:style>
-  <w:style w:styleId="Bibliography" w:type="paragraph">
-    <w:name w:val="Bibliography"/>
-    <w:basedOn w:val="Normal"/>
-    <w:next w:val="Bibliography"/>
-    <w:qFormat/>
-    <w:pPr/>
-    <w:rPr/>
-  </w:style>
-  <w:style w:styleId="Heading1" w:type="paragraph">
+  <w:style w:type="paragraph" w:styleId="Heading1">
     <w:name w:val="heading 1"/>
     <w:basedOn w:val="Normal"/>
     <w:next w:val="BodyText"/>
@@ -2161,17 +4962,17 @@
     <w:pPr>
       <w:keepNext/>
       <w:keepLines/>
-      <w:spacing w:after="80" w:before="360"/>
+      <w:spacing w:before="360" w:after="80"/>
       <w:outlineLvl w:val="0"/>
     </w:pPr>
     <w:rPr>
-      <w:rFonts w:asciiTheme="majorHAnsi" w:cstheme="majorBidi" w:eastAsiaTheme="majorEastAsia" w:hAnsiTheme="majorHAnsi"/>
-      <w:color w:themeColor="accent1" w:themeShade="BF" w:val="0F4761"/>
+      <w:rFonts w:asciiTheme="majorHAnsi" w:eastAsiaTheme="majorEastAsia" w:hAnsiTheme="majorHAnsi" w:cstheme="majorBidi"/>
+      <w:color w:val="0F4761" w:themeColor="accent1" w:themeShade="BF"/>
       <w:sz w:val="40"/>
       <w:szCs w:val="40"/>
     </w:rPr>
   </w:style>
-  <w:style w:styleId="Heading2" w:type="paragraph">
+  <w:style w:type="paragraph" w:styleId="Heading2">
     <w:name w:val="heading 2"/>
     <w:basedOn w:val="Normal"/>
     <w:next w:val="BodyText"/>
@@ -2184,17 +4985,17 @@
     <w:pPr>
       <w:keepNext/>
       <w:keepLines/>
-      <w:spacing w:after="80" w:before="160"/>
+      <w:spacing w:before="160" w:after="80"/>
       <w:outlineLvl w:val="1"/>
     </w:pPr>
     <w:rPr>
-      <w:rFonts w:asciiTheme="majorHAnsi" w:cstheme="majorBidi" w:eastAsiaTheme="majorEastAsia" w:hAnsiTheme="majorHAnsi"/>
-      <w:color w:themeColor="accent1" w:themeShade="BF" w:val="0F4761"/>
+      <w:rFonts w:asciiTheme="majorHAnsi" w:eastAsiaTheme="majorEastAsia" w:hAnsiTheme="majorHAnsi" w:cstheme="majorBidi"/>
+      <w:color w:val="0F4761" w:themeColor="accent1" w:themeShade="BF"/>
       <w:sz w:val="32"/>
       <w:szCs w:val="32"/>
     </w:rPr>
   </w:style>
-  <w:style w:styleId="Heading3" w:type="paragraph">
+  <w:style w:type="paragraph" w:styleId="Heading3">
     <w:name w:val="heading 3"/>
     <w:basedOn w:val="Normal"/>
     <w:next w:val="BodyText"/>
@@ -2207,17 +5008,17 @@
     <w:pPr>
       <w:keepNext/>
       <w:keepLines/>
-      <w:spacing w:after="80" w:before="160"/>
+      <w:spacing w:before="160" w:after="80"/>
       <w:outlineLvl w:val="2"/>
     </w:pPr>
     <w:rPr>
-      <w:rFonts w:cstheme="majorBidi" w:eastAsiaTheme="majorEastAsia"/>
-      <w:color w:themeColor="accent1" w:themeShade="BF" w:val="0F4761"/>
+      <w:rFonts w:eastAsiaTheme="majorEastAsia" w:cstheme="majorBidi"/>
+      <w:color w:val="0F4761" w:themeColor="accent1" w:themeShade="BF"/>
       <w:sz w:val="28"/>
       <w:szCs w:val="28"/>
     </w:rPr>
   </w:style>
-  <w:style w:styleId="Heading4" w:type="paragraph">
+  <w:style w:type="paragraph" w:styleId="Heading4">
     <w:name w:val="heading 4"/>
     <w:basedOn w:val="Normal"/>
     <w:next w:val="BodyText"/>
@@ -2230,17 +5031,17 @@
     <w:pPr>
       <w:keepNext/>
       <w:keepLines/>
-      <w:spacing w:after="40" w:before="80"/>
+      <w:spacing w:before="80" w:after="40"/>
       <w:outlineLvl w:val="3"/>
     </w:pPr>
     <w:rPr>
-      <w:rFonts w:cstheme="majorBidi" w:eastAsiaTheme="majorEastAsia"/>
+      <w:rFonts w:eastAsiaTheme="majorEastAsia" w:cstheme="majorBidi"/>
       <w:i/>
       <w:iCs/>
-      <w:color w:themeColor="accent1" w:themeShade="BF" w:val="0F4761"/>
+      <w:color w:val="0F4761" w:themeColor="accent1" w:themeShade="BF"/>
     </w:rPr>
   </w:style>
-  <w:style w:styleId="Heading5" w:type="paragraph">
+  <w:style w:type="paragraph" w:styleId="Heading5">
     <w:name w:val="heading 5"/>
     <w:basedOn w:val="Normal"/>
     <w:next w:val="BodyText"/>
@@ -2253,15 +5054,15 @@
     <w:pPr>
       <w:keepNext/>
       <w:keepLines/>
-      <w:spacing w:after="40" w:before="80"/>
+      <w:spacing w:before="80" w:after="40"/>
       <w:outlineLvl w:val="4"/>
     </w:pPr>
     <w:rPr>
-      <w:rFonts w:cstheme="majorBidi" w:eastAsiaTheme="majorEastAsia"/>
-      <w:color w:themeColor="accent1" w:themeShade="BF" w:val="0F4761"/>
+      <w:rFonts w:eastAsiaTheme="majorEastAsia" w:cstheme="majorBidi"/>
+      <w:color w:val="0F4761" w:themeColor="accent1" w:themeShade="BF"/>
     </w:rPr>
   </w:style>
-  <w:style w:styleId="Heading6" w:type="paragraph">
+  <w:style w:type="paragraph" w:styleId="Heading6">
     <w:name w:val="heading 6"/>
     <w:basedOn w:val="Normal"/>
     <w:next w:val="BodyText"/>
@@ -2274,17 +5075,17 @@
     <w:pPr>
       <w:keepNext/>
       <w:keepLines/>
-      <w:spacing w:after="0" w:before="40"/>
+      <w:spacing w:before="40" w:after="0"/>
       <w:outlineLvl w:val="5"/>
     </w:pPr>
     <w:rPr>
-      <w:rFonts w:cstheme="majorBidi" w:eastAsiaTheme="majorEastAsia"/>
+      <w:rFonts w:eastAsiaTheme="majorEastAsia" w:cstheme="majorBidi"/>
       <w:i/>
       <w:iCs/>
-      <w:color w:themeColor="text1" w:themeTint="A6" w:val="595959"/>
+      <w:color w:val="595959" w:themeColor="text1" w:themeTint="A6"/>
     </w:rPr>
   </w:style>
-  <w:style w:styleId="Heading7" w:type="paragraph">
+  <w:style w:type="paragraph" w:styleId="Heading7">
     <w:name w:val="heading 7"/>
     <w:basedOn w:val="Normal"/>
     <w:next w:val="BodyText"/>
@@ -2297,15 +5098,15 @@
     <w:pPr>
       <w:keepNext/>
       <w:keepLines/>
-      <w:spacing w:after="0" w:before="40"/>
+      <w:spacing w:before="40" w:after="0"/>
       <w:outlineLvl w:val="6"/>
     </w:pPr>
     <w:rPr>
-      <w:rFonts w:cstheme="majorBidi" w:eastAsiaTheme="majorEastAsia"/>
-      <w:color w:themeColor="text1" w:themeTint="A6" w:val="595959"/>
+      <w:rFonts w:eastAsiaTheme="majorEastAsia" w:cstheme="majorBidi"/>
+      <w:color w:val="595959" w:themeColor="text1" w:themeTint="A6"/>
     </w:rPr>
   </w:style>
-  <w:style w:styleId="Heading8" w:type="paragraph">
+  <w:style w:type="paragraph" w:styleId="Heading8">
     <w:name w:val="heading 8"/>
     <w:basedOn w:val="Normal"/>
     <w:next w:val="BodyText"/>
@@ -2322,13 +5123,13 @@
       <w:outlineLvl w:val="7"/>
     </w:pPr>
     <w:rPr>
-      <w:rFonts w:cstheme="majorBidi" w:eastAsiaTheme="majorEastAsia"/>
+      <w:rFonts w:eastAsiaTheme="majorEastAsia" w:cstheme="majorBidi"/>
       <w:i/>
       <w:iCs/>
-      <w:color w:themeColor="text1" w:themeTint="D8" w:val="272727"/>
+      <w:color w:val="272727" w:themeColor="text1" w:themeTint="D8"/>
     </w:rPr>
   </w:style>
-  <w:style w:styleId="Heading9" w:type="paragraph">
+  <w:style w:type="paragraph" w:styleId="Heading9">
     <w:name w:val="heading 9"/>
     <w:basedOn w:val="Normal"/>
     <w:next w:val="BodyText"/>
@@ -2345,24 +5146,201 @@
       <w:outlineLvl w:val="8"/>
     </w:pPr>
     <w:rPr>
-      <w:rFonts w:cstheme="majorBidi" w:eastAsiaTheme="majorEastAsia"/>
-      <w:color w:themeColor="text1" w:themeTint="D8" w:val="272727"/>
+      <w:rFonts w:eastAsiaTheme="majorEastAsia" w:cstheme="majorBidi"/>
+      <w:color w:val="272727" w:themeColor="text1" w:themeTint="D8"/>
     </w:rPr>
   </w:style>
-  <w:style w:customStyle="1" w:styleId="Heading1Char" w:type="character">
+  <w:style w:type="character" w:default="1" w:styleId="DefaultParagraphFont">
+    <w:name w:val="Default Paragraph Font"/>
+    <w:uiPriority w:val="1"/>
+    <w:unhideWhenUsed/>
+  </w:style>
+  <w:style w:type="table" w:default="1" w:styleId="TableNormal">
+    <w:name w:val="Normal Table"/>
+    <w:uiPriority w:val="99"/>
+    <w:semiHidden/>
+    <w:unhideWhenUsed/>
+    <w:tblPr>
+      <w:tblInd w:w="0" w:type="dxa"/>
+      <w:tblCellMar>
+        <w:top w:w="0" w:type="dxa"/>
+        <w:left w:w="108" w:type="dxa"/>
+        <w:bottom w:w="0" w:type="dxa"/>
+        <w:right w:w="108" w:type="dxa"/>
+      </w:tblCellMar>
+    </w:tblPr>
+  </w:style>
+  <w:style w:type="numbering" w:default="1" w:styleId="NoList">
+    <w:name w:val="No List"/>
+    <w:uiPriority w:val="99"/>
+    <w:semiHidden/>
+    <w:unhideWhenUsed/>
+  </w:style>
+  <w:style w:type="paragraph" w:styleId="BodyText">
+    <w:name w:val="Body Text"/>
+    <w:basedOn w:val="Normal"/>
+    <w:qFormat/>
+    <w:pPr>
+      <w:spacing w:before="180" w:after="180"/>
+    </w:pPr>
+  </w:style>
+  <w:style w:type="paragraph" w:customStyle="1" w:styleId="FirstParagraph">
+    <w:name w:val="First Paragraph"/>
+    <w:basedOn w:val="BodyText"/>
+    <w:next w:val="BodyText"/>
+    <w:qFormat/>
+  </w:style>
+  <w:style w:type="paragraph" w:customStyle="1" w:styleId="Compact">
+    <w:name w:val="Compact"/>
+    <w:basedOn w:val="BodyText"/>
+    <w:qFormat/>
+    <w:pPr>
+      <w:spacing w:before="36" w:after="36"/>
+    </w:pPr>
+  </w:style>
+  <w:style w:type="paragraph" w:styleId="Title">
+    <w:name w:val="Title"/>
+    <w:basedOn w:val="Normal"/>
+    <w:next w:val="BodyText"/>
+    <w:link w:val="TitleChar"/>
+    <w:uiPriority w:val="10"/>
+    <w:qFormat/>
+    <w:rsid w:val="00A10FD9"/>
+    <w:pPr>
+      <w:spacing w:after="80"/>
+      <w:contextualSpacing/>
+      <w:jc w:val="center"/>
+    </w:pPr>
+    <w:rPr>
+      <w:rFonts w:asciiTheme="majorHAnsi" w:eastAsiaTheme="majorEastAsia" w:hAnsiTheme="majorHAnsi" w:cstheme="majorBidi"/>
+      <w:sz w:val="56"/>
+      <w:szCs w:val="56"/>
+    </w:rPr>
+  </w:style>
+  <w:style w:type="character" w:customStyle="1" w:styleId="TitleChar">
+    <w:name w:val="Title Char"/>
+    <w:basedOn w:val="DefaultParagraphFont"/>
+    <w:link w:val="Title"/>
+    <w:uiPriority w:val="10"/>
+    <w:rsid w:val="00A10FD9"/>
+    <w:rPr>
+      <w:rFonts w:asciiTheme="majorHAnsi" w:eastAsiaTheme="majorEastAsia" w:hAnsiTheme="majorHAnsi" w:cstheme="majorBidi"/>
+      <w:sz w:val="56"/>
+      <w:szCs w:val="56"/>
+    </w:rPr>
+  </w:style>
+  <w:style w:type="paragraph" w:styleId="Subtitle">
+    <w:name w:val="Subtitle"/>
+    <w:basedOn w:val="Title"/>
+    <w:next w:val="BodyText"/>
+    <w:link w:val="SubtitleChar"/>
+    <w:uiPriority w:val="11"/>
+    <w:qFormat/>
+    <w:rsid w:val="00A10FD9"/>
+    <w:pPr>
+      <w:numPr>
+        <w:ilvl w:val="1"/>
+      </w:numPr>
+    </w:pPr>
+    <w:rPr>
+      <w:spacing w:val="15"/>
+      <w:sz w:val="28"/>
+      <w:szCs w:val="28"/>
+    </w:rPr>
+  </w:style>
+  <w:style w:type="character" w:customStyle="1" w:styleId="SubtitleChar">
+    <w:name w:val="Subtitle Char"/>
+    <w:basedOn w:val="DefaultParagraphFont"/>
+    <w:link w:val="Subtitle"/>
+    <w:uiPriority w:val="11"/>
+    <w:rsid w:val="00A10FD9"/>
+    <w:rPr>
+      <w:rFonts w:eastAsiaTheme="majorEastAsia" w:cstheme="majorBidi"/>
+      <w:color w:val="595959" w:themeColor="text1" w:themeTint="A6"/>
+      <w:spacing w:val="15"/>
+      <w:sz w:val="28"/>
+      <w:szCs w:val="28"/>
+    </w:rPr>
+  </w:style>
+  <w:style w:type="paragraph" w:customStyle="1" w:styleId="Author">
+    <w:name w:val="Author"/>
+    <w:basedOn w:val="Title"/>
+    <w:next w:val="BodyText"/>
+    <w:qFormat/>
+    <w:pPr>
+      <w:keepNext/>
+      <w:keepLines/>
+    </w:pPr>
+    <w:rPr>
+      <w:sz w:val="24"/>
+      <w:szCs w:val="24"/>
+    </w:rPr>
+  </w:style>
+  <w:style w:type="paragraph" w:styleId="Date">
+    <w:name w:val="Date"/>
+    <w:basedOn w:val="Title"/>
+    <w:next w:val="BodyText"/>
+    <w:qFormat/>
+    <w:pPr>
+      <w:keepNext/>
+      <w:keepLines/>
+    </w:pPr>
+    <w:rPr>
+      <w:sz w:val="24"/>
+      <w:szCs w:val="24"/>
+    </w:rPr>
+  </w:style>
+  <w:style w:type="paragraph" w:customStyle="1" w:styleId="AbstractTitle">
+    <w:name w:val="Abstract Title"/>
+    <w:basedOn w:val="Normal"/>
+    <w:next w:val="Abstract"/>
+    <w:qFormat/>
+    <w:pPr>
+      <w:keepNext/>
+      <w:keepLines/>
+      <w:spacing w:before="300" w:after="0"/>
+      <w:jc w:val="center"/>
+    </w:pPr>
+    <w:rPr>
+      <w:b/>
+      <w:sz w:val="20"/>
+      <w:szCs w:val="20"/>
+    </w:rPr>
+  </w:style>
+  <w:style w:type="paragraph" w:customStyle="1" w:styleId="Abstract">
+    <w:name w:val="Abstract"/>
+    <w:basedOn w:val="Normal"/>
+    <w:next w:val="BodyText"/>
+    <w:qFormat/>
+    <w:pPr>
+      <w:keepNext/>
+      <w:keepLines/>
+      <w:spacing w:before="100" w:after="300"/>
+    </w:pPr>
+    <w:rPr>
+      <w:sz w:val="20"/>
+      <w:szCs w:val="20"/>
+    </w:rPr>
+  </w:style>
+  <w:style w:type="paragraph" w:styleId="Bibliography">
+    <w:name w:val="Bibliography"/>
+    <w:basedOn w:val="Normal"/>
+    <w:qFormat/>
+  </w:style>
+  <w:style w:type="character" w:customStyle="1" w:styleId="Heading1Char">
     <w:name w:val="Heading 1 Char"/>
     <w:basedOn w:val="DefaultParagraphFont"/>
     <w:link w:val="Heading1"/>
     <w:uiPriority w:val="9"/>
     <w:rsid w:val="00A10FD9"/>
     <w:rPr>
-      <w:rFonts w:asciiTheme="majorHAnsi" w:cstheme="majorBidi" w:eastAsiaTheme="majorEastAsia" w:hAnsiTheme="majorHAnsi"/>
-      <w:color w:themeColor="accent1" w:themeShade="BF" w:val="0F4761"/>
+      <w:rFonts w:asciiTheme="majorHAnsi" w:eastAsiaTheme="majorEastAsia" w:hAnsiTheme="majorHAnsi" w:cstheme="majorBidi"/>
+      <w:color w:val="0F4761" w:themeColor="accent1" w:themeShade="BF"/>
       <w:sz w:val="40"/>
       <w:szCs w:val="40"/>
     </w:rPr>
   </w:style>
-  <w:style w:customStyle="1" w:styleId="Heading2Char" w:type="character">
+  <w:style w:type="character" w:customStyle="1" w:styleId="Heading2Char">
     <w:name w:val="Heading 2 Char"/>
     <w:basedOn w:val="DefaultParagraphFont"/>
     <w:link w:val="Heading2"/>
@@ -2370,13 +5348,13 @@
     <w:semiHidden/>
     <w:rsid w:val="00A10FD9"/>
     <w:rPr>
-      <w:rFonts w:asciiTheme="majorHAnsi" w:cstheme="majorBidi" w:eastAsiaTheme="majorEastAsia" w:hAnsiTheme="majorHAnsi"/>
-      <w:color w:themeColor="accent1" w:themeShade="BF" w:val="0F4761"/>
+      <w:rFonts w:asciiTheme="majorHAnsi" w:eastAsiaTheme="majorEastAsia" w:hAnsiTheme="majorHAnsi" w:cstheme="majorBidi"/>
+      <w:color w:val="0F4761" w:themeColor="accent1" w:themeShade="BF"/>
       <w:sz w:val="32"/>
       <w:szCs w:val="32"/>
     </w:rPr>
   </w:style>
-  <w:style w:customStyle="1" w:styleId="Heading3Char" w:type="character">
+  <w:style w:type="character" w:customStyle="1" w:styleId="Heading3Char">
     <w:name w:val="Heading 3 Char"/>
     <w:basedOn w:val="DefaultParagraphFont"/>
     <w:link w:val="Heading3"/>
@@ -2384,13 +5362,13 @@
     <w:semiHidden/>
     <w:rsid w:val="00A10FD9"/>
     <w:rPr>
-      <w:rFonts w:cstheme="majorBidi" w:eastAsiaTheme="majorEastAsia"/>
-      <w:color w:themeColor="accent1" w:themeShade="BF" w:val="0F4761"/>
+      <w:rFonts w:eastAsiaTheme="majorEastAsia" w:cstheme="majorBidi"/>
+      <w:color w:val="0F4761" w:themeColor="accent1" w:themeShade="BF"/>
       <w:sz w:val="28"/>
       <w:szCs w:val="28"/>
     </w:rPr>
   </w:style>
-  <w:style w:customStyle="1" w:styleId="Heading4Char" w:type="character">
+  <w:style w:type="character" w:customStyle="1" w:styleId="Heading4Char">
     <w:name w:val="Heading 4 Char"/>
     <w:basedOn w:val="DefaultParagraphFont"/>
     <w:link w:val="Heading4"/>
@@ -2398,13 +5376,13 @@
     <w:semiHidden/>
     <w:rsid w:val="00A10FD9"/>
     <w:rPr>
-      <w:rFonts w:cstheme="majorBidi" w:eastAsiaTheme="majorEastAsia"/>
+      <w:rFonts w:eastAsiaTheme="majorEastAsia" w:cstheme="majorBidi"/>
       <w:i/>
       <w:iCs/>
-      <w:color w:themeColor="accent1" w:themeShade="BF" w:val="0F4761"/>
+      <w:color w:val="0F4761" w:themeColor="accent1" w:themeShade="BF"/>
     </w:rPr>
   </w:style>
-  <w:style w:customStyle="1" w:styleId="Heading5Char" w:type="character">
+  <w:style w:type="character" w:customStyle="1" w:styleId="Heading5Char">
     <w:name w:val="Heading 5 Char"/>
     <w:basedOn w:val="DefaultParagraphFont"/>
     <w:link w:val="Heading5"/>
@@ -2412,11 +5390,11 @@
     <w:semiHidden/>
     <w:rsid w:val="00A10FD9"/>
     <w:rPr>
-      <w:rFonts w:cstheme="majorBidi" w:eastAsiaTheme="majorEastAsia"/>
-      <w:color w:themeColor="accent1" w:themeShade="BF" w:val="0F4761"/>
+      <w:rFonts w:eastAsiaTheme="majorEastAsia" w:cstheme="majorBidi"/>
+      <w:color w:val="0F4761" w:themeColor="accent1" w:themeShade="BF"/>
     </w:rPr>
   </w:style>
-  <w:style w:customStyle="1" w:styleId="Heading6Char" w:type="character">
+  <w:style w:type="character" w:customStyle="1" w:styleId="Heading6Char">
     <w:name w:val="Heading 6 Char"/>
     <w:basedOn w:val="DefaultParagraphFont"/>
     <w:link w:val="Heading6"/>
@@ -2424,13 +5402,13 @@
     <w:semiHidden/>
     <w:rsid w:val="00A10FD9"/>
     <w:rPr>
-      <w:rFonts w:cstheme="majorBidi" w:eastAsiaTheme="majorEastAsia"/>
+      <w:rFonts w:eastAsiaTheme="majorEastAsia" w:cstheme="majorBidi"/>
       <w:i/>
       <w:iCs/>
-      <w:color w:themeColor="text1" w:themeTint="A6" w:val="595959"/>
+      <w:color w:val="595959" w:themeColor="text1" w:themeTint="A6"/>
     </w:rPr>
   </w:style>
-  <w:style w:customStyle="1" w:styleId="Heading7Char" w:type="character">
+  <w:style w:type="character" w:customStyle="1" w:styleId="Heading7Char">
     <w:name w:val="Heading 7 Char"/>
     <w:basedOn w:val="DefaultParagraphFont"/>
     <w:link w:val="Heading7"/>
@@ -2438,11 +5416,11 @@
     <w:semiHidden/>
     <w:rsid w:val="00A10FD9"/>
     <w:rPr>
-      <w:rFonts w:cstheme="majorBidi" w:eastAsiaTheme="majorEastAsia"/>
-      <w:color w:themeColor="text1" w:themeTint="A6" w:val="595959"/>
+      <w:rFonts w:eastAsiaTheme="majorEastAsia" w:cstheme="majorBidi"/>
+      <w:color w:val="595959" w:themeColor="text1" w:themeTint="A6"/>
     </w:rPr>
   </w:style>
-  <w:style w:customStyle="1" w:styleId="Heading8Char" w:type="character">
+  <w:style w:type="character" w:customStyle="1" w:styleId="Heading8Char">
     <w:name w:val="Heading 8 Char"/>
     <w:basedOn w:val="DefaultParagraphFont"/>
     <w:link w:val="Heading8"/>
@@ -2450,13 +5428,13 @@
     <w:semiHidden/>
     <w:rsid w:val="00A10FD9"/>
     <w:rPr>
-      <w:rFonts w:cstheme="majorBidi" w:eastAsiaTheme="majorEastAsia"/>
+      <w:rFonts w:eastAsiaTheme="majorEastAsia" w:cstheme="majorBidi"/>
       <w:i/>
       <w:iCs/>
-      <w:color w:themeColor="text1" w:themeTint="D8" w:val="272727"/>
+      <w:color w:val="272727" w:themeColor="text1" w:themeTint="D8"/>
     </w:rPr>
   </w:style>
-  <w:style w:customStyle="1" w:styleId="Heading9Char" w:type="character">
+  <w:style w:type="character" w:customStyle="1" w:styleId="Heading9Char">
     <w:name w:val="Heading 9 Char"/>
     <w:basedOn w:val="DefaultParagraphFont"/>
     <w:link w:val="Heading9"/>
@@ -2464,11 +5442,11 @@
     <w:semiHidden/>
     <w:rsid w:val="00A10FD9"/>
     <w:rPr>
-      <w:rFonts w:cstheme="majorBidi" w:eastAsiaTheme="majorEastAsia"/>
-      <w:color w:themeColor="text1" w:themeTint="D8" w:val="272727"/>
+      <w:rFonts w:eastAsiaTheme="majorEastAsia" w:cstheme="majorBidi"/>
+      <w:color w:val="272727" w:themeColor="text1" w:themeTint="D8"/>
     </w:rPr>
   </w:style>
-  <w:style w:styleId="BlockText" w:type="paragraph">
+  <w:style w:type="paragraph" w:styleId="BlockText">
     <w:name w:val="Block Text"/>
     <w:basedOn w:val="BodyText"/>
     <w:next w:val="BodyText"/>
@@ -2476,19 +5454,18 @@
     <w:unhideWhenUsed/>
     <w:qFormat/>
     <w:pPr>
-      <w:spacing w:after="100" w:before="100"/>
-      <w:ind w:firstLine="0" w:left="480" w:right="480"/>
+      <w:spacing w:before="100" w:after="100"/>
+      <w:ind w:left="480" w:right="480"/>
     </w:pPr>
   </w:style>
-  <w:style w:styleId="FootnoteText" w:type="paragraph">
-    <w:name w:val="Footnote Text"/>
+  <w:style w:type="paragraph" w:styleId="FootnoteText">
+    <w:name w:val="footnote text"/>
     <w:basedOn w:val="Normal"/>
-    <w:next w:val="FootnoteText"/>
     <w:uiPriority w:val="9"/>
     <w:unhideWhenUsed/>
     <w:qFormat/>
   </w:style>
-  <w:style w:styleId="FootnoteBlockText" w:type="paragraph">
+  <w:style w:type="paragraph" w:customStyle="1" w:styleId="FootnoteBlockText">
     <w:name w:val="Footnote Block Text"/>
     <w:basedOn w:val="FootnoteText"/>
     <w:next w:val="FootnoteText"/>
@@ -2496,40 +5473,35 @@
     <w:unhideWhenUsed/>
     <w:qFormat/>
     <w:pPr>
-      <w:spacing w:after="100" w:before="100"/>
-      <w:ind w:firstLine="0" w:left="480" w:right="480"/>
+      <w:spacing w:before="100" w:after="100"/>
+      <w:ind w:left="480" w:right="480"/>
     </w:pPr>
   </w:style>
-  <w:style w:default="1" w:styleId="DefaultParagraphFont" w:type="character">
-    <w:name w:val="Default Paragraph Font"/>
-    <w:semiHidden/>
-    <w:unhideWhenUsed/>
-  </w:style>
-  <w:style w:default="1" w:styleId="Table" w:type="table">
+  <w:style w:type="table" w:customStyle="1" w:styleId="Table">
     <w:name w:val="Table"/>
-    <w:basedOn w:val="TableNormal"/>
     <w:semiHidden/>
     <w:unhideWhenUsed/>
     <w:qFormat/>
     <w:tblPr>
-      <w:tblInd w:type="dxa" w:w="0"/>
+      <w:tblInd w:w="0" w:type="dxa"/>
       <w:tblCellMar>
-        <w:top w:type="dxa" w:w="0"/>
-        <w:left w:type="dxa" w:w="108"/>
-        <w:bottom w:type="dxa" w:w="0"/>
-        <w:right w:type="dxa" w:w="108"/>
+        <w:top w:w="0" w:type="dxa"/>
+        <w:left w:w="108" w:type="dxa"/>
+        <w:bottom w:w="0" w:type="dxa"/>
+        <w:right w:w="108" w:type="dxa"/>
       </w:tblCellMar>
     </w:tblPr>
     <w:tblStylePr w:type="firstRow">
+      <w:tblPr/>
       <w:tcPr>
         <w:tcBorders>
-          <w:bottom w:val="single"/>
+          <w:bottom w:val="single" w:sz="0" w:space="0" w:color="auto"/>
         </w:tcBorders>
         <w:vAlign w:val="bottom"/>
       </w:tcPr>
     </w:tblStylePr>
   </w:style>
-  <w:style w:customStyle="1" w:styleId="DefinitionTerm" w:type="paragraph">
+  <w:style w:type="paragraph" w:customStyle="1" w:styleId="DefinitionTerm">
     <w:name w:val="Definition Term"/>
     <w:basedOn w:val="Normal"/>
     <w:next w:val="Definition"/>
@@ -2542,75 +5514,76 @@
       <w:b/>
     </w:rPr>
   </w:style>
-  <w:style w:customStyle="1" w:styleId="Definition" w:type="paragraph">
+  <w:style w:type="paragraph" w:customStyle="1" w:styleId="Definition">
     <w:name w:val="Definition"/>
     <w:basedOn w:val="Normal"/>
   </w:style>
-  <w:style w:styleId="Caption" w:type="paragraph">
-    <w:name w:val="Caption"/>
+  <w:style w:type="paragraph" w:styleId="Caption">
+    <w:name w:val="caption"/>
     <w:basedOn w:val="Normal"/>
-    <w:link w:val="BodyTextChar"/>
+    <w:link w:val="CaptionChar"/>
     <w:pPr>
-      <w:spacing w:after="120" w:before="0"/>
+      <w:spacing w:after="120"/>
     </w:pPr>
     <w:rPr>
       <w:i/>
     </w:rPr>
   </w:style>
-  <w:style w:customStyle="1" w:styleId="TableCaption" w:type="paragraph">
+  <w:style w:type="paragraph" w:customStyle="1" w:styleId="TableCaption">
     <w:name w:val="Table Caption"/>
     <w:basedOn w:val="Caption"/>
     <w:pPr>
       <w:keepNext/>
     </w:pPr>
   </w:style>
-  <w:style w:customStyle="1" w:styleId="ImageCaption" w:type="paragraph">
+  <w:style w:type="paragraph" w:customStyle="1" w:styleId="ImageCaption">
     <w:name w:val="Image Caption"/>
     <w:basedOn w:val="Caption"/>
   </w:style>
-  <w:style w:customStyle="1" w:styleId="Figure" w:type="paragraph">
+  <w:style w:type="paragraph" w:customStyle="1" w:styleId="Figure">
     <w:name w:val="Figure"/>
     <w:basedOn w:val="Normal"/>
   </w:style>
-  <w:style w:customStyle="1" w:styleId="CaptionedFigure" w:type="paragraph">
+  <w:style w:type="paragraph" w:customStyle="1" w:styleId="CaptionedFigure">
     <w:name w:val="Captioned Figure"/>
     <w:basedOn w:val="Figure"/>
     <w:pPr>
       <w:keepNext/>
     </w:pPr>
   </w:style>
-  <w:style w:customStyle="1" w:styleId="BodyTextChar" w:type="character">
-    <w:name w:val="Body Text Char"/>
+  <w:style w:type="character" w:customStyle="1" w:styleId="CaptionChar">
+    <w:name w:val="Caption Char"/>
     <w:basedOn w:val="DefaultParagraphFont"/>
-    <w:link w:val="BodyText"/>
-  </w:style>
-  <w:style w:customStyle="1" w:styleId="VerbatimChar" w:type="character">
+    <w:link w:val="Caption"/>
+  </w:style>
+  <w:style w:type="character" w:customStyle="1" w:styleId="VerbatimChar">
     <w:name w:val="Verbatim Char"/>
-    <w:basedOn w:val="BodyTextChar"/>
+    <w:basedOn w:val="CaptionChar"/>
+    <w:link w:val="SourceCode"/>
     <w:rPr>
       <w:rFonts w:ascii="Consolas" w:hAnsi="Consolas"/>
       <w:sz w:val="22"/>
     </w:rPr>
   </w:style>
-  <w:style w:customStyle="1" w:styleId="SectionNumber" w:type="character">
+  <w:style w:type="character" w:customStyle="1" w:styleId="SectionNumber">
     <w:name w:val="Section Number"/>
-    <w:basedOn w:val="BodyTextChar"/>
-  </w:style>
-  <w:style w:styleId="FootnoteReference" w:type="character">
-    <w:name w:val="Footnote Reference"/>
-    <w:basedOn w:val="BodyTextChar"/>
+    <w:basedOn w:val="CaptionChar"/>
+  </w:style>
+  <w:style w:type="character" w:styleId="FootnoteReference">
+    <w:name w:val="footnote reference"/>
+    <w:basedOn w:val="CaptionChar"/>
     <w:rPr>
       <w:vertAlign w:val="superscript"/>
     </w:rPr>
   </w:style>
-  <w:style w:styleId="Hyperlink" w:type="character">
+  <w:style w:type="character" w:styleId="Hyperlink">
     <w:name w:val="Hyperlink"/>
-    <w:basedOn w:val="BodyTextChar"/>
+    <w:basedOn w:val="CaptionChar"/>
     <w:rPr>
-      <w:color w:themeColor="accent1" w:val="4F81BD"/>
+      <w:color w:val="156082" w:themeColor="accent1"/>
     </w:rPr>
   </w:style>
-  <w:style w:styleId="TOCHeading" w:type="paragraph">
+  <w:style w:type="paragraph" w:styleId="TOCHeading">
     <w:name w:val="TOC Heading"/>
     <w:basedOn w:val="Heading1"/>
     <w:next w:val="BodyText"/>
@@ -2621,246 +5594,305 @@
       <w:spacing w:before="240" w:line="259" w:lineRule="auto"/>
       <w:outlineLvl w:val="9"/>
     </w:pPr>
-    <w:rPr>
-      <w:rFonts w:asciiTheme="majorHAnsi" w:cstheme="majorBidi" w:eastAsiaTheme="majorEastAsia" w:hAnsiTheme="majorHAnsi"/>
-      <w:b w:val="0"/>
-      <w:bCs w:val="0"/>
-      <w:color w:themeColor="accent1" w:themeShade="BF" w:val="365F91"/>
-    </w:rPr>
   </w:style>
   <w:style w:type="paragraph" w:customStyle="1" w:styleId="SourceCode">
     <w:name w:val="Source Code"/>
     <w:basedOn w:val="Normal"/>
     <w:link w:val="VerbatimChar"/>
     <w:pPr>
-      <w:wordWrap w:val="off"/>
+      <w:wordWrap w:val="0"/>
     </w:pPr>
   </w:style>
   <w:style w:type="character" w:customStyle="1" w:styleId="KeywordTok">
     <w:name w:val="KeywordTok"/>
     <w:basedOn w:val="VerbatimChar"/>
     <w:rPr>
+      <w:rFonts w:ascii="Consolas" w:hAnsi="Consolas"/>
       <w:b/>
       <w:color w:val="007020"/>
+      <w:sz w:val="22"/>
     </w:rPr>
   </w:style>
   <w:style w:type="character" w:customStyle="1" w:styleId="DataTypeTok">
     <w:name w:val="DataTypeTok"/>
     <w:basedOn w:val="VerbatimChar"/>
     <w:rPr>
+      <w:rFonts w:ascii="Consolas" w:hAnsi="Consolas"/>
       <w:color w:val="902000"/>
+      <w:sz w:val="22"/>
     </w:rPr>
   </w:style>
   <w:style w:type="character" w:customStyle="1" w:styleId="DecValTok">
     <w:name w:val="DecValTok"/>
     <w:basedOn w:val="VerbatimChar"/>
     <w:rPr>
-      <w:color w:val="40a070"/>
+      <w:rFonts w:ascii="Consolas" w:hAnsi="Consolas"/>
+      <w:color w:val="40A070"/>
+      <w:sz w:val="22"/>
     </w:rPr>
   </w:style>
   <w:style w:type="character" w:customStyle="1" w:styleId="BaseNTok">
     <w:name w:val="BaseNTok"/>
     <w:basedOn w:val="VerbatimChar"/>
     <w:rPr>
-      <w:color w:val="40a070"/>
+      <w:rFonts w:ascii="Consolas" w:hAnsi="Consolas"/>
+      <w:color w:val="40A070"/>
+      <w:sz w:val="22"/>
     </w:rPr>
   </w:style>
   <w:style w:type="character" w:customStyle="1" w:styleId="FloatTok">
     <w:name w:val="FloatTok"/>
     <w:basedOn w:val="VerbatimChar"/>
     <w:rPr>
-      <w:color w:val="40a070"/>
+      <w:rFonts w:ascii="Consolas" w:hAnsi="Consolas"/>
+      <w:color w:val="40A070"/>
+      <w:sz w:val="22"/>
     </w:rPr>
   </w:style>
   <w:style w:type="character" w:customStyle="1" w:styleId="ConstantTok">
     <w:name w:val="ConstantTok"/>
     <w:basedOn w:val="VerbatimChar"/>
     <w:rPr>
+      <w:rFonts w:ascii="Consolas" w:hAnsi="Consolas"/>
       <w:color w:val="880000"/>
+      <w:sz w:val="22"/>
     </w:rPr>
   </w:style>
   <w:style w:type="character" w:customStyle="1" w:styleId="CharTok">
     <w:name w:val="CharTok"/>
     <w:basedOn w:val="VerbatimChar"/>
     <w:rPr>
-      <w:color w:val="4070a0"/>
+      <w:rFonts w:ascii="Consolas" w:hAnsi="Consolas"/>
+      <w:color w:val="4070A0"/>
+      <w:sz w:val="22"/>
     </w:rPr>
   </w:style>
   <w:style w:type="character" w:customStyle="1" w:styleId="SpecialCharTok">
     <w:name w:val="SpecialCharTok"/>
     <w:basedOn w:val="VerbatimChar"/>
     <w:rPr>
-      <w:color w:val="4070a0"/>
+      <w:rFonts w:ascii="Consolas" w:hAnsi="Consolas"/>
+      <w:color w:val="4070A0"/>
+      <w:sz w:val="22"/>
     </w:rPr>
   </w:style>
   <w:style w:type="character" w:customStyle="1" w:styleId="StringTok">
     <w:name w:val="StringTok"/>
     <w:basedOn w:val="VerbatimChar"/>
     <w:rPr>
-      <w:color w:val="4070a0"/>
+      <w:rFonts w:ascii="Consolas" w:hAnsi="Consolas"/>
+      <w:color w:val="4070A0"/>
+      <w:sz w:val="22"/>
     </w:rPr>
   </w:style>
   <w:style w:type="character" w:customStyle="1" w:styleId="VerbatimStringTok">
     <w:name w:val="VerbatimStringTok"/>
     <w:basedOn w:val="VerbatimChar"/>
     <w:rPr>
-      <w:color w:val="4070a0"/>
+      <w:rFonts w:ascii="Consolas" w:hAnsi="Consolas"/>
+      <w:color w:val="4070A0"/>
+      <w:sz w:val="22"/>
     </w:rPr>
   </w:style>
   <w:style w:type="character" w:customStyle="1" w:styleId="SpecialStringTok">
     <w:name w:val="SpecialStringTok"/>
     <w:basedOn w:val="VerbatimChar"/>
     <w:rPr>
-      <w:color w:val="bb6688"/>
+      <w:rFonts w:ascii="Consolas" w:hAnsi="Consolas"/>
+      <w:color w:val="BB6688"/>
+      <w:sz w:val="22"/>
     </w:rPr>
   </w:style>
   <w:style w:type="character" w:customStyle="1" w:styleId="ImportTok">
     <w:name w:val="ImportTok"/>
     <w:basedOn w:val="VerbatimChar"/>
     <w:rPr>
+      <w:rFonts w:ascii="Consolas" w:hAnsi="Consolas"/>
       <w:b/>
       <w:color w:val="008000"/>
+      <w:sz w:val="22"/>
     </w:rPr>
   </w:style>
   <w:style w:type="character" w:customStyle="1" w:styleId="CommentTok">
     <w:name w:val="CommentTok"/>
     <w:basedOn w:val="VerbatimChar"/>
     <w:rPr>
+      <w:rFonts w:ascii="Consolas" w:hAnsi="Consolas"/>
       <w:i/>
-      <w:color w:val="60a0b0"/>
+      <w:color w:val="60A0B0"/>
+      <w:sz w:val="22"/>
     </w:rPr>
   </w:style>
   <w:style w:type="character" w:customStyle="1" w:styleId="DocumentationTok">
     <w:name w:val="DocumentationTok"/>
     <w:basedOn w:val="VerbatimChar"/>
     <w:rPr>
+      <w:rFonts w:ascii="Consolas" w:hAnsi="Consolas"/>
       <w:i/>
-      <w:color w:val="ba2121"/>
+      <w:color w:val="BA2121"/>
+      <w:sz w:val="22"/>
     </w:rPr>
   </w:style>
   <w:style w:type="character" w:customStyle="1" w:styleId="AnnotationTok">
     <w:name w:val="AnnotationTok"/>
     <w:basedOn w:val="VerbatimChar"/>
     <w:rPr>
+      <w:rFonts w:ascii="Consolas" w:hAnsi="Consolas"/>
       <w:b/>
       <w:i/>
-      <w:color w:val="60a0b0"/>
+      <w:color w:val="60A0B0"/>
+      <w:sz w:val="22"/>
     </w:rPr>
   </w:style>
   <w:style w:type="character" w:customStyle="1" w:styleId="CommentVarTok">
     <w:name w:val="CommentVarTok"/>
     <w:basedOn w:val="VerbatimChar"/>
     <w:rPr>
+      <w:rFonts w:ascii="Consolas" w:hAnsi="Consolas"/>
       <w:b/>
       <w:i/>
-      <w:color w:val="60a0b0"/>
+      <w:color w:val="60A0B0"/>
+      <w:sz w:val="22"/>
     </w:rPr>
   </w:style>
   <w:style w:type="character" w:customStyle="1" w:styleId="OtherTok">
     <w:name w:val="OtherTok"/>
     <w:basedOn w:val="VerbatimChar"/>
     <w:rPr>
+      <w:rFonts w:ascii="Consolas" w:hAnsi="Consolas"/>
       <w:color w:val="007020"/>
+      <w:sz w:val="22"/>
     </w:rPr>
   </w:style>
   <w:style w:type="character" w:customStyle="1" w:styleId="FunctionTok">
     <w:name w:val="FunctionTok"/>
     <w:basedOn w:val="VerbatimChar"/>
     <w:rPr>
-      <w:color w:val="06287e"/>
+      <w:rFonts w:ascii="Consolas" w:hAnsi="Consolas"/>
+      <w:color w:val="06287E"/>
+      <w:sz w:val="22"/>
     </w:rPr>
   </w:style>
   <w:style w:type="character" w:customStyle="1" w:styleId="VariableTok">
     <w:name w:val="VariableTok"/>
     <w:basedOn w:val="VerbatimChar"/>
     <w:rPr>
-      <w:color w:val="19177c"/>
+      <w:rFonts w:ascii="Consolas" w:hAnsi="Consolas"/>
+      <w:color w:val="19177C"/>
+      <w:sz w:val="22"/>
     </w:rPr>
   </w:style>
   <w:style w:type="character" w:customStyle="1" w:styleId="ControlFlowTok">
     <w:name w:val="ControlFlowTok"/>
     <w:basedOn w:val="VerbatimChar"/>
     <w:rPr>
+      <w:rFonts w:ascii="Consolas" w:hAnsi="Consolas"/>
       <w:b/>
       <w:color w:val="007020"/>
+      <w:sz w:val="22"/>
     </w:rPr>
   </w:style>
   <w:style w:type="character" w:customStyle="1" w:styleId="OperatorTok">
     <w:name w:val="OperatorTok"/>
     <w:basedOn w:val="VerbatimChar"/>
     <w:rPr>
+      <w:rFonts w:ascii="Consolas" w:hAnsi="Consolas"/>
       <w:color w:val="666666"/>
+      <w:sz w:val="22"/>
     </w:rPr>
   </w:style>
   <w:style w:type="character" w:customStyle="1" w:styleId="BuiltInTok">
     <w:name w:val="BuiltInTok"/>
     <w:basedOn w:val="VerbatimChar"/>
     <w:rPr>
+      <w:rFonts w:ascii="Consolas" w:hAnsi="Consolas"/>
       <w:color w:val="008000"/>
+      <w:sz w:val="22"/>
     </w:rPr>
   </w:style>
   <w:style w:type="character" w:customStyle="1" w:styleId="ExtensionTok">
     <w:name w:val="ExtensionTok"/>
     <w:basedOn w:val="VerbatimChar"/>
-    <w:rPr/>
+    <w:rPr>
+      <w:rFonts w:ascii="Consolas" w:hAnsi="Consolas"/>
+      <w:sz w:val="22"/>
+    </w:rPr>
   </w:style>
   <w:style w:type="character" w:customStyle="1" w:styleId="PreprocessorTok">
     <w:name w:val="PreprocessorTok"/>
     <w:basedOn w:val="VerbatimChar"/>
     <w:rPr>
-      <w:color w:val="bc7a00"/>
+      <w:rFonts w:ascii="Consolas" w:hAnsi="Consolas"/>
+      <w:color w:val="BC7A00"/>
+      <w:sz w:val="22"/>
     </w:rPr>
   </w:style>
   <w:style w:type="character" w:customStyle="1" w:styleId="AttributeTok">
     <w:name w:val="AttributeTok"/>
     <w:basedOn w:val="VerbatimChar"/>
     <w:rPr>
-      <w:color w:val="7d9029"/>
+      <w:rFonts w:ascii="Consolas" w:hAnsi="Consolas"/>
+      <w:color w:val="7D9029"/>
+      <w:sz w:val="22"/>
     </w:rPr>
   </w:style>
   <w:style w:type="character" w:customStyle="1" w:styleId="RegionMarkerTok">
     <w:name w:val="RegionMarkerTok"/>
     <w:basedOn w:val="VerbatimChar"/>
-    <w:rPr/>
+    <w:rPr>
+      <w:rFonts w:ascii="Consolas" w:hAnsi="Consolas"/>
+      <w:sz w:val="22"/>
+    </w:rPr>
   </w:style>
   <w:style w:type="character" w:customStyle="1" w:styleId="InformationTok">
     <w:name w:val="InformationTok"/>
     <w:basedOn w:val="VerbatimChar"/>
     <w:rPr>
+      <w:rFonts w:ascii="Consolas" w:hAnsi="Consolas"/>
       <w:b/>
       <w:i/>
-      <w:color w:val="60a0b0"/>
+      <w:color w:val="60A0B0"/>
+      <w:sz w:val="22"/>
     </w:rPr>
   </w:style>
   <w:style w:type="character" w:customStyle="1" w:styleId="WarningTok">
     <w:name w:val="WarningTok"/>
     <w:basedOn w:val="VerbatimChar"/>
     <w:rPr>
+      <w:rFonts w:ascii="Consolas" w:hAnsi="Consolas"/>
       <w:b/>
       <w:i/>
-      <w:color w:val="60a0b0"/>
+      <w:color w:val="60A0B0"/>
+      <w:sz w:val="22"/>
     </w:rPr>
   </w:style>
   <w:style w:type="character" w:customStyle="1" w:styleId="AlertTok">
     <w:name w:val="AlertTok"/>
     <w:basedOn w:val="VerbatimChar"/>
     <w:rPr>
+      <w:rFonts w:ascii="Consolas" w:hAnsi="Consolas"/>
       <w:b/>
-      <w:color w:val="ff0000"/>
+      <w:color w:val="FF0000"/>
+      <w:sz w:val="22"/>
     </w:rPr>
   </w:style>
   <w:style w:type="character" w:customStyle="1" w:styleId="ErrorTok">
     <w:name w:val="ErrorTok"/>
     <w:basedOn w:val="VerbatimChar"/>
     <w:rPr>
+      <w:rFonts w:ascii="Consolas" w:hAnsi="Consolas"/>
       <w:b/>
-      <w:color w:val="ff0000"/>
+      <w:color w:val="FF0000"/>
+      <w:sz w:val="22"/>
     </w:rPr>
   </w:style>
   <w:style w:type="character" w:customStyle="1" w:styleId="NormalTok">
     <w:name w:val="NormalTok"/>
     <w:basedOn w:val="VerbatimChar"/>
-    <w:rPr/>
+    <w:rPr>
+      <w:rFonts w:ascii="Consolas" w:hAnsi="Consolas"/>
+      <w:sz w:val="22"/>
+    </w:rPr>
   </w:style>
 </w:styles>
 </file>
